--- a/docs/RAPPORT_PROJET.docx
+++ b/docs/RAPPORT_PROJET.docx
@@ -86,6 +86,9 @@
       <w:r>
         <w:t>RAPPORT DE PROJET</w:t>
       </w:r>
+      <w:r>
+        <w:t xml:space="preserve"> - ERP</w:t>
+      </w:r>
     </w:p>
     <w:p>
       <w:pPr>
@@ -93,20 +96,43 @@
         <w:jc w:val="center"/>
       </w:pPr>
       <w:r>
-        <w:t>Module de Gestion d'une Officine Pharmaceutique</w:t>
-      </w:r>
+        <w:t xml:space="preserve">Module de Gestion </w:t>
+      </w:r>
+      <w:proofErr w:type="spellStart"/>
+      <w:r>
+        <w:t>d'une</w:t>
+      </w:r>
+      <w:proofErr w:type="spellEnd"/>
+      <w:r>
+        <w:t xml:space="preserve"> Officine </w:t>
+      </w:r>
+      <w:proofErr w:type="spellStart"/>
+      <w:r>
+        <w:t>Pharmaceutique</w:t>
+      </w:r>
+      <w:proofErr w:type="spellEnd"/>
     </w:p>
     <w:p>
       <w:pPr>
         <w:jc w:val="center"/>
       </w:pPr>
+      <w:proofErr w:type="spellStart"/>
       <w:r>
         <w:rPr>
           <w:i/>
           <w:color w:val="2E86C1"/>
           <w:sz w:val="24"/>
         </w:rPr>
-        <w:t>Implémenté sous Odoo 18 Community</w:t>
+        <w:t>Implémenté</w:t>
+      </w:r>
+      <w:proofErr w:type="spellEnd"/>
+      <w:r>
+        <w:rPr>
+          <w:i/>
+          <w:color w:val="2E86C1"/>
+          <w:sz w:val="24"/>
+        </w:rPr>
+        <w:t xml:space="preserve"> sous Odoo 18 Community</w:t>
       </w:r>
     </w:p>
     <w:p/>
@@ -130,12 +156,14 @@
             <w:tcW w:w="4561" w:type="dxa"/>
           </w:tcPr>
           <w:p>
+            <w:proofErr w:type="spellStart"/>
             <w:r>
               <w:rPr>
                 <w:b/>
               </w:rPr>
               <w:t>Encadrant</w:t>
             </w:r>
+            <w:proofErr w:type="spellEnd"/>
           </w:p>
         </w:tc>
         <w:tc>
@@ -144,7 +172,15 @@
           </w:tcPr>
           <w:p>
             <w:r>
-              <w:t>M. Youssoupha LAM</w:t>
+              <w:t xml:space="preserve">M. </w:t>
+            </w:r>
+            <w:proofErr w:type="spellStart"/>
+            <w:r>
+              <w:t>Youssoupha</w:t>
+            </w:r>
+            <w:proofErr w:type="spellEnd"/>
+            <w:r>
+              <w:t xml:space="preserve"> LAM</w:t>
             </w:r>
           </w:p>
         </w:tc>
@@ -172,7 +208,15 @@
           </w:tcPr>
           <w:p>
             <w:r>
-              <w:t>Pharmacie Management (pharmacie_management)</w:t>
+              <w:t>Pharmacie Management (</w:t>
+            </w:r>
+            <w:proofErr w:type="spellStart"/>
+            <w:r>
+              <w:t>pharmacie_management</w:t>
+            </w:r>
+            <w:proofErr w:type="spellEnd"/>
+            <w:r>
+              <w:t>)</w:t>
             </w:r>
           </w:p>
         </w:tc>
@@ -190,8 +234,16 @@
               <w:rPr>
                 <w:b/>
               </w:rPr>
-              <w:t>Année académique</w:t>
-            </w:r>
+              <w:t xml:space="preserve">Année </w:t>
+            </w:r>
+            <w:proofErr w:type="spellStart"/>
+            <w:r>
+              <w:rPr>
+                <w:b/>
+              </w:rPr>
+              <w:t>académique</w:t>
+            </w:r>
+            <w:proofErr w:type="spellEnd"/>
           </w:p>
         </w:tc>
         <w:tc>
@@ -214,12 +266,14 @@
             <w:tcW w:w="4561" w:type="dxa"/>
           </w:tcPr>
           <w:p>
+            <w:proofErr w:type="spellStart"/>
             <w:r>
               <w:rPr>
                 <w:b/>
               </w:rPr>
               <w:t>Plateforme</w:t>
             </w:r>
+            <w:proofErr w:type="spellEnd"/>
           </w:p>
         </w:tc>
         <w:tc>
@@ -246,8 +300,16 @@
               <w:rPr>
                 <w:b/>
               </w:rPr>
-              <w:t>Date de rendu</w:t>
-            </w:r>
+              <w:t xml:space="preserve">Date de </w:t>
+            </w:r>
+            <w:proofErr w:type="spellStart"/>
+            <w:r>
+              <w:rPr>
+                <w:b/>
+              </w:rPr>
+              <w:t>rendu</w:t>
+            </w:r>
+            <w:proofErr w:type="spellEnd"/>
           </w:p>
         </w:tc>
         <w:tc>
@@ -256,10 +318,7 @@
           </w:tcPr>
           <w:p>
             <w:r>
-              <w:t xml:space="preserve">… </w:t>
-            </w:r>
-            <w:r>
-              <w:t>2026</w:t>
+              <w:t>… 2026</w:t>
             </w:r>
           </w:p>
         </w:tc>
@@ -277,17 +336,270 @@
       </w:pPr>
       <w:r>
         <w:lastRenderedPageBreak/>
-        <w:t>1. Introduction et contexte</w:t>
-      </w:r>
+        <w:t xml:space="preserve">1. Introduction et </w:t>
+      </w:r>
+      <w:proofErr w:type="spellStart"/>
+      <w:r>
+        <w:t>contexte</w:t>
+      </w:r>
+      <w:proofErr w:type="spellEnd"/>
     </w:p>
     <w:p>
       <w:r>
-        <w:t>Ce projet a été réalisé dans le cadre du Master 2 DSGL à l'Université Alioune Diop de Bambey (Sénégal). Il consiste en la conception et l'implémentation d'un module Odoo 18 complet dédié à la gestion d'une officine pharmaceutique.</w:t>
+        <w:t xml:space="preserve">Ce </w:t>
+      </w:r>
+      <w:proofErr w:type="spellStart"/>
+      <w:r>
+        <w:t>projet</w:t>
+      </w:r>
+      <w:proofErr w:type="spellEnd"/>
+      <w:r>
+        <w:t xml:space="preserve"> a </w:t>
+      </w:r>
+      <w:proofErr w:type="spellStart"/>
+      <w:r>
+        <w:t>été</w:t>
+      </w:r>
+      <w:proofErr w:type="spellEnd"/>
+      <w:r>
+        <w:t xml:space="preserve"> </w:t>
+      </w:r>
+      <w:proofErr w:type="spellStart"/>
+      <w:r>
+        <w:t>réalisé</w:t>
+      </w:r>
+      <w:proofErr w:type="spellEnd"/>
+      <w:r>
+        <w:t xml:space="preserve"> dans le cadre du Master 2 DSGL à </w:t>
+      </w:r>
+      <w:proofErr w:type="spellStart"/>
+      <w:r>
+        <w:t>l'Université</w:t>
+      </w:r>
+      <w:proofErr w:type="spellEnd"/>
+      <w:r>
+        <w:t xml:space="preserve"> Alioune Diop de Bambey (Sénégal). Il </w:t>
+      </w:r>
+      <w:proofErr w:type="spellStart"/>
+      <w:r>
+        <w:t>consiste</w:t>
+      </w:r>
+      <w:proofErr w:type="spellEnd"/>
+      <w:r>
+        <w:t xml:space="preserve"> </w:t>
+      </w:r>
+      <w:proofErr w:type="spellStart"/>
+      <w:r>
+        <w:t>en</w:t>
+      </w:r>
+      <w:proofErr w:type="spellEnd"/>
+      <w:r>
+        <w:t xml:space="preserve"> la conception et </w:t>
+      </w:r>
+      <w:proofErr w:type="spellStart"/>
+      <w:r>
+        <w:t>l'implémentation</w:t>
+      </w:r>
+      <w:proofErr w:type="spellEnd"/>
+      <w:r>
+        <w:t xml:space="preserve"> d'un module Odoo 18 </w:t>
+      </w:r>
+      <w:proofErr w:type="spellStart"/>
+      <w:r>
+        <w:t>complet</w:t>
+      </w:r>
+      <w:proofErr w:type="spellEnd"/>
+      <w:r>
+        <w:t xml:space="preserve"> </w:t>
+      </w:r>
+      <w:proofErr w:type="spellStart"/>
+      <w:r>
+        <w:t>dédié</w:t>
+      </w:r>
+      <w:proofErr w:type="spellEnd"/>
+      <w:r>
+        <w:t xml:space="preserve"> à la gestion </w:t>
+      </w:r>
+      <w:proofErr w:type="spellStart"/>
+      <w:r>
+        <w:t>d'une</w:t>
+      </w:r>
+      <w:proofErr w:type="spellEnd"/>
+      <w:r>
+        <w:t xml:space="preserve"> </w:t>
+      </w:r>
+      <w:proofErr w:type="spellStart"/>
+      <w:r>
+        <w:t>officine</w:t>
+      </w:r>
+      <w:proofErr w:type="spellEnd"/>
+      <w:r>
+        <w:t xml:space="preserve"> </w:t>
+      </w:r>
+      <w:proofErr w:type="spellStart"/>
+      <w:r>
+        <w:t>pharmaceutique</w:t>
+      </w:r>
+      <w:proofErr w:type="spellEnd"/>
+      <w:r>
+        <w:t>.</w:t>
       </w:r>
     </w:p>
     <w:p>
       <w:r>
-        <w:t>Le secteur pharmaceutique sénégalais est encadré par la Direction de la Pharmacie et du Médicament (DPM) et soumis à des obligations réglementaires strictes : traçabilité des lots, contrôle des dates de péremption, dispensation sous ordonnance pour certains médicaments, et respect des protocoles d'approvisionnement. Notre module couvre l'ensemble de ces exigences dans un environnement ERP open-source.</w:t>
+        <w:t xml:space="preserve">Le </w:t>
+      </w:r>
+      <w:proofErr w:type="spellStart"/>
+      <w:r>
+        <w:t>secteur</w:t>
+      </w:r>
+      <w:proofErr w:type="spellEnd"/>
+      <w:r>
+        <w:t xml:space="preserve"> </w:t>
+      </w:r>
+      <w:proofErr w:type="spellStart"/>
+      <w:r>
+        <w:t>pharmaceutique</w:t>
+      </w:r>
+      <w:proofErr w:type="spellEnd"/>
+      <w:r>
+        <w:t xml:space="preserve"> </w:t>
+      </w:r>
+      <w:proofErr w:type="spellStart"/>
+      <w:r>
+        <w:t>sénégalais</w:t>
+      </w:r>
+      <w:proofErr w:type="spellEnd"/>
+      <w:r>
+        <w:t xml:space="preserve"> est </w:t>
+      </w:r>
+      <w:proofErr w:type="spellStart"/>
+      <w:r>
+        <w:t>encadré</w:t>
+      </w:r>
+      <w:proofErr w:type="spellEnd"/>
+      <w:r>
+        <w:t xml:space="preserve"> par la Direction de la Pharmacie et du </w:t>
+      </w:r>
+      <w:proofErr w:type="spellStart"/>
+      <w:r>
+        <w:t>Médicament</w:t>
+      </w:r>
+      <w:proofErr w:type="spellEnd"/>
+      <w:r>
+        <w:t xml:space="preserve"> (DPM) et </w:t>
+      </w:r>
+      <w:proofErr w:type="spellStart"/>
+      <w:r>
+        <w:t>soumis</w:t>
+      </w:r>
+      <w:proofErr w:type="spellEnd"/>
+      <w:r>
+        <w:t xml:space="preserve"> à des obligations </w:t>
+      </w:r>
+      <w:proofErr w:type="spellStart"/>
+      <w:r>
+        <w:t>réglementaires</w:t>
+      </w:r>
+      <w:proofErr w:type="spellEnd"/>
+      <w:r>
+        <w:t xml:space="preserve"> </w:t>
+      </w:r>
+      <w:proofErr w:type="spellStart"/>
+      <w:r>
+        <w:t>strictes</w:t>
+      </w:r>
+      <w:proofErr w:type="spellEnd"/>
+      <w:r>
+        <w:t xml:space="preserve"> : </w:t>
+      </w:r>
+      <w:proofErr w:type="spellStart"/>
+      <w:r>
+        <w:t>traçabilité</w:t>
+      </w:r>
+      <w:proofErr w:type="spellEnd"/>
+      <w:r>
+        <w:t xml:space="preserve"> des lots, </w:t>
+      </w:r>
+      <w:proofErr w:type="spellStart"/>
+      <w:r>
+        <w:t>contrôle</w:t>
+      </w:r>
+      <w:proofErr w:type="spellEnd"/>
+      <w:r>
+        <w:t xml:space="preserve"> des dates de </w:t>
+      </w:r>
+      <w:proofErr w:type="spellStart"/>
+      <w:r>
+        <w:t>péremption</w:t>
+      </w:r>
+      <w:proofErr w:type="spellEnd"/>
+      <w:r>
+        <w:t xml:space="preserve">, dispensation sous ordonnance pour </w:t>
+      </w:r>
+      <w:proofErr w:type="spellStart"/>
+      <w:r>
+        <w:t>certains</w:t>
+      </w:r>
+      <w:proofErr w:type="spellEnd"/>
+      <w:r>
+        <w:t xml:space="preserve"> </w:t>
+      </w:r>
+      <w:proofErr w:type="spellStart"/>
+      <w:r>
+        <w:t>médicaments</w:t>
+      </w:r>
+      <w:proofErr w:type="spellEnd"/>
+      <w:r>
+        <w:t xml:space="preserve">, et respect des </w:t>
+      </w:r>
+      <w:proofErr w:type="spellStart"/>
+      <w:r>
+        <w:t>protocoles</w:t>
+      </w:r>
+      <w:proofErr w:type="spellEnd"/>
+      <w:r>
+        <w:t xml:space="preserve"> </w:t>
+      </w:r>
+      <w:proofErr w:type="spellStart"/>
+      <w:r>
+        <w:t>d'approvisionnement</w:t>
+      </w:r>
+      <w:proofErr w:type="spellEnd"/>
+      <w:r>
+        <w:t xml:space="preserve">. Notre module </w:t>
+      </w:r>
+      <w:proofErr w:type="spellStart"/>
+      <w:r>
+        <w:t>couvre</w:t>
+      </w:r>
+      <w:proofErr w:type="spellEnd"/>
+      <w:r>
+        <w:t xml:space="preserve"> </w:t>
+      </w:r>
+      <w:proofErr w:type="spellStart"/>
+      <w:r>
+        <w:t>l'ensemble</w:t>
+      </w:r>
+      <w:proofErr w:type="spellEnd"/>
+      <w:r>
+        <w:t xml:space="preserve"> de </w:t>
+      </w:r>
+      <w:proofErr w:type="spellStart"/>
+      <w:r>
+        <w:t>ces</w:t>
+      </w:r>
+      <w:proofErr w:type="spellEnd"/>
+      <w:r>
+        <w:t xml:space="preserve"> exigences dans un </w:t>
+      </w:r>
+      <w:proofErr w:type="spellStart"/>
+      <w:r>
+        <w:t>environnement</w:t>
+      </w:r>
+      <w:proofErr w:type="spellEnd"/>
+      <w:r>
+        <w:t xml:space="preserve"> ERP open-source.</w:t>
       </w:r>
     </w:p>
     <w:p>
@@ -295,16 +607,82 @@
         <w:pStyle w:val="Titre1"/>
       </w:pPr>
       <w:r>
-        <w:t>2. Objectifs du projet</w:t>
-      </w:r>
+        <w:t xml:space="preserve">2. </w:t>
+      </w:r>
+      <w:proofErr w:type="spellStart"/>
+      <w:r>
+        <w:t>Objectifs</w:t>
+      </w:r>
+      <w:proofErr w:type="spellEnd"/>
+      <w:r>
+        <w:t xml:space="preserve"> du </w:t>
+      </w:r>
+      <w:proofErr w:type="spellStart"/>
+      <w:r>
+        <w:t>projet</w:t>
+      </w:r>
+      <w:proofErr w:type="spellEnd"/>
     </w:p>
     <w:p>
       <w:pPr>
         <w:pStyle w:val="Listepuces"/>
         <w:ind w:left="283"/>
       </w:pPr>
-      <w:r>
-        <w:t>Gérer le catalogue de médicaments avec leurs caractéristiques pharmaceutiques (DCI, forme galénique, dosage, TVA)</w:t>
+      <w:proofErr w:type="spellStart"/>
+      <w:r>
+        <w:t>Gérer</w:t>
+      </w:r>
+      <w:proofErr w:type="spellEnd"/>
+      <w:r>
+        <w:t xml:space="preserve"> le catalogue de </w:t>
+      </w:r>
+      <w:proofErr w:type="spellStart"/>
+      <w:r>
+        <w:t>médicaments</w:t>
+      </w:r>
+      <w:proofErr w:type="spellEnd"/>
+      <w:r>
+        <w:t xml:space="preserve"> avec </w:t>
+      </w:r>
+      <w:proofErr w:type="spellStart"/>
+      <w:r>
+        <w:t>leurs</w:t>
+      </w:r>
+      <w:proofErr w:type="spellEnd"/>
+      <w:r>
+        <w:t xml:space="preserve"> </w:t>
+      </w:r>
+      <w:proofErr w:type="spellStart"/>
+      <w:r>
+        <w:t>caractéristiques</w:t>
+      </w:r>
+      <w:proofErr w:type="spellEnd"/>
+      <w:r>
+        <w:t xml:space="preserve"> </w:t>
+      </w:r>
+      <w:proofErr w:type="spellStart"/>
+      <w:r>
+        <w:t>pharmaceutiques</w:t>
+      </w:r>
+      <w:proofErr w:type="spellEnd"/>
+      <w:r>
+        <w:t xml:space="preserve"> (DCI, </w:t>
+      </w:r>
+      <w:proofErr w:type="spellStart"/>
+      <w:r>
+        <w:t>forme</w:t>
+      </w:r>
+      <w:proofErr w:type="spellEnd"/>
+      <w:r>
+        <w:t xml:space="preserve"> </w:t>
+      </w:r>
+      <w:proofErr w:type="spellStart"/>
+      <w:r>
+        <w:t>galénique</w:t>
+      </w:r>
+      <w:proofErr w:type="spellEnd"/>
+      <w:r>
+        <w:t>, dosage, TVA)</w:t>
       </w:r>
     </w:p>
     <w:p>
@@ -313,16 +691,74 @@
         <w:ind w:left="283"/>
       </w:pPr>
       <w:r>
-        <w:t>Assurer la traçabilité des stocks par lot avec contrôle des dates de péremption</w:t>
-      </w:r>
+        <w:t xml:space="preserve">Assurer la </w:t>
+      </w:r>
+      <w:proofErr w:type="spellStart"/>
+      <w:r>
+        <w:t>traçabilité</w:t>
+      </w:r>
+      <w:proofErr w:type="spellEnd"/>
+      <w:r>
+        <w:t xml:space="preserve"> des stocks par lot avec </w:t>
+      </w:r>
+      <w:proofErr w:type="spellStart"/>
+      <w:r>
+        <w:t>contrôle</w:t>
+      </w:r>
+      <w:proofErr w:type="spellEnd"/>
+      <w:r>
+        <w:t xml:space="preserve"> des dates de </w:t>
+      </w:r>
+      <w:proofErr w:type="spellStart"/>
+      <w:r>
+        <w:t>péremption</w:t>
+      </w:r>
+      <w:proofErr w:type="spellEnd"/>
     </w:p>
     <w:p>
       <w:pPr>
         <w:pStyle w:val="Listepuces"/>
         <w:ind w:left="283"/>
       </w:pPr>
-      <w:r>
-        <w:t>Implémenter la gestion des ventes au comptoir avec contrôle d'ordonnance et décrémentation FEFO</w:t>
+      <w:proofErr w:type="spellStart"/>
+      <w:r>
+        <w:t>Implémenter</w:t>
+      </w:r>
+      <w:proofErr w:type="spellEnd"/>
+      <w:r>
+        <w:t xml:space="preserve"> la gestion des ventes au </w:t>
+      </w:r>
+      <w:proofErr w:type="spellStart"/>
+      <w:r>
+        <w:t>comptoir</w:t>
+      </w:r>
+      <w:proofErr w:type="spellEnd"/>
+      <w:r>
+        <w:t xml:space="preserve"> avec </w:t>
+      </w:r>
+      <w:proofErr w:type="spellStart"/>
+      <w:r>
+        <w:t>contrôle</w:t>
+      </w:r>
+      <w:proofErr w:type="spellEnd"/>
+      <w:r>
+        <w:t xml:space="preserve"> </w:t>
+      </w:r>
+      <w:proofErr w:type="spellStart"/>
+      <w:r>
+        <w:t>d'ordonnance</w:t>
+      </w:r>
+      <w:proofErr w:type="spellEnd"/>
+      <w:r>
+        <w:t xml:space="preserve"> et </w:t>
+      </w:r>
+      <w:proofErr w:type="spellStart"/>
+      <w:r>
+        <w:t>décrémentation</w:t>
+      </w:r>
+      <w:proofErr w:type="spellEnd"/>
+      <w:r>
+        <w:t xml:space="preserve"> FEFO</w:t>
       </w:r>
     </w:p>
     <w:p>
@@ -330,8 +766,45 @@
         <w:pStyle w:val="Listepuces"/>
         <w:ind w:left="283"/>
       </w:pPr>
-      <w:r>
-        <w:t>Gérer les réapprovisionnements fournisseurs avec réception automatisée des lots</w:t>
+      <w:proofErr w:type="spellStart"/>
+      <w:r>
+        <w:t>Gérer</w:t>
+      </w:r>
+      <w:proofErr w:type="spellEnd"/>
+      <w:r>
+        <w:t xml:space="preserve"> les </w:t>
+      </w:r>
+      <w:proofErr w:type="spellStart"/>
+      <w:r>
+        <w:t>réapprovisionnements</w:t>
+      </w:r>
+      <w:proofErr w:type="spellEnd"/>
+      <w:r>
+        <w:t xml:space="preserve"> </w:t>
+      </w:r>
+      <w:proofErr w:type="spellStart"/>
+      <w:r>
+        <w:t>fournisseurs</w:t>
+      </w:r>
+      <w:proofErr w:type="spellEnd"/>
+      <w:r>
+        <w:t xml:space="preserve"> avec </w:t>
+      </w:r>
+      <w:proofErr w:type="spellStart"/>
+      <w:r>
+        <w:t>réception</w:t>
+      </w:r>
+      <w:proofErr w:type="spellEnd"/>
+      <w:r>
+        <w:t xml:space="preserve"> </w:t>
+      </w:r>
+      <w:proofErr w:type="spellStart"/>
+      <w:r>
+        <w:t>automatisée</w:t>
+      </w:r>
+      <w:proofErr w:type="spellEnd"/>
+      <w:r>
+        <w:t xml:space="preserve"> des lots</w:t>
       </w:r>
     </w:p>
     <w:p>
@@ -339,8 +812,61 @@
         <w:pStyle w:val="Listepuces"/>
         <w:ind w:left="283"/>
       </w:pPr>
-      <w:r>
-        <w:t>Produire des rapports PDF conformes (ticket de caisse, inventaire, bilan de caisse, bon de commande)</w:t>
+      <w:proofErr w:type="spellStart"/>
+      <w:r>
+        <w:t>Produire</w:t>
+      </w:r>
+      <w:proofErr w:type="spellEnd"/>
+      <w:r>
+        <w:t xml:space="preserve"> des rapports PDF </w:t>
+      </w:r>
+      <w:proofErr w:type="spellStart"/>
+      <w:r>
+        <w:t>conformes</w:t>
+      </w:r>
+      <w:proofErr w:type="spellEnd"/>
+      <w:r>
+        <w:t xml:space="preserve"> (ticket de </w:t>
+      </w:r>
+      <w:proofErr w:type="spellStart"/>
+      <w:r>
+        <w:t>caisse</w:t>
+      </w:r>
+      <w:proofErr w:type="spellEnd"/>
+      <w:r>
+        <w:t xml:space="preserve">, </w:t>
+      </w:r>
+      <w:proofErr w:type="spellStart"/>
+      <w:r>
+        <w:t>inventaire</w:t>
+      </w:r>
+      <w:proofErr w:type="spellEnd"/>
+      <w:r>
+        <w:t xml:space="preserve">, </w:t>
+      </w:r>
+      <w:proofErr w:type="spellStart"/>
+      <w:r>
+        <w:t>bilan</w:t>
+      </w:r>
+      <w:proofErr w:type="spellEnd"/>
+      <w:r>
+        <w:t xml:space="preserve"> de </w:t>
+      </w:r>
+      <w:proofErr w:type="spellStart"/>
+      <w:r>
+        <w:t>caisse</w:t>
+      </w:r>
+      <w:proofErr w:type="spellEnd"/>
+      <w:r>
+        <w:t xml:space="preserve">, bon de </w:t>
+      </w:r>
+      <w:proofErr w:type="spellStart"/>
+      <w:r>
+        <w:t>commande</w:t>
+      </w:r>
+      <w:proofErr w:type="spellEnd"/>
+      <w:r>
+        <w:t>)</w:t>
       </w:r>
     </w:p>
     <w:p>
@@ -348,9 +874,51 @@
         <w:pStyle w:val="Listepuces"/>
         <w:ind w:left="283"/>
       </w:pPr>
-      <w:r>
-        <w:t>Sécuriser l'accès par profil : Vendeur, Pharmacien, Gestionnaire</w:t>
-      </w:r>
+      <w:proofErr w:type="spellStart"/>
+      <w:r>
+        <w:t>Sécuriser</w:t>
+      </w:r>
+      <w:proofErr w:type="spellEnd"/>
+      <w:r>
+        <w:t xml:space="preserve"> </w:t>
+      </w:r>
+      <w:proofErr w:type="spellStart"/>
+      <w:r>
+        <w:t>l'accès</w:t>
+      </w:r>
+      <w:proofErr w:type="spellEnd"/>
+      <w:r>
+        <w:t xml:space="preserve"> par </w:t>
+      </w:r>
+      <w:proofErr w:type="spellStart"/>
+      <w:r>
+        <w:t>profil</w:t>
+      </w:r>
+      <w:proofErr w:type="spellEnd"/>
+      <w:r>
+        <w:t xml:space="preserve"> : </w:t>
+      </w:r>
+      <w:proofErr w:type="spellStart"/>
+      <w:r>
+        <w:t>Vendeur</w:t>
+      </w:r>
+      <w:proofErr w:type="spellEnd"/>
+      <w:r>
+        <w:t xml:space="preserve">, </w:t>
+      </w:r>
+      <w:proofErr w:type="spellStart"/>
+      <w:r>
+        <w:t>Pharmacien</w:t>
+      </w:r>
+      <w:proofErr w:type="spellEnd"/>
+      <w:r>
+        <w:t xml:space="preserve">, </w:t>
+      </w:r>
+      <w:proofErr w:type="spellStart"/>
+      <w:r>
+        <w:t>Gestionnaire</w:t>
+      </w:r>
+      <w:proofErr w:type="spellEnd"/>
     </w:p>
     <w:p>
       <w:pPr>
@@ -365,8 +933,13 @@
         <w:pStyle w:val="Titre2"/>
       </w:pPr>
       <w:r>
-        <w:t>3.1 Environnement de développement</w:t>
-      </w:r>
+        <w:t xml:space="preserve">3.1 Environnement de </w:t>
+      </w:r>
+      <w:proofErr w:type="spellStart"/>
+      <w:r>
+        <w:t>développement</w:t>
+      </w:r>
+      <w:proofErr w:type="spellEnd"/>
     </w:p>
     <w:tbl>
       <w:tblPr>
@@ -393,6 +966,7 @@
             <w:pPr>
               <w:jc w:val="center"/>
             </w:pPr>
+            <w:proofErr w:type="spellStart"/>
             <w:r>
               <w:rPr>
                 <w:b/>
@@ -401,6 +975,7 @@
               </w:rPr>
               <w:t>Composant</w:t>
             </w:r>
+            <w:proofErr w:type="spellEnd"/>
           </w:p>
         </w:tc>
         <w:tc>
@@ -431,6 +1006,7 @@
             <w:pPr>
               <w:jc w:val="center"/>
             </w:pPr>
+            <w:proofErr w:type="spellStart"/>
             <w:r>
               <w:rPr>
                 <w:b/>
@@ -439,6 +1015,7 @@
               </w:rPr>
               <w:t>Rôle</w:t>
             </w:r>
+            <w:proofErr w:type="spellEnd"/>
           </w:p>
         </w:tc>
       </w:tr>
@@ -496,7 +1073,35 @@
               <w:rPr>
                 <w:sz w:val="18"/>
               </w:rPr>
-              <w:t xml:space="preserve"> moteur MVC, ORM, vues XML</w:t>
+              <w:t xml:space="preserve"> </w:t>
+            </w:r>
+            <w:proofErr w:type="spellStart"/>
+            <w:r>
+              <w:rPr>
+                <w:sz w:val="18"/>
+              </w:rPr>
+              <w:t>moteur</w:t>
+            </w:r>
+            <w:proofErr w:type="spellEnd"/>
+            <w:r>
+              <w:rPr>
+                <w:sz w:val="18"/>
+              </w:rPr>
+              <w:t xml:space="preserve"> MVC, ORM, </w:t>
+            </w:r>
+            <w:proofErr w:type="spellStart"/>
+            <w:r>
+              <w:rPr>
+                <w:sz w:val="18"/>
+              </w:rPr>
+              <w:t>vues</w:t>
+            </w:r>
+            <w:proofErr w:type="spellEnd"/>
+            <w:r>
+              <w:rPr>
+                <w:sz w:val="18"/>
+              </w:rPr>
+              <w:t xml:space="preserve"> XML</w:t>
             </w:r>
           </w:p>
         </w:tc>
@@ -543,8 +1148,16 @@
               <w:rPr>
                 <w:sz w:val="18"/>
               </w:rPr>
-              <w:t>Base de données relationnelle</w:t>
-            </w:r>
+              <w:t xml:space="preserve">Base de données </w:t>
+            </w:r>
+            <w:proofErr w:type="spellStart"/>
+            <w:r>
+              <w:rPr>
+                <w:sz w:val="18"/>
+              </w:rPr>
+              <w:t>relationnelle</w:t>
+            </w:r>
+            <w:proofErr w:type="spellEnd"/>
           </w:p>
         </w:tc>
       </w:tr>
@@ -586,12 +1199,42 @@
             <w:shd w:val="clear" w:color="auto" w:fill="EBF5FB"/>
           </w:tcPr>
           <w:p>
-            <w:r>
-              <w:rPr>
-                <w:sz w:val="18"/>
-              </w:rPr>
-              <w:t>Langage de développement des modèles</w:t>
-            </w:r>
+            <w:proofErr w:type="spellStart"/>
+            <w:r>
+              <w:rPr>
+                <w:sz w:val="18"/>
+              </w:rPr>
+              <w:t>Langage</w:t>
+            </w:r>
+            <w:proofErr w:type="spellEnd"/>
+            <w:r>
+              <w:rPr>
+                <w:sz w:val="18"/>
+              </w:rPr>
+              <w:t xml:space="preserve"> de </w:t>
+            </w:r>
+            <w:proofErr w:type="spellStart"/>
+            <w:r>
+              <w:rPr>
+                <w:sz w:val="18"/>
+              </w:rPr>
+              <w:t>développement</w:t>
+            </w:r>
+            <w:proofErr w:type="spellEnd"/>
+            <w:r>
+              <w:rPr>
+                <w:sz w:val="18"/>
+              </w:rPr>
+              <w:t xml:space="preserve"> des </w:t>
+            </w:r>
+            <w:proofErr w:type="spellStart"/>
+            <w:r>
+              <w:rPr>
+                <w:sz w:val="18"/>
+              </w:rPr>
+              <w:t>modèles</w:t>
+            </w:r>
+            <w:proofErr w:type="spellEnd"/>
           </w:p>
         </w:tc>
       </w:tr>
@@ -605,12 +1248,14 @@
             <w:shd w:val="clear" w:color="auto" w:fill="FFFFFF"/>
           </w:tcPr>
           <w:p>
+            <w:proofErr w:type="spellStart"/>
             <w:r>
               <w:rPr>
                 <w:sz w:val="18"/>
               </w:rPr>
               <w:t>wkhtmltopdf</w:t>
             </w:r>
+            <w:proofErr w:type="spellEnd"/>
           </w:p>
         </w:tc>
         <w:tc>
@@ -633,12 +1278,42 @@
             <w:shd w:val="clear" w:color="auto" w:fill="FFFFFF"/>
           </w:tcPr>
           <w:p>
-            <w:r>
-              <w:rPr>
-                <w:sz w:val="18"/>
-              </w:rPr>
-              <w:t>Génération des rapports PDF depuis HTML/QWeb</w:t>
-            </w:r>
+            <w:proofErr w:type="spellStart"/>
+            <w:r>
+              <w:rPr>
+                <w:sz w:val="18"/>
+              </w:rPr>
+              <w:t>Génération</w:t>
+            </w:r>
+            <w:proofErr w:type="spellEnd"/>
+            <w:r>
+              <w:rPr>
+                <w:sz w:val="18"/>
+              </w:rPr>
+              <w:t xml:space="preserve"> des rapports PDF </w:t>
+            </w:r>
+            <w:proofErr w:type="spellStart"/>
+            <w:r>
+              <w:rPr>
+                <w:sz w:val="18"/>
+              </w:rPr>
+              <w:t>depuis</w:t>
+            </w:r>
+            <w:proofErr w:type="spellEnd"/>
+            <w:r>
+              <w:rPr>
+                <w:sz w:val="18"/>
+              </w:rPr>
+              <w:t xml:space="preserve"> HTML/</w:t>
+            </w:r>
+            <w:proofErr w:type="spellStart"/>
+            <w:r>
+              <w:rPr>
+                <w:sz w:val="18"/>
+              </w:rPr>
+              <w:t>QWeb</w:t>
+            </w:r>
+            <w:proofErr w:type="spellEnd"/>
           </w:p>
         </w:tc>
       </w:tr>
@@ -680,11 +1355,19 @@
             <w:shd w:val="clear" w:color="auto" w:fill="EBF5FB"/>
           </w:tcPr>
           <w:p>
-            <w:r>
-              <w:rPr>
-                <w:sz w:val="18"/>
-              </w:rPr>
-              <w:t>Gestionnaire de service Windows pour Odoo</w:t>
+            <w:proofErr w:type="spellStart"/>
+            <w:r>
+              <w:rPr>
+                <w:sz w:val="18"/>
+              </w:rPr>
+              <w:t>Gestionnaire</w:t>
+            </w:r>
+            <w:proofErr w:type="spellEnd"/>
+            <w:r>
+              <w:rPr>
+                <w:sz w:val="18"/>
+              </w:rPr>
+              <w:t xml:space="preserve"> de service Windows pour Odoo</w:t>
             </w:r>
           </w:p>
         </w:tc>
@@ -731,8 +1414,30 @@
               <w:rPr>
                 <w:sz w:val="18"/>
               </w:rPr>
-              <w:t>Système d'exploitation hôte</w:t>
-            </w:r>
+              <w:t xml:space="preserve">Système </w:t>
+            </w:r>
+            <w:proofErr w:type="spellStart"/>
+            <w:r>
+              <w:rPr>
+                <w:sz w:val="18"/>
+              </w:rPr>
+              <w:t>d'exploitation</w:t>
+            </w:r>
+            <w:proofErr w:type="spellEnd"/>
+            <w:r>
+              <w:rPr>
+                <w:sz w:val="18"/>
+              </w:rPr>
+              <w:t xml:space="preserve"> </w:t>
+            </w:r>
+            <w:proofErr w:type="spellStart"/>
+            <w:r>
+              <w:rPr>
+                <w:sz w:val="18"/>
+              </w:rPr>
+              <w:t>hôte</w:t>
+            </w:r>
+            <w:proofErr w:type="spellEnd"/>
           </w:p>
         </w:tc>
       </w:tr>
@@ -740,6 +1445,121 @@
     <w:p/>
     <w:p>
       <w:pPr>
+        <w:jc w:val="center"/>
+      </w:pPr>
+      <w:r>
+        <w:rPr>
+          <w:b/>
+          <w:i/>
+        </w:rPr>
+        <w:t>Figure 4a - Vue Kanban : Catalogue médicaments (code couleur statut stock)</w:t>
+      </w:r>
+    </w:p>
+    <w:p>
+      <w:pPr>
+        <w:jc w:val="center"/>
+      </w:pPr>
+      <w:r>
+        <w:rPr>
+          <w:noProof/>
+        </w:rPr>
+        <w:lastRenderedPageBreak/>
+        <w:drawing>
+          <wp:inline distT="0" distB="0" distL="0" distR="0" wp14:anchorId="398D0D3E" wp14:editId="7341C396">
+            <wp:extent cx="5669280" cy="3320578"/>
+            <wp:effectExtent l="0" t="0" r="0" b="0"/>
+            <wp:docPr id="1850215654" name="Picture 1850215654"/>
+            <wp:cNvGraphicFramePr>
+              <a:graphicFrameLocks xmlns:a="http://schemas.openxmlformats.org/drawingml/2006/main" noChangeAspect="1"/>
+            </wp:cNvGraphicFramePr>
+            <a:graphic xmlns:a="http://schemas.openxmlformats.org/drawingml/2006/main">
+              <a:graphicData uri="http://schemas.openxmlformats.org/drawingml/2006/picture">
+                <pic:pic xmlns:pic="http://schemas.openxmlformats.org/drawingml/2006/picture">
+                  <pic:nvPicPr>
+                    <pic:cNvPr id="0" name="capture_kanban_medicaments.png"/>
+                    <pic:cNvPicPr/>
+                  </pic:nvPicPr>
+                  <pic:blipFill>
+                    <a:blip r:embed="rId7"/>
+                    <a:stretch>
+                      <a:fillRect/>
+                    </a:stretch>
+                  </pic:blipFill>
+                  <pic:spPr>
+                    <a:xfrm>
+                      <a:off x="0" y="0"/>
+                      <a:ext cx="5669280" cy="3320578"/>
+                    </a:xfrm>
+                    <a:prstGeom prst="rect">
+                      <a:avLst/>
+                    </a:prstGeom>
+                  </pic:spPr>
+                </pic:pic>
+              </a:graphicData>
+            </a:graphic>
+          </wp:inline>
+        </w:drawing>
+      </w:r>
+    </w:p>
+    <w:p>
+      <w:pPr>
+        <w:jc w:val="center"/>
+      </w:pPr>
+      <w:r>
+        <w:rPr>
+          <w:b/>
+          <w:i/>
+        </w:rPr>
+        <w:t>Figure 4b - Vue formulaire : Vente au comptoir (statusbar + lignes éditables)</w:t>
+      </w:r>
+    </w:p>
+    <w:p>
+      <w:pPr>
+        <w:jc w:val="center"/>
+      </w:pPr>
+      <w:r>
+        <w:rPr>
+          <w:noProof/>
+        </w:rPr>
+        <w:drawing>
+          <wp:inline distT="0" distB="0" distL="0" distR="0" wp14:anchorId="3CF936F2" wp14:editId="3FBDB9A8">
+            <wp:extent cx="5669280" cy="3576007"/>
+            <wp:effectExtent l="0" t="0" r="0" b="0"/>
+            <wp:docPr id="1850215653" name="Picture 1850215653"/>
+            <wp:cNvGraphicFramePr>
+              <a:graphicFrameLocks xmlns:a="http://schemas.openxmlformats.org/drawingml/2006/main" noChangeAspect="1"/>
+            </wp:cNvGraphicFramePr>
+            <a:graphic xmlns:a="http://schemas.openxmlformats.org/drawingml/2006/main">
+              <a:graphicData uri="http://schemas.openxmlformats.org/drawingml/2006/picture">
+                <pic:pic xmlns:pic="http://schemas.openxmlformats.org/drawingml/2006/picture">
+                  <pic:nvPicPr>
+                    <pic:cNvPr id="0" name="capture_form_vente.png"/>
+                    <pic:cNvPicPr/>
+                  </pic:nvPicPr>
+                  <pic:blipFill>
+                    <a:blip r:embed="rId8"/>
+                    <a:stretch>
+                      <a:fillRect/>
+                    </a:stretch>
+                  </pic:blipFill>
+                  <pic:spPr>
+                    <a:xfrm>
+                      <a:off x="0" y="0"/>
+                      <a:ext cx="5669280" cy="3576007"/>
+                    </a:xfrm>
+                    <a:prstGeom prst="rect">
+                      <a:avLst/>
+                    </a:prstGeom>
+                  </pic:spPr>
+                </pic:pic>
+              </a:graphicData>
+            </a:graphic>
+          </wp:inline>
+        </w:drawing>
+      </w:r>
+    </w:p>
+    <w:p>
+      <w:pPr>
         <w:pStyle w:val="Titre2"/>
       </w:pPr>
       <w:r>
@@ -748,19 +1568,36 @@
     </w:p>
     <w:p>
       <w:r>
-        <w:t>Le module suit l'architecture standard Odoo MVC :</w:t>
+        <w:t xml:space="preserve">Le module suit </w:t>
+      </w:r>
+      <w:proofErr w:type="spellStart"/>
+      <w:r>
+        <w:t>l'architecture</w:t>
+      </w:r>
+      <w:proofErr w:type="spellEnd"/>
+      <w:r>
+        <w:t xml:space="preserve"> standard Odoo MVC :</w:t>
       </w:r>
     </w:p>
     <w:p>
       <w:pPr>
         <w:ind w:left="283"/>
       </w:pPr>
+      <w:proofErr w:type="spellStart"/>
       <w:r>
         <w:rPr>
           <w:b/>
           <w:sz w:val="20"/>
         </w:rPr>
-        <w:t xml:space="preserve">Modèles (models/) : </w:t>
+        <w:t>Modèles</w:t>
+      </w:r>
+      <w:proofErr w:type="spellEnd"/>
+      <w:r>
+        <w:rPr>
+          <w:b/>
+          <w:sz w:val="20"/>
+        </w:rPr>
+        <w:t xml:space="preserve"> (models/) : </w:t>
       </w:r>
       <w:r>
         <w:rPr>
@@ -778,8 +1615,44 @@
         <w:rPr>
           <w:sz w:val="20"/>
         </w:rPr>
-        <w:t xml:space="preserve"> 7 modèles Python héritant de models.Model</w:t>
-      </w:r>
+        <w:t xml:space="preserve"> 7 </w:t>
+      </w:r>
+      <w:proofErr w:type="spellStart"/>
+      <w:r>
+        <w:rPr>
+          <w:sz w:val="20"/>
+        </w:rPr>
+        <w:t>modèles</w:t>
+      </w:r>
+      <w:proofErr w:type="spellEnd"/>
+      <w:r>
+        <w:rPr>
+          <w:sz w:val="20"/>
+        </w:rPr>
+        <w:t xml:space="preserve"> Python </w:t>
+      </w:r>
+      <w:proofErr w:type="spellStart"/>
+      <w:r>
+        <w:rPr>
+          <w:sz w:val="20"/>
+        </w:rPr>
+        <w:t>héritant</w:t>
+      </w:r>
+      <w:proofErr w:type="spellEnd"/>
+      <w:r>
+        <w:rPr>
+          <w:sz w:val="20"/>
+        </w:rPr>
+        <w:t xml:space="preserve"> de </w:t>
+      </w:r>
+      <w:proofErr w:type="spellStart"/>
+      <w:r>
+        <w:rPr>
+          <w:sz w:val="20"/>
+        </w:rPr>
+        <w:t>models.Model</w:t>
+      </w:r>
+      <w:proofErr w:type="spellEnd"/>
     </w:p>
     <w:p>
       <w:pPr>
@@ -790,13 +1663,28 @@
           <w:b/>
           <w:sz w:val="20"/>
         </w:rPr>
+        <w:lastRenderedPageBreak/>
         <w:t xml:space="preserve">Vues (views/) : </w:t>
       </w:r>
       <w:r>
         <w:rPr>
           <w:sz w:val="20"/>
         </w:rPr>
-        <w:t xml:space="preserve">Couche présentation </w:t>
+        <w:t xml:space="preserve">Couche </w:t>
+      </w:r>
+      <w:proofErr w:type="spellStart"/>
+      <w:r>
+        <w:rPr>
+          <w:sz w:val="20"/>
+        </w:rPr>
+        <w:t>présentation</w:t>
+      </w:r>
+      <w:proofErr w:type="spellEnd"/>
+      <w:r>
+        <w:rPr>
+          <w:sz w:val="20"/>
+        </w:rPr>
+        <w:t xml:space="preserve"> </w:t>
       </w:r>
       <w:r>
         <w:rPr>
@@ -808,7 +1696,21 @@
         <w:rPr>
           <w:sz w:val="20"/>
         </w:rPr>
-        <w:t xml:space="preserve"> 8 fichiers XML (list, form, kanban, search)</w:t>
+        <w:t xml:space="preserve"> 8 </w:t>
+      </w:r>
+      <w:proofErr w:type="spellStart"/>
+      <w:r>
+        <w:rPr>
+          <w:sz w:val="20"/>
+        </w:rPr>
+        <w:t>fichiers</w:t>
+      </w:r>
+      <w:proofErr w:type="spellEnd"/>
+      <w:r>
+        <w:rPr>
+          <w:sz w:val="20"/>
+        </w:rPr>
+        <w:t xml:space="preserve"> XML (list, form, kanban, search)</w:t>
       </w:r>
     </w:p>
     <w:p>
@@ -838,8 +1740,44 @@
         <w:rPr>
           <w:sz w:val="20"/>
         </w:rPr>
-        <w:t xml:space="preserve"> 4 templates QWeb + fichier d'actions</w:t>
-      </w:r>
+        <w:t xml:space="preserve"> 4 templates </w:t>
+      </w:r>
+      <w:proofErr w:type="spellStart"/>
+      <w:r>
+        <w:rPr>
+          <w:sz w:val="20"/>
+        </w:rPr>
+        <w:t>QWeb</w:t>
+      </w:r>
+      <w:proofErr w:type="spellEnd"/>
+      <w:r>
+        <w:rPr>
+          <w:sz w:val="20"/>
+        </w:rPr>
+        <w:t xml:space="preserve"> + </w:t>
+      </w:r>
+      <w:proofErr w:type="spellStart"/>
+      <w:r>
+        <w:rPr>
+          <w:sz w:val="20"/>
+        </w:rPr>
+        <w:t>fichier</w:t>
+      </w:r>
+      <w:proofErr w:type="spellEnd"/>
+      <w:r>
+        <w:rPr>
+          <w:sz w:val="20"/>
+        </w:rPr>
+        <w:t xml:space="preserve"> </w:t>
+      </w:r>
+      <w:proofErr w:type="spellStart"/>
+      <w:r>
+        <w:rPr>
+          <w:sz w:val="20"/>
+        </w:rPr>
+        <w:t>d'actions</w:t>
+      </w:r>
+      <w:proofErr w:type="spellEnd"/>
     </w:p>
     <w:p>
       <w:pPr>
@@ -850,14 +1788,27 @@
           <w:b/>
           <w:sz w:val="20"/>
         </w:rPr>
-        <w:lastRenderedPageBreak/>
         <w:t xml:space="preserve">Wizards (wizards/) : </w:t>
       </w:r>
       <w:r>
         <w:rPr>
           <w:sz w:val="20"/>
         </w:rPr>
-        <w:t xml:space="preserve">Assistants TransientModel </w:t>
+        <w:t xml:space="preserve">Assistants </w:t>
+      </w:r>
+      <w:proofErr w:type="spellStart"/>
+      <w:r>
+        <w:rPr>
+          <w:sz w:val="20"/>
+        </w:rPr>
+        <w:t>TransientModel</w:t>
+      </w:r>
+      <w:proofErr w:type="spellEnd"/>
+      <w:r>
+        <w:rPr>
+          <w:sz w:val="20"/>
+        </w:rPr>
+        <w:t xml:space="preserve"> </w:t>
       </w:r>
       <w:r>
         <w:rPr>
@@ -869,8 +1820,58 @@
         <w:rPr>
           <w:sz w:val="20"/>
         </w:rPr>
-        <w:t xml:space="preserve"> réappro automatique + bilan de caisse</w:t>
-      </w:r>
+        <w:t xml:space="preserve"> </w:t>
+      </w:r>
+      <w:proofErr w:type="spellStart"/>
+      <w:r>
+        <w:rPr>
+          <w:sz w:val="20"/>
+        </w:rPr>
+        <w:t>réappro</w:t>
+      </w:r>
+      <w:proofErr w:type="spellEnd"/>
+      <w:r>
+        <w:rPr>
+          <w:sz w:val="20"/>
+        </w:rPr>
+        <w:t xml:space="preserve"> </w:t>
+      </w:r>
+      <w:proofErr w:type="spellStart"/>
+      <w:r>
+        <w:rPr>
+          <w:sz w:val="20"/>
+        </w:rPr>
+        <w:t>automatique</w:t>
+      </w:r>
+      <w:proofErr w:type="spellEnd"/>
+      <w:r>
+        <w:rPr>
+          <w:sz w:val="20"/>
+        </w:rPr>
+        <w:t xml:space="preserve"> + </w:t>
+      </w:r>
+      <w:proofErr w:type="spellStart"/>
+      <w:r>
+        <w:rPr>
+          <w:sz w:val="20"/>
+        </w:rPr>
+        <w:t>bilan</w:t>
+      </w:r>
+      <w:proofErr w:type="spellEnd"/>
+      <w:r>
+        <w:rPr>
+          <w:sz w:val="20"/>
+        </w:rPr>
+        <w:t xml:space="preserve"> de </w:t>
+      </w:r>
+      <w:proofErr w:type="spellStart"/>
+      <w:r>
+        <w:rPr>
+          <w:sz w:val="20"/>
+        </w:rPr>
+        <w:t>caisse</w:t>
+      </w:r>
+      <w:proofErr w:type="spellEnd"/>
     </w:p>
     <w:p>
       <w:pPr>
@@ -883,11 +1884,47 @@
         </w:rPr>
         <w:t xml:space="preserve">Sécurité (security/) : </w:t>
       </w:r>
+      <w:proofErr w:type="spellStart"/>
       <w:r>
         <w:rPr>
           <w:sz w:val="20"/>
         </w:rPr>
-        <w:t>Groupes + règles d'enregistrement + droits CRUD (CSV)</w:t>
+        <w:t>Groupes</w:t>
+      </w:r>
+      <w:proofErr w:type="spellEnd"/>
+      <w:r>
+        <w:rPr>
+          <w:sz w:val="20"/>
+        </w:rPr>
+        <w:t xml:space="preserve"> + </w:t>
+      </w:r>
+      <w:proofErr w:type="spellStart"/>
+      <w:r>
+        <w:rPr>
+          <w:sz w:val="20"/>
+        </w:rPr>
+        <w:t>règles</w:t>
+      </w:r>
+      <w:proofErr w:type="spellEnd"/>
+      <w:r>
+        <w:rPr>
+          <w:sz w:val="20"/>
+        </w:rPr>
+        <w:t xml:space="preserve"> </w:t>
+      </w:r>
+      <w:proofErr w:type="spellStart"/>
+      <w:r>
+        <w:rPr>
+          <w:sz w:val="20"/>
+        </w:rPr>
+        <w:t>d'enregistrement</w:t>
+      </w:r>
+      <w:proofErr w:type="spellEnd"/>
+      <w:r>
+        <w:rPr>
+          <w:sz w:val="20"/>
+        </w:rPr>
+        <w:t xml:space="preserve"> + droits CRUD (CSV)</w:t>
       </w:r>
     </w:p>
     <w:p>
@@ -901,24 +1938,108 @@
         </w:rPr>
         <w:t xml:space="preserve">Données (data/ + demo/) : </w:t>
       </w:r>
+      <w:proofErr w:type="spellStart"/>
       <w:r>
         <w:rPr>
           <w:sz w:val="20"/>
         </w:rPr>
-        <w:t>Séquences, catégories initiales, données de démonstration</w:t>
-      </w:r>
+        <w:t>Séquences</w:t>
+      </w:r>
+      <w:proofErr w:type="spellEnd"/>
+      <w:r>
+        <w:rPr>
+          <w:sz w:val="20"/>
+        </w:rPr>
+        <w:t xml:space="preserve">, </w:t>
+      </w:r>
+      <w:proofErr w:type="spellStart"/>
+      <w:r>
+        <w:rPr>
+          <w:sz w:val="20"/>
+        </w:rPr>
+        <w:t>catégories</w:t>
+      </w:r>
+      <w:proofErr w:type="spellEnd"/>
+      <w:r>
+        <w:rPr>
+          <w:sz w:val="20"/>
+        </w:rPr>
+        <w:t xml:space="preserve"> </w:t>
+      </w:r>
+      <w:proofErr w:type="spellStart"/>
+      <w:r>
+        <w:rPr>
+          <w:sz w:val="20"/>
+        </w:rPr>
+        <w:t>initiales</w:t>
+      </w:r>
+      <w:proofErr w:type="spellEnd"/>
+      <w:r>
+        <w:rPr>
+          <w:sz w:val="20"/>
+        </w:rPr>
+        <w:t xml:space="preserve">, données de </w:t>
+      </w:r>
+      <w:proofErr w:type="spellStart"/>
+      <w:r>
+        <w:rPr>
+          <w:sz w:val="20"/>
+        </w:rPr>
+        <w:t>démonstration</w:t>
+      </w:r>
+      <w:proofErr w:type="spellEnd"/>
     </w:p>
     <w:p>
       <w:pPr>
         <w:pStyle w:val="Titre1"/>
       </w:pPr>
       <w:r>
-        <w:t>4. Modèles de données</w:t>
+        <w:t xml:space="preserve">4. </w:t>
+      </w:r>
+      <w:proofErr w:type="spellStart"/>
+      <w:r>
+        <w:t>Modèles</w:t>
+      </w:r>
+      <w:proofErr w:type="spellEnd"/>
+      <w:r>
+        <w:t xml:space="preserve"> de données</w:t>
       </w:r>
     </w:p>
     <w:p>
       <w:r>
-        <w:t>Le module définit 10 modèles (dont 3 modèles transients pour les wizards) :</w:t>
+        <w:t xml:space="preserve">Le module </w:t>
+      </w:r>
+      <w:proofErr w:type="spellStart"/>
+      <w:r>
+        <w:t>définit</w:t>
+      </w:r>
+      <w:proofErr w:type="spellEnd"/>
+      <w:r>
+        <w:t xml:space="preserve"> 10 </w:t>
+      </w:r>
+      <w:proofErr w:type="spellStart"/>
+      <w:r>
+        <w:t>modèles</w:t>
+      </w:r>
+      <w:proofErr w:type="spellEnd"/>
+      <w:r>
+        <w:t xml:space="preserve"> (</w:t>
+      </w:r>
+      <w:proofErr w:type="spellStart"/>
+      <w:r>
+        <w:t>dont</w:t>
+      </w:r>
+      <w:proofErr w:type="spellEnd"/>
+      <w:r>
+        <w:t xml:space="preserve"> 3 </w:t>
+      </w:r>
+      <w:proofErr w:type="spellStart"/>
+      <w:r>
+        <w:t>modèles</w:t>
+      </w:r>
+      <w:proofErr w:type="spellEnd"/>
+      <w:r>
+        <w:t xml:space="preserve"> transients pour les wizards) :</w:t>
       </w:r>
     </w:p>
     <w:p/>
@@ -947,6 +2068,7 @@
             <w:pPr>
               <w:jc w:val="center"/>
             </w:pPr>
+            <w:proofErr w:type="spellStart"/>
             <w:r>
               <w:rPr>
                 <w:b/>
@@ -955,6 +2077,7 @@
               </w:rPr>
               <w:t>Modèle</w:t>
             </w:r>
+            <w:proofErr w:type="spellEnd"/>
           </w:p>
         </w:tc>
         <w:tc>
@@ -966,6 +2089,7 @@
             <w:pPr>
               <w:jc w:val="center"/>
             </w:pPr>
+            <w:proofErr w:type="spellStart"/>
             <w:r>
               <w:rPr>
                 <w:b/>
@@ -974,6 +2098,7 @@
               </w:rPr>
               <w:t>Héritage</w:t>
             </w:r>
+            <w:proofErr w:type="spellEnd"/>
           </w:p>
         </w:tc>
         <w:tc>
@@ -1006,12 +2131,14 @@
             <w:shd w:val="clear" w:color="auto" w:fill="EBF5FB"/>
           </w:tcPr>
           <w:p>
+            <w:proofErr w:type="spellStart"/>
             <w:r>
               <w:rPr>
                 <w:sz w:val="18"/>
               </w:rPr>
               <w:t>pharmacie.categorie</w:t>
             </w:r>
+            <w:proofErr w:type="spellEnd"/>
           </w:p>
         </w:tc>
         <w:tc>
@@ -1020,12 +2147,28 @@
             <w:shd w:val="clear" w:color="auto" w:fill="EBF5FB"/>
           </w:tcPr>
           <w:p>
-            <w:r>
-              <w:rPr>
-                <w:sz w:val="18"/>
-              </w:rPr>
-              <w:t>models.Model + _parent_store</w:t>
-            </w:r>
+            <w:proofErr w:type="spellStart"/>
+            <w:r>
+              <w:rPr>
+                <w:sz w:val="18"/>
+              </w:rPr>
+              <w:t>models.Model</w:t>
+            </w:r>
+            <w:proofErr w:type="spellEnd"/>
+            <w:r>
+              <w:rPr>
+                <w:sz w:val="18"/>
+              </w:rPr>
+              <w:t xml:space="preserve"> + _</w:t>
+            </w:r>
+            <w:proofErr w:type="spellStart"/>
+            <w:r>
+              <w:rPr>
+                <w:sz w:val="18"/>
+              </w:rPr>
+              <w:t>parent_store</w:t>
+            </w:r>
+            <w:proofErr w:type="spellEnd"/>
           </w:p>
         </w:tc>
         <w:tc>
@@ -1034,12 +2177,42 @@
             <w:shd w:val="clear" w:color="auto" w:fill="EBF5FB"/>
           </w:tcPr>
           <w:p>
-            <w:r>
-              <w:rPr>
-                <w:sz w:val="18"/>
-              </w:rPr>
-              <w:t>Catégories thérapeutiques hiérarchiques</w:t>
-            </w:r>
+            <w:proofErr w:type="spellStart"/>
+            <w:r>
+              <w:rPr>
+                <w:sz w:val="18"/>
+              </w:rPr>
+              <w:t>Catégories</w:t>
+            </w:r>
+            <w:proofErr w:type="spellEnd"/>
+            <w:r>
+              <w:rPr>
+                <w:sz w:val="18"/>
+              </w:rPr>
+              <w:t xml:space="preserve"> </w:t>
+            </w:r>
+            <w:proofErr w:type="spellStart"/>
+            <w:r>
+              <w:rPr>
+                <w:sz w:val="18"/>
+              </w:rPr>
+              <w:t>thérapeutiques</w:t>
+            </w:r>
+            <w:proofErr w:type="spellEnd"/>
+            <w:r>
+              <w:rPr>
+                <w:sz w:val="18"/>
+              </w:rPr>
+              <w:t xml:space="preserve"> </w:t>
+            </w:r>
+            <w:proofErr w:type="spellStart"/>
+            <w:r>
+              <w:rPr>
+                <w:sz w:val="18"/>
+              </w:rPr>
+              <w:t>hiérarchiques</w:t>
+            </w:r>
+            <w:proofErr w:type="spellEnd"/>
           </w:p>
         </w:tc>
       </w:tr>
@@ -1053,12 +2226,14 @@
             <w:shd w:val="clear" w:color="auto" w:fill="FFFFFF"/>
           </w:tcPr>
           <w:p>
+            <w:proofErr w:type="spellStart"/>
             <w:r>
               <w:rPr>
                 <w:sz w:val="18"/>
               </w:rPr>
               <w:t>pharmacie.medicament</w:t>
             </w:r>
+            <w:proofErr w:type="spellEnd"/>
           </w:p>
         </w:tc>
         <w:tc>
@@ -1067,12 +2242,28 @@
             <w:shd w:val="clear" w:color="auto" w:fill="FFFFFF"/>
           </w:tcPr>
           <w:p>
-            <w:r>
-              <w:rPr>
-                <w:sz w:val="18"/>
-              </w:rPr>
-              <w:t>mail.thread, mail.activity.mixin</w:t>
-            </w:r>
+            <w:proofErr w:type="spellStart"/>
+            <w:r>
+              <w:rPr>
+                <w:sz w:val="18"/>
+              </w:rPr>
+              <w:t>mail.thread</w:t>
+            </w:r>
+            <w:proofErr w:type="spellEnd"/>
+            <w:r>
+              <w:rPr>
+                <w:sz w:val="18"/>
+              </w:rPr>
+              <w:t xml:space="preserve">, </w:t>
+            </w:r>
+            <w:proofErr w:type="spellStart"/>
+            <w:r>
+              <w:rPr>
+                <w:sz w:val="18"/>
+              </w:rPr>
+              <w:t>mail.activity.mixin</w:t>
+            </w:r>
+            <w:proofErr w:type="spellEnd"/>
           </w:p>
         </w:tc>
         <w:tc>
@@ -1085,7 +2276,21 @@
               <w:rPr>
                 <w:sz w:val="18"/>
               </w:rPr>
-              <w:t xml:space="preserve">Catalogue médicaments </w:t>
+              <w:t xml:space="preserve">Catalogue </w:t>
+            </w:r>
+            <w:proofErr w:type="spellStart"/>
+            <w:r>
+              <w:rPr>
+                <w:sz w:val="18"/>
+              </w:rPr>
+              <w:t>médicaments</w:t>
+            </w:r>
+            <w:proofErr w:type="spellEnd"/>
+            <w:r>
+              <w:rPr>
+                <w:sz w:val="18"/>
+              </w:rPr>
+              <w:t xml:space="preserve"> </w:t>
             </w:r>
             <w:r>
               <w:rPr>
@@ -1097,7 +2302,21 @@
               <w:rPr>
                 <w:sz w:val="18"/>
               </w:rPr>
-              <w:t xml:space="preserve"> DCI, forme, dosage, prix, TVA, stock</w:t>
+              <w:t xml:space="preserve"> DCI, </w:t>
+            </w:r>
+            <w:proofErr w:type="spellStart"/>
+            <w:r>
+              <w:rPr>
+                <w:sz w:val="18"/>
+              </w:rPr>
+              <w:t>forme</w:t>
+            </w:r>
+            <w:proofErr w:type="spellEnd"/>
+            <w:r>
+              <w:rPr>
+                <w:sz w:val="18"/>
+              </w:rPr>
+              <w:t>, dosage, prix, TVA, stock</w:t>
             </w:r>
           </w:p>
         </w:tc>
@@ -1112,12 +2331,14 @@
             <w:shd w:val="clear" w:color="auto" w:fill="EBF5FB"/>
           </w:tcPr>
           <w:p>
+            <w:proofErr w:type="spellStart"/>
             <w:r>
               <w:rPr>
                 <w:sz w:val="18"/>
               </w:rPr>
               <w:t>pharmacie.lot</w:t>
             </w:r>
+            <w:proofErr w:type="spellEnd"/>
           </w:p>
         </w:tc>
         <w:tc>
@@ -1126,12 +2347,14 @@
             <w:shd w:val="clear" w:color="auto" w:fill="EBF5FB"/>
           </w:tcPr>
           <w:p>
+            <w:proofErr w:type="spellStart"/>
             <w:r>
               <w:rPr>
                 <w:sz w:val="18"/>
               </w:rPr>
               <w:t>models.Model</w:t>
             </w:r>
+            <w:proofErr w:type="spellEnd"/>
           </w:p>
         </w:tc>
         <w:tc>
@@ -1156,8 +2379,58 @@
               <w:rPr>
                 <w:sz w:val="18"/>
               </w:rPr>
-              <w:t xml:space="preserve"> péremption, quantités, statut automatique</w:t>
-            </w:r>
+              <w:t xml:space="preserve"> </w:t>
+            </w:r>
+            <w:proofErr w:type="spellStart"/>
+            <w:r>
+              <w:rPr>
+                <w:sz w:val="18"/>
+              </w:rPr>
+              <w:t>péremption</w:t>
+            </w:r>
+            <w:proofErr w:type="spellEnd"/>
+            <w:r>
+              <w:rPr>
+                <w:sz w:val="18"/>
+              </w:rPr>
+              <w:t xml:space="preserve">, </w:t>
+            </w:r>
+            <w:proofErr w:type="spellStart"/>
+            <w:r>
+              <w:rPr>
+                <w:sz w:val="18"/>
+              </w:rPr>
+              <w:t>quantités</w:t>
+            </w:r>
+            <w:proofErr w:type="spellEnd"/>
+            <w:r>
+              <w:rPr>
+                <w:sz w:val="18"/>
+              </w:rPr>
+              <w:t xml:space="preserve">, </w:t>
+            </w:r>
+            <w:proofErr w:type="spellStart"/>
+            <w:r>
+              <w:rPr>
+                <w:sz w:val="18"/>
+              </w:rPr>
+              <w:t>statut</w:t>
+            </w:r>
+            <w:proofErr w:type="spellEnd"/>
+            <w:r>
+              <w:rPr>
+                <w:sz w:val="18"/>
+              </w:rPr>
+              <w:t xml:space="preserve"> </w:t>
+            </w:r>
+            <w:proofErr w:type="spellStart"/>
+            <w:r>
+              <w:rPr>
+                <w:sz w:val="18"/>
+              </w:rPr>
+              <w:t>automatique</w:t>
+            </w:r>
+            <w:proofErr w:type="spellEnd"/>
           </w:p>
         </w:tc>
       </w:tr>
@@ -1171,12 +2444,14 @@
             <w:shd w:val="clear" w:color="auto" w:fill="FFFFFF"/>
           </w:tcPr>
           <w:p>
+            <w:proofErr w:type="spellStart"/>
             <w:r>
               <w:rPr>
                 <w:sz w:val="18"/>
               </w:rPr>
               <w:t>pharmacie.vente</w:t>
             </w:r>
+            <w:proofErr w:type="spellEnd"/>
           </w:p>
         </w:tc>
         <w:tc>
@@ -1185,12 +2460,28 @@
             <w:shd w:val="clear" w:color="auto" w:fill="FFFFFF"/>
           </w:tcPr>
           <w:p>
-            <w:r>
-              <w:rPr>
-                <w:sz w:val="18"/>
-              </w:rPr>
-              <w:t>mail.thread, mail.activity.mixin</w:t>
-            </w:r>
+            <w:proofErr w:type="spellStart"/>
+            <w:r>
+              <w:rPr>
+                <w:sz w:val="18"/>
+              </w:rPr>
+              <w:t>mail.thread</w:t>
+            </w:r>
+            <w:proofErr w:type="spellEnd"/>
+            <w:r>
+              <w:rPr>
+                <w:sz w:val="18"/>
+              </w:rPr>
+              <w:t xml:space="preserve">, </w:t>
+            </w:r>
+            <w:proofErr w:type="spellStart"/>
+            <w:r>
+              <w:rPr>
+                <w:sz w:val="18"/>
+              </w:rPr>
+              <w:t>mail.activity.mixin</w:t>
+            </w:r>
+            <w:proofErr w:type="spellEnd"/>
           </w:p>
         </w:tc>
         <w:tc>
@@ -1203,7 +2494,21 @@
               <w:rPr>
                 <w:sz w:val="18"/>
               </w:rPr>
-              <w:t xml:space="preserve">Ventes au comptoir </w:t>
+              <w:t xml:space="preserve">Ventes au </w:t>
+            </w:r>
+            <w:proofErr w:type="spellStart"/>
+            <w:r>
+              <w:rPr>
+                <w:sz w:val="18"/>
+              </w:rPr>
+              <w:t>comptoir</w:t>
+            </w:r>
+            <w:proofErr w:type="spellEnd"/>
+            <w:r>
+              <w:rPr>
+                <w:sz w:val="18"/>
+              </w:rPr>
+              <w:t xml:space="preserve"> </w:t>
             </w:r>
             <w:r>
               <w:rPr>
@@ -1215,7 +2520,21 @@
               <w:rPr>
                 <w:sz w:val="18"/>
               </w:rPr>
-              <w:t xml:space="preserve"> workflow, FEFO, contrôle ordonnance</w:t>
+              <w:t xml:space="preserve"> workflow, FEFO, </w:t>
+            </w:r>
+            <w:proofErr w:type="spellStart"/>
+            <w:r>
+              <w:rPr>
+                <w:sz w:val="18"/>
+              </w:rPr>
+              <w:t>contrôle</w:t>
+            </w:r>
+            <w:proofErr w:type="spellEnd"/>
+            <w:r>
+              <w:rPr>
+                <w:sz w:val="18"/>
+              </w:rPr>
+              <w:t xml:space="preserve"> ordonnance</w:t>
             </w:r>
           </w:p>
         </w:tc>
@@ -1230,12 +2549,14 @@
             <w:shd w:val="clear" w:color="auto" w:fill="EBF5FB"/>
           </w:tcPr>
           <w:p>
+            <w:proofErr w:type="spellStart"/>
             <w:r>
               <w:rPr>
                 <w:sz w:val="18"/>
               </w:rPr>
               <w:t>pharmacie.vente.ligne</w:t>
             </w:r>
+            <w:proofErr w:type="spellEnd"/>
           </w:p>
         </w:tc>
         <w:tc>
@@ -1244,12 +2565,14 @@
             <w:shd w:val="clear" w:color="auto" w:fill="EBF5FB"/>
           </w:tcPr>
           <w:p>
+            <w:proofErr w:type="spellStart"/>
             <w:r>
               <w:rPr>
                 <w:sz w:val="18"/>
               </w:rPr>
               <w:t>models.Model</w:t>
             </w:r>
+            <w:proofErr w:type="spellEnd"/>
           </w:p>
         </w:tc>
         <w:tc>
@@ -1258,11 +2581,19 @@
             <w:shd w:val="clear" w:color="auto" w:fill="EBF5FB"/>
           </w:tcPr>
           <w:p>
-            <w:r>
-              <w:rPr>
-                <w:sz w:val="18"/>
-              </w:rPr>
-              <w:t xml:space="preserve">Lignes de vente </w:t>
+            <w:proofErr w:type="spellStart"/>
+            <w:r>
+              <w:rPr>
+                <w:sz w:val="18"/>
+              </w:rPr>
+              <w:t>Lignes</w:t>
+            </w:r>
+            <w:proofErr w:type="spellEnd"/>
+            <w:r>
+              <w:rPr>
+                <w:sz w:val="18"/>
+              </w:rPr>
+              <w:t xml:space="preserve"> de vente </w:t>
             </w:r>
             <w:r>
               <w:rPr>
@@ -1274,7 +2605,21 @@
               <w:rPr>
                 <w:sz w:val="18"/>
               </w:rPr>
-              <w:t xml:space="preserve"> calculs HT/TVA/TTC</w:t>
+              <w:t xml:space="preserve"> </w:t>
+            </w:r>
+            <w:proofErr w:type="spellStart"/>
+            <w:r>
+              <w:rPr>
+                <w:sz w:val="18"/>
+              </w:rPr>
+              <w:t>calculs</w:t>
+            </w:r>
+            <w:proofErr w:type="spellEnd"/>
+            <w:r>
+              <w:rPr>
+                <w:sz w:val="18"/>
+              </w:rPr>
+              <w:t xml:space="preserve"> HT/TVA/TTC</w:t>
             </w:r>
           </w:p>
         </w:tc>
@@ -1289,12 +2634,14 @@
             <w:shd w:val="clear" w:color="auto" w:fill="FFFFFF"/>
           </w:tcPr>
           <w:p>
+            <w:proofErr w:type="spellStart"/>
             <w:r>
               <w:rPr>
                 <w:sz w:val="18"/>
               </w:rPr>
               <w:t>pharmacie.ordonnance</w:t>
             </w:r>
+            <w:proofErr w:type="spellEnd"/>
           </w:p>
         </w:tc>
         <w:tc>
@@ -1303,12 +2650,28 @@
             <w:shd w:val="clear" w:color="auto" w:fill="FFFFFF"/>
           </w:tcPr>
           <w:p>
-            <w:r>
-              <w:rPr>
-                <w:sz w:val="18"/>
-              </w:rPr>
-              <w:t>mail.thread, mail.activity.mixin</w:t>
-            </w:r>
+            <w:proofErr w:type="spellStart"/>
+            <w:r>
+              <w:rPr>
+                <w:sz w:val="18"/>
+              </w:rPr>
+              <w:t>mail.thread</w:t>
+            </w:r>
+            <w:proofErr w:type="spellEnd"/>
+            <w:r>
+              <w:rPr>
+                <w:sz w:val="18"/>
+              </w:rPr>
+              <w:t xml:space="preserve">, </w:t>
+            </w:r>
+            <w:proofErr w:type="spellStart"/>
+            <w:r>
+              <w:rPr>
+                <w:sz w:val="18"/>
+              </w:rPr>
+              <w:t>mail.activity.mixin</w:t>
+            </w:r>
+            <w:proofErr w:type="spellEnd"/>
           </w:p>
         </w:tc>
         <w:tc>
@@ -1321,7 +2684,21 @@
               <w:rPr>
                 <w:sz w:val="18"/>
               </w:rPr>
-              <w:t xml:space="preserve">Ordonnances médicales </w:t>
+              <w:t xml:space="preserve">Ordonnances </w:t>
+            </w:r>
+            <w:proofErr w:type="spellStart"/>
+            <w:r>
+              <w:rPr>
+                <w:sz w:val="18"/>
+              </w:rPr>
+              <w:t>médicales</w:t>
+            </w:r>
+            <w:proofErr w:type="spellEnd"/>
+            <w:r>
+              <w:rPr>
+                <w:sz w:val="18"/>
+              </w:rPr>
+              <w:t xml:space="preserve"> </w:t>
             </w:r>
             <w:r>
               <w:rPr>
@@ -1333,7 +2710,21 @@
               <w:rPr>
                 <w:sz w:val="18"/>
               </w:rPr>
-              <w:t xml:space="preserve"> posologie, scan numérique</w:t>
+              <w:t xml:space="preserve"> </w:t>
+            </w:r>
+            <w:proofErr w:type="spellStart"/>
+            <w:r>
+              <w:rPr>
+                <w:sz w:val="18"/>
+              </w:rPr>
+              <w:t>posologie</w:t>
+            </w:r>
+            <w:proofErr w:type="spellEnd"/>
+            <w:r>
+              <w:rPr>
+                <w:sz w:val="18"/>
+              </w:rPr>
+              <w:t>, scan numérique</w:t>
             </w:r>
           </w:p>
         </w:tc>
@@ -1348,12 +2739,14 @@
             <w:shd w:val="clear" w:color="auto" w:fill="EBF5FB"/>
           </w:tcPr>
           <w:p>
+            <w:proofErr w:type="spellStart"/>
             <w:r>
               <w:rPr>
                 <w:sz w:val="18"/>
               </w:rPr>
               <w:t>pharmacie.posologie</w:t>
             </w:r>
+            <w:proofErr w:type="spellEnd"/>
           </w:p>
         </w:tc>
         <w:tc>
@@ -1362,12 +2755,14 @@
             <w:shd w:val="clear" w:color="auto" w:fill="EBF5FB"/>
           </w:tcPr>
           <w:p>
+            <w:proofErr w:type="spellStart"/>
             <w:r>
               <w:rPr>
                 <w:sz w:val="18"/>
               </w:rPr>
               <w:t>models.Model</w:t>
             </w:r>
+            <w:proofErr w:type="spellEnd"/>
           </w:p>
         </w:tc>
         <w:tc>
@@ -1376,12 +2771,56 @@
             <w:shd w:val="clear" w:color="auto" w:fill="EBF5FB"/>
           </w:tcPr>
           <w:p>
-            <w:r>
-              <w:rPr>
-                <w:sz w:val="18"/>
-              </w:rPr>
-              <w:t>Détail posologique par médicament prescrit</w:t>
-            </w:r>
+            <w:proofErr w:type="spellStart"/>
+            <w:r>
+              <w:rPr>
+                <w:sz w:val="18"/>
+              </w:rPr>
+              <w:t>Détail</w:t>
+            </w:r>
+            <w:proofErr w:type="spellEnd"/>
+            <w:r>
+              <w:rPr>
+                <w:sz w:val="18"/>
+              </w:rPr>
+              <w:t xml:space="preserve"> </w:t>
+            </w:r>
+            <w:proofErr w:type="spellStart"/>
+            <w:r>
+              <w:rPr>
+                <w:sz w:val="18"/>
+              </w:rPr>
+              <w:t>posologique</w:t>
+            </w:r>
+            <w:proofErr w:type="spellEnd"/>
+            <w:r>
+              <w:rPr>
+                <w:sz w:val="18"/>
+              </w:rPr>
+              <w:t xml:space="preserve"> par </w:t>
+            </w:r>
+            <w:proofErr w:type="spellStart"/>
+            <w:r>
+              <w:rPr>
+                <w:sz w:val="18"/>
+              </w:rPr>
+              <w:t>médicament</w:t>
+            </w:r>
+            <w:proofErr w:type="spellEnd"/>
+            <w:r>
+              <w:rPr>
+                <w:sz w:val="18"/>
+              </w:rPr>
+              <w:t xml:space="preserve"> </w:t>
+            </w:r>
+            <w:proofErr w:type="spellStart"/>
+            <w:r>
+              <w:rPr>
+                <w:sz w:val="18"/>
+              </w:rPr>
+              <w:t>prescrit</w:t>
+            </w:r>
+            <w:proofErr w:type="spellEnd"/>
           </w:p>
         </w:tc>
       </w:tr>
@@ -1395,12 +2834,14 @@
             <w:shd w:val="clear" w:color="auto" w:fill="FFFFFF"/>
           </w:tcPr>
           <w:p>
+            <w:proofErr w:type="spellStart"/>
             <w:r>
               <w:rPr>
                 <w:sz w:val="18"/>
               </w:rPr>
               <w:t>pharmacie.reappro</w:t>
             </w:r>
+            <w:proofErr w:type="spellEnd"/>
           </w:p>
         </w:tc>
         <w:tc>
@@ -1409,12 +2850,28 @@
             <w:shd w:val="clear" w:color="auto" w:fill="FFFFFF"/>
           </w:tcPr>
           <w:p>
-            <w:r>
-              <w:rPr>
-                <w:sz w:val="18"/>
-              </w:rPr>
-              <w:t>mail.thread, mail.activity.mixin</w:t>
-            </w:r>
+            <w:proofErr w:type="spellStart"/>
+            <w:r>
+              <w:rPr>
+                <w:sz w:val="18"/>
+              </w:rPr>
+              <w:t>mail.thread</w:t>
+            </w:r>
+            <w:proofErr w:type="spellEnd"/>
+            <w:r>
+              <w:rPr>
+                <w:sz w:val="18"/>
+              </w:rPr>
+              <w:t xml:space="preserve">, </w:t>
+            </w:r>
+            <w:proofErr w:type="spellStart"/>
+            <w:r>
+              <w:rPr>
+                <w:sz w:val="18"/>
+              </w:rPr>
+              <w:t>mail.activity.mixin</w:t>
+            </w:r>
+            <w:proofErr w:type="spellEnd"/>
           </w:p>
         </w:tc>
         <w:tc>
@@ -1427,7 +2884,35 @@
               <w:rPr>
                 <w:sz w:val="18"/>
               </w:rPr>
-              <w:t xml:space="preserve">Bons de commande fournisseurs </w:t>
+              <w:t xml:space="preserve">Bons de </w:t>
+            </w:r>
+            <w:proofErr w:type="spellStart"/>
+            <w:r>
+              <w:rPr>
+                <w:sz w:val="18"/>
+              </w:rPr>
+              <w:t>commande</w:t>
+            </w:r>
+            <w:proofErr w:type="spellEnd"/>
+            <w:r>
+              <w:rPr>
+                <w:sz w:val="18"/>
+              </w:rPr>
+              <w:t xml:space="preserve"> </w:t>
+            </w:r>
+            <w:proofErr w:type="spellStart"/>
+            <w:r>
+              <w:rPr>
+                <w:sz w:val="18"/>
+              </w:rPr>
+              <w:t>fournisseurs</w:t>
+            </w:r>
+            <w:proofErr w:type="spellEnd"/>
+            <w:r>
+              <w:rPr>
+                <w:sz w:val="18"/>
+              </w:rPr>
+              <w:t xml:space="preserve"> </w:t>
             </w:r>
             <w:r>
               <w:rPr>
@@ -1439,7 +2924,35 @@
               <w:rPr>
                 <w:sz w:val="18"/>
               </w:rPr>
-              <w:t xml:space="preserve"> réception automatique de lots</w:t>
+              <w:t xml:space="preserve"> </w:t>
+            </w:r>
+            <w:proofErr w:type="spellStart"/>
+            <w:r>
+              <w:rPr>
+                <w:sz w:val="18"/>
+              </w:rPr>
+              <w:t>réception</w:t>
+            </w:r>
+            <w:proofErr w:type="spellEnd"/>
+            <w:r>
+              <w:rPr>
+                <w:sz w:val="18"/>
+              </w:rPr>
+              <w:t xml:space="preserve"> </w:t>
+            </w:r>
+            <w:proofErr w:type="spellStart"/>
+            <w:r>
+              <w:rPr>
+                <w:sz w:val="18"/>
+              </w:rPr>
+              <w:t>automatique</w:t>
+            </w:r>
+            <w:proofErr w:type="spellEnd"/>
+            <w:r>
+              <w:rPr>
+                <w:sz w:val="18"/>
+              </w:rPr>
+              <w:t xml:space="preserve"> de lots</w:t>
             </w:r>
           </w:p>
         </w:tc>
@@ -1454,12 +2967,14 @@
             <w:shd w:val="clear" w:color="auto" w:fill="EBF5FB"/>
           </w:tcPr>
           <w:p>
+            <w:proofErr w:type="spellStart"/>
             <w:r>
               <w:rPr>
                 <w:sz w:val="18"/>
               </w:rPr>
               <w:t>pharmacie.reappro.ligne</w:t>
             </w:r>
+            <w:proofErr w:type="spellEnd"/>
           </w:p>
         </w:tc>
         <w:tc>
@@ -1468,12 +2983,14 @@
             <w:shd w:val="clear" w:color="auto" w:fill="EBF5FB"/>
           </w:tcPr>
           <w:p>
+            <w:proofErr w:type="spellStart"/>
             <w:r>
               <w:rPr>
                 <w:sz w:val="18"/>
               </w:rPr>
               <w:t>models.Model</w:t>
             </w:r>
+            <w:proofErr w:type="spellEnd"/>
           </w:p>
         </w:tc>
         <w:tc>
@@ -1482,11 +2999,33 @@
             <w:shd w:val="clear" w:color="auto" w:fill="EBF5FB"/>
           </w:tcPr>
           <w:p>
-            <w:r>
-              <w:rPr>
-                <w:sz w:val="18"/>
-              </w:rPr>
-              <w:t xml:space="preserve">Lignes de commande </w:t>
+            <w:proofErr w:type="spellStart"/>
+            <w:r>
+              <w:rPr>
+                <w:sz w:val="18"/>
+              </w:rPr>
+              <w:t>Lignes</w:t>
+            </w:r>
+            <w:proofErr w:type="spellEnd"/>
+            <w:r>
+              <w:rPr>
+                <w:sz w:val="18"/>
+              </w:rPr>
+              <w:t xml:space="preserve"> de </w:t>
+            </w:r>
+            <w:proofErr w:type="spellStart"/>
+            <w:r>
+              <w:rPr>
+                <w:sz w:val="18"/>
+              </w:rPr>
+              <w:t>commande</w:t>
+            </w:r>
+            <w:proofErr w:type="spellEnd"/>
+            <w:r>
+              <w:rPr>
+                <w:sz w:val="18"/>
+              </w:rPr>
+              <w:t xml:space="preserve"> </w:t>
             </w:r>
             <w:r>
               <w:rPr>
@@ -1498,8 +3037,30 @@
               <w:rPr>
                 <w:sz w:val="18"/>
               </w:rPr>
-              <w:t xml:space="preserve"> quantités, prix, date péremption</w:t>
-            </w:r>
+              <w:t xml:space="preserve"> </w:t>
+            </w:r>
+            <w:proofErr w:type="spellStart"/>
+            <w:r>
+              <w:rPr>
+                <w:sz w:val="18"/>
+              </w:rPr>
+              <w:t>quantités</w:t>
+            </w:r>
+            <w:proofErr w:type="spellEnd"/>
+            <w:r>
+              <w:rPr>
+                <w:sz w:val="18"/>
+              </w:rPr>
+              <w:t xml:space="preserve">, prix, date </w:t>
+            </w:r>
+            <w:proofErr w:type="spellStart"/>
+            <w:r>
+              <w:rPr>
+                <w:sz w:val="18"/>
+              </w:rPr>
+              <w:t>péremption</w:t>
+            </w:r>
+            <w:proofErr w:type="spellEnd"/>
           </w:p>
         </w:tc>
       </w:tr>
@@ -1513,11 +3074,33 @@
             <w:shd w:val="clear" w:color="auto" w:fill="FFFFFF"/>
           </w:tcPr>
           <w:p>
-            <w:r>
-              <w:rPr>
-                <w:sz w:val="18"/>
-              </w:rPr>
-              <w:t>res.partner (héritage)</w:t>
+            <w:proofErr w:type="spellStart"/>
+            <w:r>
+              <w:rPr>
+                <w:sz w:val="18"/>
+              </w:rPr>
+              <w:t>res.partner</w:t>
+            </w:r>
+            <w:proofErr w:type="spellEnd"/>
+            <w:r>
+              <w:rPr>
+                <w:sz w:val="18"/>
+              </w:rPr>
+              <w:t xml:space="preserve"> (</w:t>
+            </w:r>
+            <w:proofErr w:type="spellStart"/>
+            <w:r>
+              <w:rPr>
+                <w:sz w:val="18"/>
+              </w:rPr>
+              <w:t>héritage</w:t>
+            </w:r>
+            <w:proofErr w:type="spellEnd"/>
+            <w:r>
+              <w:rPr>
+                <w:sz w:val="18"/>
+              </w:rPr>
+              <w:t>)</w:t>
             </w:r>
           </w:p>
         </w:tc>
@@ -1531,8 +3114,16 @@
               <w:rPr>
                 <w:sz w:val="18"/>
               </w:rPr>
-              <w:t>_inherit = res.partner</w:t>
-            </w:r>
+              <w:t xml:space="preserve">_inherit = </w:t>
+            </w:r>
+            <w:proofErr w:type="spellStart"/>
+            <w:r>
+              <w:rPr>
+                <w:sz w:val="18"/>
+              </w:rPr>
+              <w:t>res.partner</w:t>
+            </w:r>
+            <w:proofErr w:type="spellEnd"/>
           </w:p>
         </w:tc>
         <w:tc>
@@ -1545,7 +3136,49 @@
               <w:rPr>
                 <w:sz w:val="18"/>
               </w:rPr>
-              <w:t>Extension fournisseurs : agrément DPM, délai livraison</w:t>
+              <w:t xml:space="preserve">Extension </w:t>
+            </w:r>
+            <w:proofErr w:type="spellStart"/>
+            <w:r>
+              <w:rPr>
+                <w:sz w:val="18"/>
+              </w:rPr>
+              <w:t>fournisseurs</w:t>
+            </w:r>
+            <w:proofErr w:type="spellEnd"/>
+            <w:r>
+              <w:rPr>
+                <w:sz w:val="18"/>
+              </w:rPr>
+              <w:t xml:space="preserve"> : </w:t>
+            </w:r>
+            <w:proofErr w:type="spellStart"/>
+            <w:r>
+              <w:rPr>
+                <w:sz w:val="18"/>
+              </w:rPr>
+              <w:t>agrément</w:t>
+            </w:r>
+            <w:proofErr w:type="spellEnd"/>
+            <w:r>
+              <w:rPr>
+                <w:sz w:val="18"/>
+              </w:rPr>
+              <w:t xml:space="preserve"> DPM, </w:t>
+            </w:r>
+            <w:proofErr w:type="spellStart"/>
+            <w:r>
+              <w:rPr>
+                <w:sz w:val="18"/>
+              </w:rPr>
+              <w:t>délai</w:t>
+            </w:r>
+            <w:proofErr w:type="spellEnd"/>
+            <w:r>
+              <w:rPr>
+                <w:sz w:val="18"/>
+              </w:rPr>
+              <w:t xml:space="preserve"> livraison</w:t>
             </w:r>
           </w:p>
         </w:tc>
@@ -1554,23 +3187,246 @@
     <w:p/>
     <w:p>
       <w:pPr>
+        <w:jc w:val="center"/>
+      </w:pPr>
+      <w:r>
+        <w:rPr>
+          <w:b/>
+          <w:i/>
+        </w:rPr>
+        <w:t xml:space="preserve">Figure 1 - </w:t>
+      </w:r>
+      <w:proofErr w:type="spellStart"/>
+      <w:r>
+        <w:rPr>
+          <w:b/>
+          <w:i/>
+        </w:rPr>
+        <w:t>Diagramme</w:t>
+      </w:r>
+      <w:proofErr w:type="spellEnd"/>
+      <w:r>
+        <w:rPr>
+          <w:b/>
+          <w:i/>
+        </w:rPr>
+        <w:t xml:space="preserve"> de classes UML : </w:t>
+      </w:r>
+      <w:proofErr w:type="spellStart"/>
+      <w:r>
+        <w:rPr>
+          <w:b/>
+          <w:i/>
+        </w:rPr>
+        <w:t>Modèles</w:t>
+      </w:r>
+      <w:proofErr w:type="spellEnd"/>
+      <w:r>
+        <w:rPr>
+          <w:b/>
+          <w:i/>
+        </w:rPr>
+        <w:t xml:space="preserve"> et relations</w:t>
+      </w:r>
+    </w:p>
+    <w:p>
+      <w:pPr>
+        <w:jc w:val="center"/>
+      </w:pPr>
+      <w:r>
+        <w:rPr>
+          <w:noProof/>
+        </w:rPr>
+        <w:lastRenderedPageBreak/>
+        <w:drawing>
+          <wp:inline distT="0" distB="0" distL="0" distR="0" wp14:anchorId="09253D47" wp14:editId="74AC9386">
+            <wp:extent cx="5943600" cy="2213891"/>
+            <wp:effectExtent l="0" t="0" r="0" b="0"/>
+            <wp:docPr id="1850215650" name="Picture 1850215650"/>
+            <wp:cNvGraphicFramePr>
+              <a:graphicFrameLocks xmlns:a="http://schemas.openxmlformats.org/drawingml/2006/main" noChangeAspect="1"/>
+            </wp:cNvGraphicFramePr>
+            <a:graphic xmlns:a="http://schemas.openxmlformats.org/drawingml/2006/main">
+              <a:graphicData uri="http://schemas.openxmlformats.org/drawingml/2006/picture">
+                <pic:pic xmlns:pic="http://schemas.openxmlformats.org/drawingml/2006/picture">
+                  <pic:nvPicPr>
+                    <pic:cNvPr id="0" name="diagramme_classes.png"/>
+                    <pic:cNvPicPr/>
+                  </pic:nvPicPr>
+                  <pic:blipFill>
+                    <a:blip r:embed="rId9"/>
+                    <a:stretch>
+                      <a:fillRect/>
+                    </a:stretch>
+                  </pic:blipFill>
+                  <pic:spPr>
+                    <a:xfrm>
+                      <a:off x="0" y="0"/>
+                      <a:ext cx="5943600" cy="2213891"/>
+                    </a:xfrm>
+                    <a:prstGeom prst="rect">
+                      <a:avLst/>
+                    </a:prstGeom>
+                  </pic:spPr>
+                </pic:pic>
+              </a:graphicData>
+            </a:graphic>
+          </wp:inline>
+        </w:drawing>
+      </w:r>
+    </w:p>
+    <w:p>
+      <w:pPr>
         <w:pStyle w:val="Titre1"/>
       </w:pPr>
       <w:r>
-        <w:t>5. Fonctionnalités clés implémentées</w:t>
-      </w:r>
+        <w:t xml:space="preserve">5. </w:t>
+      </w:r>
+      <w:proofErr w:type="spellStart"/>
+      <w:r>
+        <w:t>Fonctionnalités</w:t>
+      </w:r>
+      <w:proofErr w:type="spellEnd"/>
+      <w:r>
+        <w:t xml:space="preserve"> </w:t>
+      </w:r>
+      <w:proofErr w:type="spellStart"/>
+      <w:r>
+        <w:t>clés</w:t>
+      </w:r>
+      <w:proofErr w:type="spellEnd"/>
+      <w:r>
+        <w:t xml:space="preserve"> </w:t>
+      </w:r>
+      <w:proofErr w:type="spellStart"/>
+      <w:r>
+        <w:t>implémentées</w:t>
+      </w:r>
+      <w:proofErr w:type="spellEnd"/>
     </w:p>
     <w:p>
       <w:pPr>
         <w:pStyle w:val="Titre2"/>
       </w:pPr>
       <w:r>
-        <w:t>5.1 Algorithme FEFO (First Expiry First Out)</w:t>
+        <w:t xml:space="preserve">5.1 </w:t>
+      </w:r>
+      <w:proofErr w:type="spellStart"/>
+      <w:r>
+        <w:t>Algorithme</w:t>
+      </w:r>
+      <w:proofErr w:type="spellEnd"/>
+      <w:r>
+        <w:t xml:space="preserve"> FEFO (First Expiry First Out)</w:t>
       </w:r>
     </w:p>
     <w:p>
       <w:r>
-        <w:t>La gestion des stocks respecte le principe FEFO : les médicaments dont la date de péremption est la plus proche sont vendus en priorité. L'algorithme est implémenté en deux temps :</w:t>
+        <w:t xml:space="preserve">La gestion des stocks </w:t>
+      </w:r>
+      <w:proofErr w:type="spellStart"/>
+      <w:r>
+        <w:t>respecte</w:t>
+      </w:r>
+      <w:proofErr w:type="spellEnd"/>
+      <w:r>
+        <w:t xml:space="preserve"> le </w:t>
+      </w:r>
+      <w:proofErr w:type="spellStart"/>
+      <w:r>
+        <w:t>principe</w:t>
+      </w:r>
+      <w:proofErr w:type="spellEnd"/>
+      <w:r>
+        <w:t xml:space="preserve"> FEFO : les </w:t>
+      </w:r>
+      <w:proofErr w:type="spellStart"/>
+      <w:r>
+        <w:t>médicaments</w:t>
+      </w:r>
+      <w:proofErr w:type="spellEnd"/>
+      <w:r>
+        <w:t xml:space="preserve"> </w:t>
+      </w:r>
+      <w:proofErr w:type="spellStart"/>
+      <w:r>
+        <w:t>dont</w:t>
+      </w:r>
+      <w:proofErr w:type="spellEnd"/>
+      <w:r>
+        <w:t xml:space="preserve"> la date de </w:t>
+      </w:r>
+      <w:proofErr w:type="spellStart"/>
+      <w:r>
+        <w:t>péremption</w:t>
+      </w:r>
+      <w:proofErr w:type="spellEnd"/>
+      <w:r>
+        <w:t xml:space="preserve"> est la plus </w:t>
+      </w:r>
+      <w:proofErr w:type="spellStart"/>
+      <w:r>
+        <w:t>proche</w:t>
+      </w:r>
+      <w:proofErr w:type="spellEnd"/>
+      <w:r>
+        <w:t xml:space="preserve"> </w:t>
+      </w:r>
+      <w:proofErr w:type="spellStart"/>
+      <w:r>
+        <w:t>sont</w:t>
+      </w:r>
+      <w:proofErr w:type="spellEnd"/>
+      <w:r>
+        <w:t xml:space="preserve"> </w:t>
+      </w:r>
+      <w:proofErr w:type="spellStart"/>
+      <w:r>
+        <w:t>vendus</w:t>
+      </w:r>
+      <w:proofErr w:type="spellEnd"/>
+      <w:r>
+        <w:t xml:space="preserve"> </w:t>
+      </w:r>
+      <w:proofErr w:type="spellStart"/>
+      <w:r>
+        <w:t>en</w:t>
+      </w:r>
+      <w:proofErr w:type="spellEnd"/>
+      <w:r>
+        <w:t xml:space="preserve"> </w:t>
+      </w:r>
+      <w:proofErr w:type="spellStart"/>
+      <w:r>
+        <w:t>priorité</w:t>
+      </w:r>
+      <w:proofErr w:type="spellEnd"/>
+      <w:r>
+        <w:t xml:space="preserve">. </w:t>
+      </w:r>
+      <w:proofErr w:type="spellStart"/>
+      <w:r>
+        <w:t>L'algorithme</w:t>
+      </w:r>
+      <w:proofErr w:type="spellEnd"/>
+      <w:r>
+        <w:t xml:space="preserve"> est </w:t>
+      </w:r>
+      <w:proofErr w:type="spellStart"/>
+      <w:r>
+        <w:t>implémenté</w:t>
+      </w:r>
+      <w:proofErr w:type="spellEnd"/>
+      <w:r>
+        <w:t xml:space="preserve"> </w:t>
+      </w:r>
+      <w:proofErr w:type="spellStart"/>
+      <w:r>
+        <w:t>en</w:t>
+      </w:r>
+      <w:proofErr w:type="spellEnd"/>
+      <w:r>
+        <w:t xml:space="preserve"> deux temps :</w:t>
       </w:r>
     </w:p>
     <w:p>
@@ -1579,8 +3435,45 @@
         <w:ind w:left="283"/>
       </w:pPr>
       <w:r>
-        <w:t>À la saisie de la ligne de vente (onchange) : le lot FEFO est pré-sélectionné automatiquement</w:t>
-      </w:r>
+        <w:t xml:space="preserve">À la </w:t>
+      </w:r>
+      <w:proofErr w:type="spellStart"/>
+      <w:r>
+        <w:t>saisie</w:t>
+      </w:r>
+      <w:proofErr w:type="spellEnd"/>
+      <w:r>
+        <w:t xml:space="preserve"> de la </w:t>
+      </w:r>
+      <w:proofErr w:type="spellStart"/>
+      <w:r>
+        <w:t>ligne</w:t>
+      </w:r>
+      <w:proofErr w:type="spellEnd"/>
+      <w:r>
+        <w:t xml:space="preserve"> de vente (</w:t>
+      </w:r>
+      <w:proofErr w:type="spellStart"/>
+      <w:r>
+        <w:t>onchange</w:t>
+      </w:r>
+      <w:proofErr w:type="spellEnd"/>
+      <w:r>
+        <w:t xml:space="preserve">) : le lot FEFO est </w:t>
+      </w:r>
+      <w:proofErr w:type="spellStart"/>
+      <w:r>
+        <w:t>pré-sélectionné</w:t>
+      </w:r>
+      <w:proofErr w:type="spellEnd"/>
+      <w:r>
+        <w:t xml:space="preserve"> </w:t>
+      </w:r>
+      <w:proofErr w:type="spellStart"/>
+      <w:r>
+        <w:t>automatiquement</w:t>
+      </w:r>
+      <w:proofErr w:type="spellEnd"/>
     </w:p>
     <w:p>
       <w:pPr>
@@ -1588,8 +3481,45 @@
         <w:ind w:left="283"/>
       </w:pPr>
       <w:r>
-        <w:t>À la confirmation de la vente : décrémentation réelle des quantités lot par lot, dans l'ordre de péremption</w:t>
-      </w:r>
+        <w:t xml:space="preserve">À la confirmation de la vente : </w:t>
+      </w:r>
+      <w:proofErr w:type="spellStart"/>
+      <w:r>
+        <w:t>décrémentation</w:t>
+      </w:r>
+      <w:proofErr w:type="spellEnd"/>
+      <w:r>
+        <w:t xml:space="preserve"> </w:t>
+      </w:r>
+      <w:proofErr w:type="spellStart"/>
+      <w:r>
+        <w:t>réelle</w:t>
+      </w:r>
+      <w:proofErr w:type="spellEnd"/>
+      <w:r>
+        <w:t xml:space="preserve"> des </w:t>
+      </w:r>
+      <w:proofErr w:type="spellStart"/>
+      <w:r>
+        <w:t>quantités</w:t>
+      </w:r>
+      <w:proofErr w:type="spellEnd"/>
+      <w:r>
+        <w:t xml:space="preserve"> lot par lot, dans </w:t>
+      </w:r>
+      <w:proofErr w:type="spellStart"/>
+      <w:r>
+        <w:t>l'ordre</w:t>
+      </w:r>
+      <w:proofErr w:type="spellEnd"/>
+      <w:r>
+        <w:t xml:space="preserve"> de </w:t>
+      </w:r>
+      <w:proofErr w:type="spellStart"/>
+      <w:r>
+        <w:t>péremption</w:t>
+      </w:r>
+      <w:proofErr w:type="spellEnd"/>
     </w:p>
     <w:p>
       <w:pPr>
@@ -1600,13 +3530,196 @@
       </w:r>
     </w:p>
     <w:p>
-      <w:r>
-        <w:t>Brouillon  →  Confirmée  →  (Annulée pour brouillons uniquement)</w:t>
+      <w:proofErr w:type="spellStart"/>
+      <w:r>
+        <w:t>Brouillon</w:t>
+      </w:r>
+      <w:proofErr w:type="spellEnd"/>
+      <w:r>
+        <w:t xml:space="preserve">  →  </w:t>
+      </w:r>
+      <w:proofErr w:type="spellStart"/>
+      <w:r>
+        <w:t>Confirmée</w:t>
+      </w:r>
+      <w:proofErr w:type="spellEnd"/>
+      <w:r>
+        <w:t xml:space="preserve">  →  (</w:t>
+      </w:r>
+      <w:proofErr w:type="spellStart"/>
+      <w:r>
+        <w:t>Annulée</w:t>
+      </w:r>
+      <w:proofErr w:type="spellEnd"/>
+      <w:r>
+        <w:t xml:space="preserve"> pour </w:t>
+      </w:r>
+      <w:proofErr w:type="spellStart"/>
+      <w:r>
+        <w:t>brouillons</w:t>
+      </w:r>
+      <w:proofErr w:type="spellEnd"/>
+      <w:r>
+        <w:t xml:space="preserve"> </w:t>
+      </w:r>
+      <w:proofErr w:type="spellStart"/>
+      <w:r>
+        <w:t>uniquement</w:t>
+      </w:r>
+      <w:proofErr w:type="spellEnd"/>
+      <w:r>
+        <w:t>)</w:t>
       </w:r>
     </w:p>
     <w:p>
       <w:r>
-        <w:t>À la confirmation : vérification de l'ordonnance pour les médicaments soumis, vérification du stock disponible, décrémentation FEFO, horodatage de la vente, mise à jour du statut de l'ordonnance.</w:t>
+        <w:t xml:space="preserve">À la confirmation : </w:t>
+      </w:r>
+      <w:proofErr w:type="spellStart"/>
+      <w:r>
+        <w:t>vérification</w:t>
+      </w:r>
+      <w:proofErr w:type="spellEnd"/>
+      <w:r>
+        <w:t xml:space="preserve"> de </w:t>
+      </w:r>
+      <w:proofErr w:type="spellStart"/>
+      <w:r>
+        <w:t>l'ordonnance</w:t>
+      </w:r>
+      <w:proofErr w:type="spellEnd"/>
+      <w:r>
+        <w:t xml:space="preserve"> pour les </w:t>
+      </w:r>
+      <w:proofErr w:type="spellStart"/>
+      <w:r>
+        <w:t>médicaments</w:t>
+      </w:r>
+      <w:proofErr w:type="spellEnd"/>
+      <w:r>
+        <w:t xml:space="preserve"> </w:t>
+      </w:r>
+      <w:proofErr w:type="spellStart"/>
+      <w:r>
+        <w:t>soumis</w:t>
+      </w:r>
+      <w:proofErr w:type="spellEnd"/>
+      <w:r>
+        <w:t xml:space="preserve">, </w:t>
+      </w:r>
+      <w:proofErr w:type="spellStart"/>
+      <w:r>
+        <w:t>vérification</w:t>
+      </w:r>
+      <w:proofErr w:type="spellEnd"/>
+      <w:r>
+        <w:t xml:space="preserve"> du stock disponible, </w:t>
+      </w:r>
+      <w:proofErr w:type="spellStart"/>
+      <w:r>
+        <w:t>décrémentation</w:t>
+      </w:r>
+      <w:proofErr w:type="spellEnd"/>
+      <w:r>
+        <w:t xml:space="preserve"> FEFO, </w:t>
+      </w:r>
+      <w:proofErr w:type="spellStart"/>
+      <w:r>
+        <w:t>horodatage</w:t>
+      </w:r>
+      <w:proofErr w:type="spellEnd"/>
+      <w:r>
+        <w:t xml:space="preserve"> de la vente, mise à jour du </w:t>
+      </w:r>
+      <w:proofErr w:type="spellStart"/>
+      <w:r>
+        <w:t>statut</w:t>
+      </w:r>
+      <w:proofErr w:type="spellEnd"/>
+      <w:r>
+        <w:t xml:space="preserve"> de </w:t>
+      </w:r>
+      <w:proofErr w:type="spellStart"/>
+      <w:r>
+        <w:t>l'ordonnance</w:t>
+      </w:r>
+      <w:proofErr w:type="spellEnd"/>
+      <w:r>
+        <w:t>.</w:t>
+      </w:r>
+    </w:p>
+    <w:p>
+      <w:pPr>
+        <w:jc w:val="center"/>
+      </w:pPr>
+      <w:r>
+        <w:rPr>
+          <w:b/>
+          <w:i/>
+        </w:rPr>
+        <w:t xml:space="preserve">Figure 2 - </w:t>
+      </w:r>
+      <w:proofErr w:type="spellStart"/>
+      <w:r>
+        <w:rPr>
+          <w:b/>
+          <w:i/>
+        </w:rPr>
+        <w:t>Diagramme</w:t>
+      </w:r>
+      <w:proofErr w:type="spellEnd"/>
+      <w:r>
+        <w:rPr>
+          <w:b/>
+          <w:i/>
+        </w:rPr>
+        <w:t xml:space="preserve"> de flux : Processus de vente</w:t>
+      </w:r>
+    </w:p>
+    <w:p>
+      <w:pPr>
+        <w:jc w:val="center"/>
+      </w:pPr>
+      <w:r>
+        <w:rPr>
+          <w:noProof/>
+        </w:rPr>
+        <w:lastRenderedPageBreak/>
+        <w:drawing>
+          <wp:inline distT="0" distB="0" distL="0" distR="0" wp14:anchorId="1BA46781" wp14:editId="0D238207">
+            <wp:extent cx="3657600" cy="13019471"/>
+            <wp:effectExtent l="0" t="0" r="0" b="0"/>
+            <wp:docPr id="1850215649" name="Picture 1850215649"/>
+            <wp:cNvGraphicFramePr>
+              <a:graphicFrameLocks xmlns:a="http://schemas.openxmlformats.org/drawingml/2006/main" noChangeAspect="1"/>
+            </wp:cNvGraphicFramePr>
+            <a:graphic xmlns:a="http://schemas.openxmlformats.org/drawingml/2006/main">
+              <a:graphicData uri="http://schemas.openxmlformats.org/drawingml/2006/picture">
+                <pic:pic xmlns:pic="http://schemas.openxmlformats.org/drawingml/2006/picture">
+                  <pic:nvPicPr>
+                    <pic:cNvPr id="0" name="diagramme_flux_vente.png"/>
+                    <pic:cNvPicPr/>
+                  </pic:nvPicPr>
+                  <pic:blipFill>
+                    <a:blip r:embed="rId10"/>
+                    <a:stretch>
+                      <a:fillRect/>
+                    </a:stretch>
+                  </pic:blipFill>
+                  <pic:spPr>
+                    <a:xfrm>
+                      <a:off x="0" y="0"/>
+                      <a:ext cx="3657600" cy="13019471"/>
+                    </a:xfrm>
+                    <a:prstGeom prst="rect">
+                      <a:avLst/>
+                    </a:prstGeom>
+                  </pic:spPr>
+                </pic:pic>
+              </a:graphicData>
+            </a:graphic>
+          </wp:inline>
+        </w:drawing>
       </w:r>
     </w:p>
     <w:p>
@@ -1615,17 +3728,246 @@
       </w:pPr>
       <w:r>
         <w:lastRenderedPageBreak/>
-        <w:t>5.3 Workflow de réapprovisionnement</w:t>
-      </w:r>
+        <w:t xml:space="preserve">5.3 Workflow de </w:t>
+      </w:r>
+      <w:proofErr w:type="spellStart"/>
+      <w:r>
+        <w:t>réapprovisionnement</w:t>
+      </w:r>
+      <w:proofErr w:type="spellEnd"/>
     </w:p>
     <w:p>
-      <w:r>
-        <w:t>Brouillon  →  Commandé  →  Reçu partiellement / Reçu  →  (Annulé)</w:t>
+      <w:proofErr w:type="spellStart"/>
+      <w:r>
+        <w:t>Brouillon</w:t>
+      </w:r>
+      <w:proofErr w:type="spellEnd"/>
+      <w:r>
+        <w:t xml:space="preserve">  →  </w:t>
+      </w:r>
+      <w:proofErr w:type="spellStart"/>
+      <w:r>
+        <w:t>Commandé</w:t>
+      </w:r>
+      <w:proofErr w:type="spellEnd"/>
+      <w:r>
+        <w:t xml:space="preserve">  →  </w:t>
+      </w:r>
+      <w:proofErr w:type="spellStart"/>
+      <w:r>
+        <w:t>Reçu</w:t>
+      </w:r>
+      <w:proofErr w:type="spellEnd"/>
+      <w:r>
+        <w:t xml:space="preserve"> </w:t>
+      </w:r>
+      <w:proofErr w:type="spellStart"/>
+      <w:r>
+        <w:t>partiellement</w:t>
+      </w:r>
+      <w:proofErr w:type="spellEnd"/>
+      <w:r>
+        <w:t xml:space="preserve"> / </w:t>
+      </w:r>
+      <w:proofErr w:type="spellStart"/>
+      <w:r>
+        <w:t>Reçu</w:t>
+      </w:r>
+      <w:proofErr w:type="spellEnd"/>
+      <w:r>
+        <w:t xml:space="preserve">  →  (</w:t>
+      </w:r>
+      <w:proofErr w:type="spellStart"/>
+      <w:r>
+        <w:t>Annulé</w:t>
+      </w:r>
+      <w:proofErr w:type="spellEnd"/>
+      <w:r>
+        <w:t>)</w:t>
       </w:r>
     </w:p>
     <w:p>
       <w:r>
-        <w:t>À la réception : création automatique d'un lot pharmacie.lot pour chaque ligne avec la date de péremption renseignée, mise à jour du statut selon la complétude de la réception.</w:t>
+        <w:t xml:space="preserve">À la </w:t>
+      </w:r>
+      <w:proofErr w:type="spellStart"/>
+      <w:r>
+        <w:t>réception</w:t>
+      </w:r>
+      <w:proofErr w:type="spellEnd"/>
+      <w:r>
+        <w:t xml:space="preserve"> : </w:t>
+      </w:r>
+      <w:proofErr w:type="spellStart"/>
+      <w:r>
+        <w:t>création</w:t>
+      </w:r>
+      <w:proofErr w:type="spellEnd"/>
+      <w:r>
+        <w:t xml:space="preserve"> </w:t>
+      </w:r>
+      <w:proofErr w:type="spellStart"/>
+      <w:r>
+        <w:t>automatique</w:t>
+      </w:r>
+      <w:proofErr w:type="spellEnd"/>
+      <w:r>
+        <w:t xml:space="preserve"> d'un lot </w:t>
+      </w:r>
+      <w:proofErr w:type="spellStart"/>
+      <w:r>
+        <w:t>pharmacie.lot</w:t>
+      </w:r>
+      <w:proofErr w:type="spellEnd"/>
+      <w:r>
+        <w:t xml:space="preserve"> pour </w:t>
+      </w:r>
+      <w:proofErr w:type="spellStart"/>
+      <w:r>
+        <w:t>chaque</w:t>
+      </w:r>
+      <w:proofErr w:type="spellEnd"/>
+      <w:r>
+        <w:t xml:space="preserve"> </w:t>
+      </w:r>
+      <w:proofErr w:type="spellStart"/>
+      <w:r>
+        <w:t>ligne</w:t>
+      </w:r>
+      <w:proofErr w:type="spellEnd"/>
+      <w:r>
+        <w:t xml:space="preserve"> avec la date de </w:t>
+      </w:r>
+      <w:proofErr w:type="spellStart"/>
+      <w:r>
+        <w:t>péremption</w:t>
+      </w:r>
+      <w:proofErr w:type="spellEnd"/>
+      <w:r>
+        <w:t xml:space="preserve"> </w:t>
+      </w:r>
+      <w:proofErr w:type="spellStart"/>
+      <w:r>
+        <w:t>renseignée</w:t>
+      </w:r>
+      <w:proofErr w:type="spellEnd"/>
+      <w:r>
+        <w:t xml:space="preserve">, mise à jour du </w:t>
+      </w:r>
+      <w:proofErr w:type="spellStart"/>
+      <w:r>
+        <w:t>statut</w:t>
+      </w:r>
+      <w:proofErr w:type="spellEnd"/>
+      <w:r>
+        <w:t xml:space="preserve"> </w:t>
+      </w:r>
+      <w:proofErr w:type="spellStart"/>
+      <w:r>
+        <w:t>selon</w:t>
+      </w:r>
+      <w:proofErr w:type="spellEnd"/>
+      <w:r>
+        <w:t xml:space="preserve"> la </w:t>
+      </w:r>
+      <w:proofErr w:type="spellStart"/>
+      <w:r>
+        <w:t>complétude</w:t>
+      </w:r>
+      <w:proofErr w:type="spellEnd"/>
+      <w:r>
+        <w:t xml:space="preserve"> de la </w:t>
+      </w:r>
+      <w:proofErr w:type="spellStart"/>
+      <w:r>
+        <w:t>réception</w:t>
+      </w:r>
+      <w:proofErr w:type="spellEnd"/>
+      <w:r>
+        <w:t>.</w:t>
+      </w:r>
+    </w:p>
+    <w:p>
+      <w:pPr>
+        <w:jc w:val="center"/>
+      </w:pPr>
+      <w:r>
+        <w:rPr>
+          <w:b/>
+          <w:i/>
+        </w:rPr>
+        <w:t xml:space="preserve">Figure 3 - </w:t>
+      </w:r>
+      <w:proofErr w:type="spellStart"/>
+      <w:r>
+        <w:rPr>
+          <w:b/>
+          <w:i/>
+        </w:rPr>
+        <w:t>Diagramme</w:t>
+      </w:r>
+      <w:proofErr w:type="spellEnd"/>
+      <w:r>
+        <w:rPr>
+          <w:b/>
+          <w:i/>
+        </w:rPr>
+        <w:t xml:space="preserve"> de flux : </w:t>
+      </w:r>
+      <w:proofErr w:type="spellStart"/>
+      <w:r>
+        <w:rPr>
+          <w:b/>
+          <w:i/>
+        </w:rPr>
+        <w:t>Réapprovisionnement</w:t>
+      </w:r>
+      <w:proofErr w:type="spellEnd"/>
+    </w:p>
+    <w:p>
+      <w:pPr>
+        <w:jc w:val="center"/>
+      </w:pPr>
+      <w:r>
+        <w:rPr>
+          <w:noProof/>
+        </w:rPr>
+        <w:lastRenderedPageBreak/>
+        <w:drawing>
+          <wp:inline distT="0" distB="0" distL="0" distR="0" wp14:anchorId="264008EE" wp14:editId="3A14F195">
+            <wp:extent cx="2060784" cy="8192769"/>
+            <wp:effectExtent l="0" t="0" r="0" b="0"/>
+            <wp:docPr id="1850215648" name="Picture 1850215648"/>
+            <wp:cNvGraphicFramePr>
+              <a:graphicFrameLocks xmlns:a="http://schemas.openxmlformats.org/drawingml/2006/main" noChangeAspect="1"/>
+            </wp:cNvGraphicFramePr>
+            <a:graphic xmlns:a="http://schemas.openxmlformats.org/drawingml/2006/main">
+              <a:graphicData uri="http://schemas.openxmlformats.org/drawingml/2006/picture">
+                <pic:pic xmlns:pic="http://schemas.openxmlformats.org/drawingml/2006/picture">
+                  <pic:nvPicPr>
+                    <pic:cNvPr id="0" name="diagramme_flux_reappro.png"/>
+                    <pic:cNvPicPr/>
+                  </pic:nvPicPr>
+                  <pic:blipFill>
+                    <a:blip r:embed="rId11"/>
+                    <a:stretch>
+                      <a:fillRect/>
+                    </a:stretch>
+                  </pic:blipFill>
+                  <pic:spPr>
+                    <a:xfrm>
+                      <a:off x="0" y="0"/>
+                      <a:ext cx="2093439" cy="8322592"/>
+                    </a:xfrm>
+                    <a:prstGeom prst="rect">
+                      <a:avLst/>
+                    </a:prstGeom>
+                  </pic:spPr>
+                </pic:pic>
+              </a:graphicData>
+            </a:graphic>
+          </wp:inline>
+        </w:drawing>
       </w:r>
     </w:p>
     <w:p>
@@ -1633,8 +3975,14 @@
         <w:pStyle w:val="Titre2"/>
       </w:pPr>
       <w:r>
-        <w:t>5.4 Sécurité par profil</w:t>
-      </w:r>
+        <w:lastRenderedPageBreak/>
+        <w:t xml:space="preserve">5.4 Sécurité par </w:t>
+      </w:r>
+      <w:proofErr w:type="spellStart"/>
+      <w:r>
+        <w:t>profil</w:t>
+      </w:r>
+      <w:proofErr w:type="spellEnd"/>
     </w:p>
     <w:tbl>
       <w:tblPr>
@@ -1680,6 +4028,7 @@
             <w:pPr>
               <w:jc w:val="center"/>
             </w:pPr>
+            <w:proofErr w:type="spellStart"/>
             <w:r>
               <w:rPr>
                 <w:b/>
@@ -1688,6 +4037,7 @@
               </w:rPr>
               <w:t>Implique</w:t>
             </w:r>
+            <w:proofErr w:type="spellEnd"/>
           </w:p>
         </w:tc>
         <w:tc>
@@ -1699,6 +4049,7 @@
             <w:pPr>
               <w:jc w:val="center"/>
             </w:pPr>
+            <w:proofErr w:type="spellStart"/>
             <w:r>
               <w:rPr>
                 <w:b/>
@@ -1707,6 +4058,7 @@
               </w:rPr>
               <w:t>Accès</w:t>
             </w:r>
+            <w:proofErr w:type="spellEnd"/>
           </w:p>
         </w:tc>
       </w:tr>
@@ -1720,12 +4072,14 @@
             <w:shd w:val="clear" w:color="auto" w:fill="EBF5FB"/>
           </w:tcPr>
           <w:p>
+            <w:proofErr w:type="spellStart"/>
             <w:r>
               <w:rPr>
                 <w:sz w:val="18"/>
               </w:rPr>
               <w:t>Vendeur</w:t>
             </w:r>
+            <w:proofErr w:type="spellEnd"/>
           </w:p>
         </w:tc>
         <w:tc>
@@ -1749,7 +4103,77 @@
               <w:rPr>
                 <w:sz w:val="18"/>
               </w:rPr>
-              <w:t>Lecture méd./lots, création ventes/ordonnances, voit ses propres ventes</w:t>
+              <w:t xml:space="preserve">Lecture </w:t>
+            </w:r>
+            <w:proofErr w:type="spellStart"/>
+            <w:r>
+              <w:rPr>
+                <w:sz w:val="18"/>
+              </w:rPr>
+              <w:t>méd</w:t>
+            </w:r>
+            <w:proofErr w:type="spellEnd"/>
+            <w:r>
+              <w:rPr>
+                <w:sz w:val="18"/>
+              </w:rPr>
+              <w:t xml:space="preserve">./lots, </w:t>
+            </w:r>
+            <w:proofErr w:type="spellStart"/>
+            <w:r>
+              <w:rPr>
+                <w:sz w:val="18"/>
+              </w:rPr>
+              <w:t>création</w:t>
+            </w:r>
+            <w:proofErr w:type="spellEnd"/>
+            <w:r>
+              <w:rPr>
+                <w:sz w:val="18"/>
+              </w:rPr>
+              <w:t xml:space="preserve"> ventes/ordonnances, </w:t>
+            </w:r>
+            <w:proofErr w:type="spellStart"/>
+            <w:r>
+              <w:rPr>
+                <w:sz w:val="18"/>
+              </w:rPr>
+              <w:t>voit</w:t>
+            </w:r>
+            <w:proofErr w:type="spellEnd"/>
+            <w:r>
+              <w:rPr>
+                <w:sz w:val="18"/>
+              </w:rPr>
+              <w:t xml:space="preserve"> </w:t>
+            </w:r>
+            <w:proofErr w:type="spellStart"/>
+            <w:r>
+              <w:rPr>
+                <w:sz w:val="18"/>
+              </w:rPr>
+              <w:t>ses</w:t>
+            </w:r>
+            <w:proofErr w:type="spellEnd"/>
+            <w:r>
+              <w:rPr>
+                <w:sz w:val="18"/>
+              </w:rPr>
+              <w:t xml:space="preserve"> </w:t>
+            </w:r>
+            <w:proofErr w:type="spellStart"/>
+            <w:r>
+              <w:rPr>
+                <w:sz w:val="18"/>
+              </w:rPr>
+              <w:t>propres</w:t>
+            </w:r>
+            <w:proofErr w:type="spellEnd"/>
+            <w:r>
+              <w:rPr>
+                <w:sz w:val="18"/>
+              </w:rPr>
+              <w:t xml:space="preserve"> ventes</w:t>
             </w:r>
           </w:p>
         </w:tc>
@@ -1764,12 +4188,14 @@
             <w:shd w:val="clear" w:color="auto" w:fill="FFFFFF"/>
           </w:tcPr>
           <w:p>
+            <w:proofErr w:type="spellStart"/>
             <w:r>
               <w:rPr>
                 <w:sz w:val="18"/>
               </w:rPr>
               <w:t>Pharmacien</w:t>
             </w:r>
+            <w:proofErr w:type="spellEnd"/>
           </w:p>
         </w:tc>
         <w:tc>
@@ -1778,12 +4204,14 @@
             <w:shd w:val="clear" w:color="auto" w:fill="FFFFFF"/>
           </w:tcPr>
           <w:p>
+            <w:proofErr w:type="spellStart"/>
             <w:r>
               <w:rPr>
                 <w:sz w:val="18"/>
               </w:rPr>
               <w:t>Vendeur</w:t>
             </w:r>
+            <w:proofErr w:type="spellEnd"/>
           </w:p>
         </w:tc>
         <w:tc>
@@ -1796,7 +4224,35 @@
               <w:rPr>
                 <w:sz w:val="18"/>
               </w:rPr>
-              <w:t>+ Écriture catalogue/stocks, réapprovisionnements, rapports</w:t>
+              <w:t xml:space="preserve">+ </w:t>
+            </w:r>
+            <w:proofErr w:type="spellStart"/>
+            <w:r>
+              <w:rPr>
+                <w:sz w:val="18"/>
+              </w:rPr>
+              <w:t>Écriture</w:t>
+            </w:r>
+            <w:proofErr w:type="spellEnd"/>
+            <w:r>
+              <w:rPr>
+                <w:sz w:val="18"/>
+              </w:rPr>
+              <w:t xml:space="preserve"> catalogue/stocks, </w:t>
+            </w:r>
+            <w:proofErr w:type="spellStart"/>
+            <w:r>
+              <w:rPr>
+                <w:sz w:val="18"/>
+              </w:rPr>
+              <w:t>réapprovisionnements</w:t>
+            </w:r>
+            <w:proofErr w:type="spellEnd"/>
+            <w:r>
+              <w:rPr>
+                <w:sz w:val="18"/>
+              </w:rPr>
+              <w:t>, rapports</w:t>
             </w:r>
           </w:p>
         </w:tc>
@@ -1811,12 +4267,14 @@
             <w:shd w:val="clear" w:color="auto" w:fill="EBF5FB"/>
           </w:tcPr>
           <w:p>
+            <w:proofErr w:type="spellStart"/>
             <w:r>
               <w:rPr>
                 <w:sz w:val="18"/>
               </w:rPr>
               <w:t>Gestionnaire</w:t>
             </w:r>
+            <w:proofErr w:type="spellEnd"/>
           </w:p>
         </w:tc>
         <w:tc>
@@ -1825,12 +4283,14 @@
             <w:shd w:val="clear" w:color="auto" w:fill="EBF5FB"/>
           </w:tcPr>
           <w:p>
+            <w:proofErr w:type="spellStart"/>
             <w:r>
               <w:rPr>
                 <w:sz w:val="18"/>
               </w:rPr>
               <w:t>Pharmacien</w:t>
             </w:r>
+            <w:proofErr w:type="spellEnd"/>
           </w:p>
         </w:tc>
         <w:tc>
@@ -1843,22 +4303,295 @@
               <w:rPr>
                 <w:sz w:val="18"/>
               </w:rPr>
-              <w:t>+ Suppression, configuration, accès complet</w:t>
-            </w:r>
+              <w:t xml:space="preserve">+ Suppression, configuration, </w:t>
+            </w:r>
+            <w:proofErr w:type="spellStart"/>
+            <w:r>
+              <w:rPr>
+                <w:sz w:val="18"/>
+              </w:rPr>
+              <w:t>accès</w:t>
+            </w:r>
+            <w:proofErr w:type="spellEnd"/>
+            <w:r>
+              <w:rPr>
+                <w:sz w:val="18"/>
+              </w:rPr>
+              <w:t xml:space="preserve"> </w:t>
+            </w:r>
+            <w:proofErr w:type="spellStart"/>
+            <w:r>
+              <w:rPr>
+                <w:sz w:val="18"/>
+              </w:rPr>
+              <w:t>complet</w:t>
+            </w:r>
+            <w:proofErr w:type="spellEnd"/>
           </w:p>
         </w:tc>
       </w:tr>
     </w:tbl>
     <w:p/>
     <w:p>
-      <w:r>
-        <w:t xml:space="preserve">Les règles d'enregistrement (ir.rule) utilisent la logique OR d'Odoo : un Pharmacien satisfait à la fois la règle "ses ventes" (groupe Vendeur) ET "toutes les ventes" (groupe Pharmacien), le résultat est leur union </w:t>
+      <w:pPr>
+        <w:jc w:val="center"/>
+      </w:pPr>
+      <w:r>
+        <w:rPr>
+          <w:b/>
+          <w:i/>
+        </w:rPr>
+        <w:t xml:space="preserve">Figure 4 - </w:t>
+      </w:r>
+      <w:proofErr w:type="spellStart"/>
+      <w:r>
+        <w:rPr>
+          <w:b/>
+          <w:i/>
+        </w:rPr>
+        <w:t>Groupes</w:t>
+      </w:r>
+      <w:proofErr w:type="spellEnd"/>
+      <w:r>
+        <w:rPr>
+          <w:b/>
+          <w:i/>
+        </w:rPr>
+        <w:t xml:space="preserve"> de sécurité et droits </w:t>
+      </w:r>
+      <w:proofErr w:type="spellStart"/>
+      <w:r>
+        <w:rPr>
+          <w:b/>
+          <w:i/>
+        </w:rPr>
+        <w:t>d'accès</w:t>
+      </w:r>
+      <w:proofErr w:type="spellEnd"/>
+    </w:p>
+    <w:p>
+      <w:pPr>
+        <w:jc w:val="center"/>
+      </w:pPr>
+      <w:r>
+        <w:rPr>
+          <w:noProof/>
+        </w:rPr>
+        <w:drawing>
+          <wp:inline distT="0" distB="0" distL="0" distR="0" wp14:anchorId="751CDC0A" wp14:editId="6F325E0C">
+            <wp:extent cx="5029200" cy="5872511"/>
+            <wp:effectExtent l="0" t="0" r="0" b="0"/>
+            <wp:docPr id="1850215647" name="Picture 1850215647"/>
+            <wp:cNvGraphicFramePr>
+              <a:graphicFrameLocks xmlns:a="http://schemas.openxmlformats.org/drawingml/2006/main" noChangeAspect="1"/>
+            </wp:cNvGraphicFramePr>
+            <a:graphic xmlns:a="http://schemas.openxmlformats.org/drawingml/2006/main">
+              <a:graphicData uri="http://schemas.openxmlformats.org/drawingml/2006/picture">
+                <pic:pic xmlns:pic="http://schemas.openxmlformats.org/drawingml/2006/picture">
+                  <pic:nvPicPr>
+                    <pic:cNvPr id="0" name="diagramme_securite.png"/>
+                    <pic:cNvPicPr/>
+                  </pic:nvPicPr>
+                  <pic:blipFill>
+                    <a:blip r:embed="rId12"/>
+                    <a:stretch>
+                      <a:fillRect/>
+                    </a:stretch>
+                  </pic:blipFill>
+                  <pic:spPr>
+                    <a:xfrm>
+                      <a:off x="0" y="0"/>
+                      <a:ext cx="5029200" cy="5872511"/>
+                    </a:xfrm>
+                    <a:prstGeom prst="rect">
+                      <a:avLst/>
+                    </a:prstGeom>
+                  </pic:spPr>
+                </pic:pic>
+              </a:graphicData>
+            </a:graphic>
+          </wp:inline>
+        </w:drawing>
+      </w:r>
+    </w:p>
+    <w:p>
+      <w:r>
+        <w:lastRenderedPageBreak/>
+        <w:t xml:space="preserve">Les </w:t>
+      </w:r>
+      <w:proofErr w:type="spellStart"/>
+      <w:r>
+        <w:t>règles</w:t>
+      </w:r>
+      <w:proofErr w:type="spellEnd"/>
+      <w:r>
+        <w:t xml:space="preserve"> </w:t>
+      </w:r>
+      <w:proofErr w:type="spellStart"/>
+      <w:r>
+        <w:t>d'enregistrement</w:t>
+      </w:r>
+      <w:proofErr w:type="spellEnd"/>
+      <w:r>
+        <w:t xml:space="preserve"> (</w:t>
+      </w:r>
+      <w:proofErr w:type="spellStart"/>
+      <w:r>
+        <w:t>ir.rule</w:t>
+      </w:r>
+      <w:proofErr w:type="spellEnd"/>
+      <w:r>
+        <w:t xml:space="preserve">) </w:t>
+      </w:r>
+      <w:proofErr w:type="spellStart"/>
+      <w:r>
+        <w:t>utilisent</w:t>
+      </w:r>
+      <w:proofErr w:type="spellEnd"/>
+      <w:r>
+        <w:t xml:space="preserve"> la </w:t>
+      </w:r>
+      <w:proofErr w:type="spellStart"/>
+      <w:r>
+        <w:t>logique</w:t>
+      </w:r>
+      <w:proofErr w:type="spellEnd"/>
+      <w:r>
+        <w:t xml:space="preserve"> OR </w:t>
+      </w:r>
+      <w:proofErr w:type="spellStart"/>
+      <w:r>
+        <w:t>d'Odoo</w:t>
+      </w:r>
+      <w:proofErr w:type="spellEnd"/>
+      <w:r>
+        <w:t xml:space="preserve"> : un </w:t>
+      </w:r>
+      <w:proofErr w:type="spellStart"/>
+      <w:r>
+        <w:t>Pharmacien</w:t>
+      </w:r>
+      <w:proofErr w:type="spellEnd"/>
+      <w:r>
+        <w:t xml:space="preserve"> </w:t>
+      </w:r>
+      <w:proofErr w:type="spellStart"/>
+      <w:r>
+        <w:t>satisfait</w:t>
+      </w:r>
+      <w:proofErr w:type="spellEnd"/>
+      <w:r>
+        <w:t xml:space="preserve"> à la </w:t>
+      </w:r>
+      <w:proofErr w:type="spellStart"/>
+      <w:r>
+        <w:t>fois</w:t>
+      </w:r>
+      <w:proofErr w:type="spellEnd"/>
+      <w:r>
+        <w:t xml:space="preserve"> la </w:t>
+      </w:r>
+      <w:proofErr w:type="spellStart"/>
+      <w:r>
+        <w:t>règle</w:t>
+      </w:r>
+      <w:proofErr w:type="spellEnd"/>
+      <w:r>
+        <w:t xml:space="preserve"> "</w:t>
+      </w:r>
+      <w:proofErr w:type="spellStart"/>
+      <w:r>
+        <w:t>ses</w:t>
+      </w:r>
+      <w:proofErr w:type="spellEnd"/>
+      <w:r>
+        <w:t xml:space="preserve"> ventes" (</w:t>
+      </w:r>
+      <w:proofErr w:type="spellStart"/>
+      <w:r>
+        <w:t>groupe</w:t>
+      </w:r>
+      <w:proofErr w:type="spellEnd"/>
+      <w:r>
+        <w:t xml:space="preserve"> </w:t>
+      </w:r>
+      <w:proofErr w:type="spellStart"/>
+      <w:r>
+        <w:t>Vendeur</w:t>
+      </w:r>
+      <w:proofErr w:type="spellEnd"/>
+      <w:r>
+        <w:t>) ET "</w:t>
+      </w:r>
+      <w:proofErr w:type="spellStart"/>
+      <w:r>
+        <w:t>toutes</w:t>
+      </w:r>
+      <w:proofErr w:type="spellEnd"/>
+      <w:r>
+        <w:t xml:space="preserve"> les ventes" (</w:t>
+      </w:r>
+      <w:proofErr w:type="spellStart"/>
+      <w:r>
+        <w:t>groupe</w:t>
+      </w:r>
+      <w:proofErr w:type="spellEnd"/>
+      <w:r>
+        <w:t xml:space="preserve"> </w:t>
+      </w:r>
+      <w:proofErr w:type="spellStart"/>
+      <w:r>
+        <w:t>Pharmacien</w:t>
+      </w:r>
+      <w:proofErr w:type="spellEnd"/>
+      <w:r>
+        <w:t xml:space="preserve">), le </w:t>
+      </w:r>
+      <w:proofErr w:type="spellStart"/>
+      <w:r>
+        <w:t>résultat</w:t>
+      </w:r>
+      <w:proofErr w:type="spellEnd"/>
+      <w:r>
+        <w:t xml:space="preserve"> est </w:t>
+      </w:r>
+      <w:proofErr w:type="spellStart"/>
+      <w:r>
+        <w:t>leur</w:t>
+      </w:r>
+      <w:proofErr w:type="spellEnd"/>
+      <w:r>
+        <w:t xml:space="preserve"> union </w:t>
       </w:r>
       <w:r>
         <w:t>-</w:t>
       </w:r>
       <w:r>
-        <w:t xml:space="preserve"> il voit donc toutes les ventes.</w:t>
+        <w:t xml:space="preserve"> il </w:t>
+      </w:r>
+      <w:proofErr w:type="spellStart"/>
+      <w:r>
+        <w:t>voit</w:t>
+      </w:r>
+      <w:proofErr w:type="spellEnd"/>
+      <w:r>
+        <w:t xml:space="preserve"> </w:t>
+      </w:r>
+      <w:proofErr w:type="spellStart"/>
+      <w:r>
+        <w:t>donc</w:t>
+      </w:r>
+      <w:proofErr w:type="spellEnd"/>
+      <w:r>
+        <w:t xml:space="preserve"> </w:t>
+      </w:r>
+      <w:proofErr w:type="spellStart"/>
+      <w:r>
+        <w:t>toutes</w:t>
+      </w:r>
+      <w:proofErr w:type="spellEnd"/>
+      <w:r>
+        <w:t xml:space="preserve"> les ventes.</w:t>
       </w:r>
     </w:p>
     <w:p>
@@ -1866,7 +4599,15 @@
         <w:pStyle w:val="Titre2"/>
       </w:pPr>
       <w:r>
-        <w:t>5.5 Rapports PDF (QWeb)</w:t>
+        <w:t>5.5 Rapports PDF (</w:t>
+      </w:r>
+      <w:proofErr w:type="spellStart"/>
+      <w:r>
+        <w:t>QWeb</w:t>
+      </w:r>
+      <w:proofErr w:type="spellEnd"/>
+      <w:r>
+        <w:t>)</w:t>
       </w:r>
     </w:p>
     <w:tbl>
@@ -1913,13 +4654,23 @@
             <w:pPr>
               <w:jc w:val="center"/>
             </w:pPr>
+            <w:proofErr w:type="spellStart"/>
             <w:r>
               <w:rPr>
                 <w:b/>
                 <w:color w:val="FFFFFF"/>
                 <w:sz w:val="20"/>
               </w:rPr>
-              <w:t>Modèle source</w:t>
+              <w:t>Modèle</w:t>
+            </w:r>
+            <w:proofErr w:type="spellEnd"/>
+            <w:r>
+              <w:rPr>
+                <w:b/>
+                <w:color w:val="FFFFFF"/>
+                <w:sz w:val="20"/>
+              </w:rPr>
+              <w:t xml:space="preserve"> source</w:t>
             </w:r>
           </w:p>
         </w:tc>
@@ -1932,6 +4683,7 @@
             <w:pPr>
               <w:jc w:val="center"/>
             </w:pPr>
+            <w:proofErr w:type="spellStart"/>
             <w:r>
               <w:rPr>
                 <w:b/>
@@ -1940,6 +4692,7 @@
               </w:rPr>
               <w:t>Déclencheur</w:t>
             </w:r>
+            <w:proofErr w:type="spellEnd"/>
           </w:p>
         </w:tc>
       </w:tr>
@@ -1957,8 +4710,16 @@
               <w:rPr>
                 <w:sz w:val="18"/>
               </w:rPr>
-              <w:t>Ticket de caisse</w:t>
-            </w:r>
+              <w:t xml:space="preserve">Ticket de </w:t>
+            </w:r>
+            <w:proofErr w:type="spellStart"/>
+            <w:r>
+              <w:rPr>
+                <w:sz w:val="18"/>
+              </w:rPr>
+              <w:t>caisse</w:t>
+            </w:r>
+            <w:proofErr w:type="spellEnd"/>
           </w:p>
         </w:tc>
         <w:tc>
@@ -1967,12 +4728,14 @@
             <w:shd w:val="clear" w:color="auto" w:fill="EBF5FB"/>
           </w:tcPr>
           <w:p>
+            <w:proofErr w:type="spellStart"/>
             <w:r>
               <w:rPr>
                 <w:sz w:val="18"/>
               </w:rPr>
               <w:t>pharmacie.vente</w:t>
             </w:r>
+            <w:proofErr w:type="spellEnd"/>
           </w:p>
         </w:tc>
         <w:tc>
@@ -1985,8 +4748,30 @@
               <w:rPr>
                 <w:sz w:val="18"/>
               </w:rPr>
-              <w:t>Bouton "Imprimer le ticket" sur vente confirmée</w:t>
-            </w:r>
+              <w:t>Bouton "</w:t>
+            </w:r>
+            <w:proofErr w:type="spellStart"/>
+            <w:r>
+              <w:rPr>
+                <w:sz w:val="18"/>
+              </w:rPr>
+              <w:t>Imprimer</w:t>
+            </w:r>
+            <w:proofErr w:type="spellEnd"/>
+            <w:r>
+              <w:rPr>
+                <w:sz w:val="18"/>
+              </w:rPr>
+              <w:t xml:space="preserve"> le ticket" sur vente </w:t>
+            </w:r>
+            <w:proofErr w:type="spellStart"/>
+            <w:r>
+              <w:rPr>
+                <w:sz w:val="18"/>
+              </w:rPr>
+              <w:t>confirmée</w:t>
+            </w:r>
+            <w:proofErr w:type="spellEnd"/>
           </w:p>
         </w:tc>
       </w:tr>
@@ -2000,11 +4785,19 @@
             <w:shd w:val="clear" w:color="auto" w:fill="FFFFFF"/>
           </w:tcPr>
           <w:p>
-            <w:r>
-              <w:rPr>
-                <w:sz w:val="18"/>
-              </w:rPr>
-              <w:t>Inventaire des stocks</w:t>
+            <w:proofErr w:type="spellStart"/>
+            <w:r>
+              <w:rPr>
+                <w:sz w:val="18"/>
+              </w:rPr>
+              <w:t>Inventaire</w:t>
+            </w:r>
+            <w:proofErr w:type="spellEnd"/>
+            <w:r>
+              <w:rPr>
+                <w:sz w:val="18"/>
+              </w:rPr>
+              <w:t xml:space="preserve"> des stocks</w:t>
             </w:r>
           </w:p>
         </w:tc>
@@ -2014,12 +4807,14 @@
             <w:shd w:val="clear" w:color="auto" w:fill="FFFFFF"/>
           </w:tcPr>
           <w:p>
+            <w:proofErr w:type="spellStart"/>
             <w:r>
               <w:rPr>
                 <w:sz w:val="18"/>
               </w:rPr>
               <w:t>pharmacie.lot</w:t>
             </w:r>
+            <w:proofErr w:type="spellEnd"/>
           </w:p>
         </w:tc>
         <w:tc>
@@ -2032,7 +4827,35 @@
               <w:rPr>
                 <w:sz w:val="18"/>
               </w:rPr>
-              <w:t>Action depuis la liste des lots</w:t>
+              <w:t xml:space="preserve">Action </w:t>
+            </w:r>
+            <w:proofErr w:type="spellStart"/>
+            <w:r>
+              <w:rPr>
+                <w:sz w:val="18"/>
+              </w:rPr>
+              <w:t>depuis</w:t>
+            </w:r>
+            <w:proofErr w:type="spellEnd"/>
+            <w:r>
+              <w:rPr>
+                <w:sz w:val="18"/>
+              </w:rPr>
+              <w:t xml:space="preserve"> la </w:t>
+            </w:r>
+            <w:proofErr w:type="spellStart"/>
+            <w:r>
+              <w:rPr>
+                <w:sz w:val="18"/>
+              </w:rPr>
+              <w:t>liste</w:t>
+            </w:r>
+            <w:proofErr w:type="spellEnd"/>
+            <w:r>
+              <w:rPr>
+                <w:sz w:val="18"/>
+              </w:rPr>
+              <w:t xml:space="preserve"> des lots</w:t>
             </w:r>
           </w:p>
         </w:tc>
@@ -2051,8 +4874,16 @@
               <w:rPr>
                 <w:sz w:val="18"/>
               </w:rPr>
-              <w:t>Bilan de caisse</w:t>
-            </w:r>
+              <w:t xml:space="preserve">Bilan de </w:t>
+            </w:r>
+            <w:proofErr w:type="spellStart"/>
+            <w:r>
+              <w:rPr>
+                <w:sz w:val="18"/>
+              </w:rPr>
+              <w:t>caisse</w:t>
+            </w:r>
+            <w:proofErr w:type="spellEnd"/>
           </w:p>
         </w:tc>
         <w:tc>
@@ -2061,12 +4892,14 @@
             <w:shd w:val="clear" w:color="auto" w:fill="EBF5FB"/>
           </w:tcPr>
           <w:p>
+            <w:proofErr w:type="spellStart"/>
             <w:r>
               <w:rPr>
                 <w:sz w:val="18"/>
               </w:rPr>
               <w:t>wizard.bilan.caisse</w:t>
             </w:r>
+            <w:proofErr w:type="spellEnd"/>
           </w:p>
         </w:tc>
         <w:tc>
@@ -2079,7 +4912,35 @@
               <w:rPr>
                 <w:sz w:val="18"/>
               </w:rPr>
-              <w:t>Wizard → Calculer → Générer le PDF</w:t>
+              <w:t xml:space="preserve">Wizard → </w:t>
+            </w:r>
+            <w:proofErr w:type="spellStart"/>
+            <w:r>
+              <w:rPr>
+                <w:sz w:val="18"/>
+              </w:rPr>
+              <w:t>Calculer</w:t>
+            </w:r>
+            <w:proofErr w:type="spellEnd"/>
+            <w:r>
+              <w:rPr>
+                <w:sz w:val="18"/>
+              </w:rPr>
+              <w:t xml:space="preserve"> → </w:t>
+            </w:r>
+            <w:proofErr w:type="spellStart"/>
+            <w:r>
+              <w:rPr>
+                <w:sz w:val="18"/>
+              </w:rPr>
+              <w:t>Générer</w:t>
+            </w:r>
+            <w:proofErr w:type="spellEnd"/>
+            <w:r>
+              <w:rPr>
+                <w:sz w:val="18"/>
+              </w:rPr>
+              <w:t xml:space="preserve"> le PDF</w:t>
             </w:r>
           </w:p>
         </w:tc>
@@ -2098,8 +4959,16 @@
               <w:rPr>
                 <w:sz w:val="18"/>
               </w:rPr>
-              <w:t>Bon de commande</w:t>
-            </w:r>
+              <w:t xml:space="preserve">Bon de </w:t>
+            </w:r>
+            <w:proofErr w:type="spellStart"/>
+            <w:r>
+              <w:rPr>
+                <w:sz w:val="18"/>
+              </w:rPr>
+              <w:t>commande</w:t>
+            </w:r>
+            <w:proofErr w:type="spellEnd"/>
           </w:p>
         </w:tc>
         <w:tc>
@@ -2108,12 +4977,14 @@
             <w:shd w:val="clear" w:color="auto" w:fill="FFFFFF"/>
           </w:tcPr>
           <w:p>
+            <w:proofErr w:type="spellStart"/>
             <w:r>
               <w:rPr>
                 <w:sz w:val="18"/>
               </w:rPr>
               <w:t>pharmacie.reappro</w:t>
             </w:r>
+            <w:proofErr w:type="spellEnd"/>
           </w:p>
         </w:tc>
         <w:tc>
@@ -2126,8 +4997,44 @@
               <w:rPr>
                 <w:sz w:val="18"/>
               </w:rPr>
-              <w:t>Bouton "Imprimer BC" sur bon de commande commandé</w:t>
-            </w:r>
+              <w:t>Bouton "</w:t>
+            </w:r>
+            <w:proofErr w:type="spellStart"/>
+            <w:r>
+              <w:rPr>
+                <w:sz w:val="18"/>
+              </w:rPr>
+              <w:t>Imprimer</w:t>
+            </w:r>
+            <w:proofErr w:type="spellEnd"/>
+            <w:r>
+              <w:rPr>
+                <w:sz w:val="18"/>
+              </w:rPr>
+              <w:t xml:space="preserve"> BC" sur bon de </w:t>
+            </w:r>
+            <w:proofErr w:type="spellStart"/>
+            <w:r>
+              <w:rPr>
+                <w:sz w:val="18"/>
+              </w:rPr>
+              <w:t>commande</w:t>
+            </w:r>
+            <w:proofErr w:type="spellEnd"/>
+            <w:r>
+              <w:rPr>
+                <w:sz w:val="18"/>
+              </w:rPr>
+              <w:t xml:space="preserve"> </w:t>
+            </w:r>
+            <w:proofErr w:type="spellStart"/>
+            <w:r>
+              <w:rPr>
+                <w:sz w:val="18"/>
+              </w:rPr>
+              <w:t>commandé</w:t>
+            </w:r>
+            <w:proofErr w:type="spellEnd"/>
           </w:p>
         </w:tc>
       </w:tr>
@@ -2135,15 +5042,191 @@
     <w:p/>
     <w:p>
       <w:pPr>
+        <w:jc w:val="center"/>
+      </w:pPr>
+      <w:r>
+        <w:rPr>
+          <w:b/>
+          <w:i/>
+        </w:rPr>
+        <w:t>Figure 5 - Rapport PDF : Ticket de caisse</w:t>
+      </w:r>
+    </w:p>
+    <w:p>
+      <w:pPr>
+        <w:jc w:val="center"/>
+      </w:pPr>
+      <w:r>
+        <w:rPr>
+          <w:noProof/>
+        </w:rPr>
+        <w:drawing>
+          <wp:inline distT="0" distB="0" distL="0" distR="0" wp14:anchorId="6C883067" wp14:editId="3FB5DF79">
+            <wp:extent cx="3474720" cy="4748784"/>
+            <wp:effectExtent l="0" t="0" r="0" b="0"/>
+            <wp:docPr id="1850215652" name="Picture 1850215652"/>
+            <wp:cNvGraphicFramePr>
+              <a:graphicFrameLocks xmlns:a="http://schemas.openxmlformats.org/drawingml/2006/main" noChangeAspect="1"/>
+            </wp:cNvGraphicFramePr>
+            <a:graphic xmlns:a="http://schemas.openxmlformats.org/drawingml/2006/main">
+              <a:graphicData uri="http://schemas.openxmlformats.org/drawingml/2006/picture">
+                <pic:pic xmlns:pic="http://schemas.openxmlformats.org/drawingml/2006/picture">
+                  <pic:nvPicPr>
+                    <pic:cNvPr id="0" name="capture_ticket_caisse.png"/>
+                    <pic:cNvPicPr/>
+                  </pic:nvPicPr>
+                  <pic:blipFill>
+                    <a:blip r:embed="rId13"/>
+                    <a:stretch>
+                      <a:fillRect/>
+                    </a:stretch>
+                  </pic:blipFill>
+                  <pic:spPr>
+                    <a:xfrm>
+                      <a:off x="0" y="0"/>
+                      <a:ext cx="3474720" cy="4748784"/>
+                    </a:xfrm>
+                    <a:prstGeom prst="rect">
+                      <a:avLst/>
+                    </a:prstGeom>
+                  </pic:spPr>
+                </pic:pic>
+              </a:graphicData>
+            </a:graphic>
+          </wp:inline>
+        </w:drawing>
+      </w:r>
+    </w:p>
+    <w:p>
+      <w:pPr>
+        <w:jc w:val="center"/>
+      </w:pPr>
+      <w:r>
+        <w:rPr>
+          <w:b/>
+          <w:i/>
+        </w:rPr>
+        <w:t>Figure 6 - Rapport PDF : Inventaire des stocks (couleur rouge &lt; 30 jours)</w:t>
+      </w:r>
+    </w:p>
+    <w:p>
+      <w:pPr>
+        <w:jc w:val="center"/>
+      </w:pPr>
+      <w:r>
+        <w:rPr>
+          <w:noProof/>
+        </w:rPr>
+        <w:lastRenderedPageBreak/>
+        <w:drawing>
+          <wp:inline distT="0" distB="0" distL="0" distR="0" wp14:anchorId="3F4AE8C4" wp14:editId="37D08FCE">
+            <wp:extent cx="5669280" cy="4226191"/>
+            <wp:effectExtent l="0" t="0" r="0" b="0"/>
+            <wp:docPr id="1850215651" name="Picture 1850215651"/>
+            <wp:cNvGraphicFramePr>
+              <a:graphicFrameLocks xmlns:a="http://schemas.openxmlformats.org/drawingml/2006/main" noChangeAspect="1"/>
+            </wp:cNvGraphicFramePr>
+            <a:graphic xmlns:a="http://schemas.openxmlformats.org/drawingml/2006/main">
+              <a:graphicData uri="http://schemas.openxmlformats.org/drawingml/2006/picture">
+                <pic:pic xmlns:pic="http://schemas.openxmlformats.org/drawingml/2006/picture">
+                  <pic:nvPicPr>
+                    <pic:cNvPr id="0" name="capture_inventaire_stock.png"/>
+                    <pic:cNvPicPr/>
+                  </pic:nvPicPr>
+                  <pic:blipFill>
+                    <a:blip r:embed="rId14"/>
+                    <a:stretch>
+                      <a:fillRect/>
+                    </a:stretch>
+                  </pic:blipFill>
+                  <pic:spPr>
+                    <a:xfrm>
+                      <a:off x="0" y="0"/>
+                      <a:ext cx="5669280" cy="4226191"/>
+                    </a:xfrm>
+                    <a:prstGeom prst="rect">
+                      <a:avLst/>
+                    </a:prstGeom>
+                  </pic:spPr>
+                </pic:pic>
+              </a:graphicData>
+            </a:graphic>
+          </wp:inline>
+        </w:drawing>
+      </w:r>
+    </w:p>
+    <w:p>
+      <w:pPr>
         <w:pStyle w:val="Titre1"/>
       </w:pPr>
       <w:r>
-        <w:t>6. Données de démonstration</w:t>
-      </w:r>
+        <w:t xml:space="preserve">6. Données de </w:t>
+      </w:r>
+      <w:proofErr w:type="spellStart"/>
+      <w:r>
+        <w:t>démonstration</w:t>
+      </w:r>
+      <w:proofErr w:type="spellEnd"/>
     </w:p>
     <w:p>
       <w:r>
-        <w:t>Un jeu de données réalistes et contextualisé au marché pharmaceutique sénégalais a été créé :</w:t>
+        <w:t xml:space="preserve">Un jeu de données </w:t>
+      </w:r>
+      <w:proofErr w:type="spellStart"/>
+      <w:r>
+        <w:t>réalistes</w:t>
+      </w:r>
+      <w:proofErr w:type="spellEnd"/>
+      <w:r>
+        <w:t xml:space="preserve"> et </w:t>
+      </w:r>
+      <w:proofErr w:type="spellStart"/>
+      <w:r>
+        <w:t>contextualisé</w:t>
+      </w:r>
+      <w:proofErr w:type="spellEnd"/>
+      <w:r>
+        <w:t xml:space="preserve"> au </w:t>
+      </w:r>
+      <w:proofErr w:type="spellStart"/>
+      <w:r>
+        <w:t>marché</w:t>
+      </w:r>
+      <w:proofErr w:type="spellEnd"/>
+      <w:r>
+        <w:t xml:space="preserve"> </w:t>
+      </w:r>
+      <w:proofErr w:type="spellStart"/>
+      <w:r>
+        <w:t>pharmaceutique</w:t>
+      </w:r>
+      <w:proofErr w:type="spellEnd"/>
+      <w:r>
+        <w:t xml:space="preserve"> </w:t>
+      </w:r>
+      <w:proofErr w:type="spellStart"/>
+      <w:r>
+        <w:t>sénégalais</w:t>
+      </w:r>
+      <w:proofErr w:type="spellEnd"/>
+      <w:r>
+        <w:t xml:space="preserve"> a </w:t>
+      </w:r>
+      <w:proofErr w:type="spellStart"/>
+      <w:r>
+        <w:t>été</w:t>
+      </w:r>
+      <w:proofErr w:type="spellEnd"/>
+      <w:r>
+        <w:t xml:space="preserve"> </w:t>
+      </w:r>
+      <w:proofErr w:type="spellStart"/>
+      <w:r>
+        <w:t>créé</w:t>
+      </w:r>
+      <w:proofErr w:type="spellEnd"/>
+      <w:r>
+        <w:t xml:space="preserve"> :</w:t>
       </w:r>
     </w:p>
     <w:tbl>
@@ -2171,6 +5254,7 @@
             <w:pPr>
               <w:jc w:val="center"/>
             </w:pPr>
+            <w:proofErr w:type="spellStart"/>
             <w:r>
               <w:rPr>
                 <w:b/>
@@ -2179,6 +5263,7 @@
               </w:rPr>
               <w:t>Entité</w:t>
             </w:r>
+            <w:proofErr w:type="spellEnd"/>
           </w:p>
         </w:tc>
         <w:tc>
@@ -2190,6 +5275,7 @@
             <w:pPr>
               <w:jc w:val="center"/>
             </w:pPr>
+            <w:proofErr w:type="spellStart"/>
             <w:r>
               <w:rPr>
                 <w:b/>
@@ -2198,6 +5284,7 @@
               </w:rPr>
               <w:t>Quantité</w:t>
             </w:r>
+            <w:proofErr w:type="spellEnd"/>
           </w:p>
         </w:tc>
         <w:tc>
@@ -2209,6 +5296,7 @@
             <w:pPr>
               <w:jc w:val="center"/>
             </w:pPr>
+            <w:proofErr w:type="spellStart"/>
             <w:r>
               <w:rPr>
                 <w:b/>
@@ -2217,6 +5305,7 @@
               </w:rPr>
               <w:t>Exemples</w:t>
             </w:r>
+            <w:proofErr w:type="spellEnd"/>
           </w:p>
         </w:tc>
       </w:tr>
@@ -2230,12 +5319,14 @@
             <w:shd w:val="clear" w:color="auto" w:fill="EBF5FB"/>
           </w:tcPr>
           <w:p>
+            <w:proofErr w:type="spellStart"/>
             <w:r>
               <w:rPr>
                 <w:sz w:val="18"/>
               </w:rPr>
               <w:t>Catégories</w:t>
             </w:r>
+            <w:proofErr w:type="spellEnd"/>
           </w:p>
         </w:tc>
         <w:tc>
@@ -2258,11 +5349,61 @@
             <w:shd w:val="clear" w:color="auto" w:fill="EBF5FB"/>
           </w:tcPr>
           <w:p>
-            <w:r>
-              <w:rPr>
-                <w:sz w:val="18"/>
-              </w:rPr>
-              <w:t>Antibiotiques, Antipaludéens, Psychotropes, Vitamines...</w:t>
+            <w:proofErr w:type="spellStart"/>
+            <w:r>
+              <w:rPr>
+                <w:sz w:val="18"/>
+              </w:rPr>
+              <w:t>Antibiotiques</w:t>
+            </w:r>
+            <w:proofErr w:type="spellEnd"/>
+            <w:r>
+              <w:rPr>
+                <w:sz w:val="18"/>
+              </w:rPr>
+              <w:t xml:space="preserve">, </w:t>
+            </w:r>
+            <w:proofErr w:type="spellStart"/>
+            <w:r>
+              <w:rPr>
+                <w:sz w:val="18"/>
+              </w:rPr>
+              <w:t>Antipaludéens</w:t>
+            </w:r>
+            <w:proofErr w:type="spellEnd"/>
+            <w:r>
+              <w:rPr>
+                <w:sz w:val="18"/>
+              </w:rPr>
+              <w:t xml:space="preserve">, </w:t>
+            </w:r>
+            <w:proofErr w:type="spellStart"/>
+            <w:r>
+              <w:rPr>
+                <w:sz w:val="18"/>
+              </w:rPr>
+              <w:t>Psychotropes</w:t>
+            </w:r>
+            <w:proofErr w:type="spellEnd"/>
+            <w:r>
+              <w:rPr>
+                <w:sz w:val="18"/>
+              </w:rPr>
+              <w:t xml:space="preserve">, </w:t>
+            </w:r>
+            <w:proofErr w:type="spellStart"/>
+            <w:r>
+              <w:rPr>
+                <w:sz w:val="18"/>
+              </w:rPr>
+              <w:t>Vitamines</w:t>
+            </w:r>
+            <w:proofErr w:type="spellEnd"/>
+            <w:r>
+              <w:rPr>
+                <w:sz w:val="18"/>
+              </w:rPr>
+              <w:t>...</w:t>
             </w:r>
           </w:p>
         </w:tc>
@@ -2277,12 +5418,14 @@
             <w:shd w:val="clear" w:color="auto" w:fill="FFFFFF"/>
           </w:tcPr>
           <w:p>
+            <w:proofErr w:type="spellStart"/>
             <w:r>
               <w:rPr>
                 <w:sz w:val="18"/>
               </w:rPr>
               <w:t>Médicaments</w:t>
             </w:r>
+            <w:proofErr w:type="spellEnd"/>
           </w:p>
         </w:tc>
         <w:tc>
@@ -2305,11 +5448,47 @@
             <w:shd w:val="clear" w:color="auto" w:fill="FFFFFF"/>
           </w:tcPr>
           <w:p>
-            <w:r>
-              <w:rPr>
-                <w:sz w:val="18"/>
-              </w:rPr>
-              <w:t>Clamoxyl®, Doliprane®, Coartem®, Valium®, Bactrim Forte®...</w:t>
+            <w:proofErr w:type="spellStart"/>
+            <w:r>
+              <w:rPr>
+                <w:sz w:val="18"/>
+              </w:rPr>
+              <w:t>Clamoxyl</w:t>
+            </w:r>
+            <w:proofErr w:type="spellEnd"/>
+            <w:r>
+              <w:rPr>
+                <w:sz w:val="18"/>
+              </w:rPr>
+              <w:t xml:space="preserve">®, </w:t>
+            </w:r>
+            <w:proofErr w:type="spellStart"/>
+            <w:r>
+              <w:rPr>
+                <w:sz w:val="18"/>
+              </w:rPr>
+              <w:t>Doliprane</w:t>
+            </w:r>
+            <w:proofErr w:type="spellEnd"/>
+            <w:r>
+              <w:rPr>
+                <w:sz w:val="18"/>
+              </w:rPr>
+              <w:t xml:space="preserve">®, </w:t>
+            </w:r>
+            <w:proofErr w:type="spellStart"/>
+            <w:r>
+              <w:rPr>
+                <w:sz w:val="18"/>
+              </w:rPr>
+              <w:t>Coartem</w:t>
+            </w:r>
+            <w:proofErr w:type="spellEnd"/>
+            <w:r>
+              <w:rPr>
+                <w:sz w:val="18"/>
+              </w:rPr>
+              <w:t>®, Valium®, Bactrim Forte®...</w:t>
             </w:r>
           </w:p>
         </w:tc>
@@ -2352,11 +5531,75 @@
             <w:shd w:val="clear" w:color="auto" w:fill="EBF5FB"/>
           </w:tcPr>
           <w:p>
-            <w:r>
-              <w:rPr>
-                <w:sz w:val="18"/>
-              </w:rPr>
-              <w:t>Dont 1 lot en alerte rouge (&lt;30j) et 1 en alerte orange (&lt;90j)</w:t>
+            <w:proofErr w:type="spellStart"/>
+            <w:r>
+              <w:rPr>
+                <w:sz w:val="18"/>
+              </w:rPr>
+              <w:t>Dont</w:t>
+            </w:r>
+            <w:proofErr w:type="spellEnd"/>
+            <w:r>
+              <w:rPr>
+                <w:sz w:val="18"/>
+              </w:rPr>
+              <w:t xml:space="preserve"> 1 lot </w:t>
+            </w:r>
+            <w:proofErr w:type="spellStart"/>
+            <w:r>
+              <w:rPr>
+                <w:sz w:val="18"/>
+              </w:rPr>
+              <w:t>en</w:t>
+            </w:r>
+            <w:proofErr w:type="spellEnd"/>
+            <w:r>
+              <w:rPr>
+                <w:sz w:val="18"/>
+              </w:rPr>
+              <w:t xml:space="preserve"> </w:t>
+            </w:r>
+            <w:proofErr w:type="spellStart"/>
+            <w:r>
+              <w:rPr>
+                <w:sz w:val="18"/>
+              </w:rPr>
+              <w:t>alerte</w:t>
+            </w:r>
+            <w:proofErr w:type="spellEnd"/>
+            <w:r>
+              <w:rPr>
+                <w:sz w:val="18"/>
+              </w:rPr>
+              <w:t xml:space="preserve"> rouge (&lt;30j) et 1 </w:t>
+            </w:r>
+            <w:proofErr w:type="spellStart"/>
+            <w:r>
+              <w:rPr>
+                <w:sz w:val="18"/>
+              </w:rPr>
+              <w:t>en</w:t>
+            </w:r>
+            <w:proofErr w:type="spellEnd"/>
+            <w:r>
+              <w:rPr>
+                <w:sz w:val="18"/>
+              </w:rPr>
+              <w:t xml:space="preserve"> </w:t>
+            </w:r>
+            <w:proofErr w:type="spellStart"/>
+            <w:r>
+              <w:rPr>
+                <w:sz w:val="18"/>
+              </w:rPr>
+              <w:t>alerte</w:t>
+            </w:r>
+            <w:proofErr w:type="spellEnd"/>
+            <w:r>
+              <w:rPr>
+                <w:sz w:val="18"/>
+              </w:rPr>
+              <w:t xml:space="preserve"> orange (&lt;90j)</w:t>
             </w:r>
           </w:p>
         </w:tc>
@@ -2371,12 +5614,14 @@
             <w:shd w:val="clear" w:color="auto" w:fill="FFFFFF"/>
           </w:tcPr>
           <w:p>
+            <w:proofErr w:type="spellStart"/>
             <w:r>
               <w:rPr>
                 <w:sz w:val="18"/>
               </w:rPr>
               <w:t>Fournisseurs</w:t>
             </w:r>
+            <w:proofErr w:type="spellEnd"/>
           </w:p>
         </w:tc>
         <w:tc>
@@ -2399,11 +5644,19 @@
             <w:shd w:val="clear" w:color="auto" w:fill="FFFFFF"/>
           </w:tcPr>
           <w:p>
-            <w:r>
-              <w:rPr>
-                <w:sz w:val="18"/>
-              </w:rPr>
-              <w:t>Laborex Sénégal, COPHASE, Global Pharma Dakar</w:t>
+            <w:proofErr w:type="spellStart"/>
+            <w:r>
+              <w:rPr>
+                <w:sz w:val="18"/>
+              </w:rPr>
+              <w:t>Laborex</w:t>
+            </w:r>
+            <w:proofErr w:type="spellEnd"/>
+            <w:r>
+              <w:rPr>
+                <w:sz w:val="18"/>
+              </w:rPr>
+              <w:t xml:space="preserve"> Sénégal, COPHASE, Global Pharma Dakar</w:t>
             </w:r>
           </w:p>
         </w:tc>
@@ -2446,11 +5699,47 @@
             <w:shd w:val="clear" w:color="auto" w:fill="EBF5FB"/>
           </w:tcPr>
           <w:p>
-            <w:r>
-              <w:rPr>
-                <w:sz w:val="18"/>
-              </w:rPr>
-              <w:t>Différents modes paiement : Espèces, Wave, Orange Money, Carte</w:t>
+            <w:proofErr w:type="spellStart"/>
+            <w:r>
+              <w:rPr>
+                <w:sz w:val="18"/>
+              </w:rPr>
+              <w:t>Différents</w:t>
+            </w:r>
+            <w:proofErr w:type="spellEnd"/>
+            <w:r>
+              <w:rPr>
+                <w:sz w:val="18"/>
+              </w:rPr>
+              <w:t xml:space="preserve"> modes </w:t>
+            </w:r>
+            <w:proofErr w:type="spellStart"/>
+            <w:r>
+              <w:rPr>
+                <w:sz w:val="18"/>
+              </w:rPr>
+              <w:t>paiement</w:t>
+            </w:r>
+            <w:proofErr w:type="spellEnd"/>
+            <w:r>
+              <w:rPr>
+                <w:sz w:val="18"/>
+              </w:rPr>
+              <w:t xml:space="preserve"> : </w:t>
+            </w:r>
+            <w:proofErr w:type="spellStart"/>
+            <w:r>
+              <w:rPr>
+                <w:sz w:val="18"/>
+              </w:rPr>
+              <w:t>Espèces</w:t>
+            </w:r>
+            <w:proofErr w:type="spellEnd"/>
+            <w:r>
+              <w:rPr>
+                <w:sz w:val="18"/>
+              </w:rPr>
+              <w:t>, Wave, Orange Money, Carte</w:t>
             </w:r>
           </w:p>
         </w:tc>
@@ -2497,8 +5786,44 @@
               <w:rPr>
                 <w:sz w:val="18"/>
               </w:rPr>
-              <w:t>1 délivrée, 1 en attente</w:t>
-            </w:r>
+              <w:t xml:space="preserve">1 </w:t>
+            </w:r>
+            <w:proofErr w:type="spellStart"/>
+            <w:r>
+              <w:rPr>
+                <w:sz w:val="18"/>
+              </w:rPr>
+              <w:t>délivrée</w:t>
+            </w:r>
+            <w:proofErr w:type="spellEnd"/>
+            <w:r>
+              <w:rPr>
+                <w:sz w:val="18"/>
+              </w:rPr>
+              <w:t xml:space="preserve">, 1 </w:t>
+            </w:r>
+            <w:proofErr w:type="spellStart"/>
+            <w:r>
+              <w:rPr>
+                <w:sz w:val="18"/>
+              </w:rPr>
+              <w:t>en</w:t>
+            </w:r>
+            <w:proofErr w:type="spellEnd"/>
+            <w:r>
+              <w:rPr>
+                <w:sz w:val="18"/>
+              </w:rPr>
+              <w:t xml:space="preserve"> </w:t>
+            </w:r>
+            <w:proofErr w:type="spellStart"/>
+            <w:r>
+              <w:rPr>
+                <w:sz w:val="18"/>
+              </w:rPr>
+              <w:t>attente</w:t>
+            </w:r>
+            <w:proofErr w:type="spellEnd"/>
           </w:p>
         </w:tc>
       </w:tr>
@@ -2516,8 +5841,16 @@
               <w:rPr>
                 <w:sz w:val="18"/>
               </w:rPr>
-              <w:t>Bons de commande</w:t>
-            </w:r>
+              <w:t xml:space="preserve">Bons de </w:t>
+            </w:r>
+            <w:proofErr w:type="spellStart"/>
+            <w:r>
+              <w:rPr>
+                <w:sz w:val="18"/>
+              </w:rPr>
+              <w:t>commande</w:t>
+            </w:r>
+            <w:proofErr w:type="spellEnd"/>
           </w:p>
         </w:tc>
         <w:tc>
@@ -2556,8 +5889,44 @@
               <w:rPr>
                 <w:sz w:val="18"/>
               </w:rPr>
-              <w:t xml:space="preserve"> Laborex, statut Reçu</w:t>
-            </w:r>
+              <w:t xml:space="preserve"> </w:t>
+            </w:r>
+            <w:proofErr w:type="spellStart"/>
+            <w:r>
+              <w:rPr>
+                <w:sz w:val="18"/>
+              </w:rPr>
+              <w:t>Laborex</w:t>
+            </w:r>
+            <w:proofErr w:type="spellEnd"/>
+            <w:r>
+              <w:rPr>
+                <w:sz w:val="18"/>
+              </w:rPr>
+              <w:t xml:space="preserve">, </w:t>
+            </w:r>
+            <w:proofErr w:type="spellStart"/>
+            <w:r>
+              <w:rPr>
+                <w:sz w:val="18"/>
+              </w:rPr>
+              <w:t>statut</w:t>
+            </w:r>
+            <w:proofErr w:type="spellEnd"/>
+            <w:r>
+              <w:rPr>
+                <w:sz w:val="18"/>
+              </w:rPr>
+              <w:t xml:space="preserve"> </w:t>
+            </w:r>
+            <w:proofErr w:type="spellStart"/>
+            <w:r>
+              <w:rPr>
+                <w:sz w:val="18"/>
+              </w:rPr>
+              <w:t>Reçu</w:t>
+            </w:r>
+            <w:proofErr w:type="spellEnd"/>
           </w:p>
         </w:tc>
       </w:tr>
@@ -2568,8 +5937,23 @@
         <w:pStyle w:val="Titre1"/>
       </w:pPr>
       <w:r>
-        <w:lastRenderedPageBreak/>
-        <w:t>7. Difficultés rencontrées et solutions</w:t>
+        <w:t xml:space="preserve">7. </w:t>
+      </w:r>
+      <w:proofErr w:type="spellStart"/>
+      <w:r>
+        <w:t>Difficultés</w:t>
+      </w:r>
+      <w:proofErr w:type="spellEnd"/>
+      <w:r>
+        <w:t xml:space="preserve"> </w:t>
+      </w:r>
+      <w:proofErr w:type="spellStart"/>
+      <w:r>
+        <w:t>rencontrées</w:t>
+      </w:r>
+      <w:proofErr w:type="spellEnd"/>
+      <w:r>
+        <w:t xml:space="preserve"> et solutions</w:t>
       </w:r>
     </w:p>
     <w:tbl>
@@ -2597,6 +5981,7 @@
             <w:pPr>
               <w:jc w:val="center"/>
             </w:pPr>
+            <w:proofErr w:type="spellStart"/>
             <w:r>
               <w:rPr>
                 <w:b/>
@@ -2605,6 +5990,7 @@
               </w:rPr>
               <w:t>Problème</w:t>
             </w:r>
+            <w:proofErr w:type="spellEnd"/>
           </w:p>
         </w:tc>
         <w:tc>
@@ -2660,7 +6046,35 @@
               <w:rPr>
                 <w:sz w:val="18"/>
               </w:rPr>
-              <w:t>Vues invalides ("tree" refusé)</w:t>
+              <w:t xml:space="preserve">Vues </w:t>
+            </w:r>
+            <w:proofErr w:type="spellStart"/>
+            <w:r>
+              <w:rPr>
+                <w:sz w:val="18"/>
+              </w:rPr>
+              <w:t>invalides</w:t>
+            </w:r>
+            <w:proofErr w:type="spellEnd"/>
+            <w:r>
+              <w:rPr>
+                <w:sz w:val="18"/>
+              </w:rPr>
+              <w:t xml:space="preserve"> ("tree" </w:t>
+            </w:r>
+            <w:proofErr w:type="spellStart"/>
+            <w:r>
+              <w:rPr>
+                <w:sz w:val="18"/>
+              </w:rPr>
+              <w:t>refusé</w:t>
+            </w:r>
+            <w:proofErr w:type="spellEnd"/>
+            <w:r>
+              <w:rPr>
+                <w:sz w:val="18"/>
+              </w:rPr>
+              <w:t>)</w:t>
             </w:r>
           </w:p>
         </w:tc>
@@ -2674,7 +6088,35 @@
               <w:rPr>
                 <w:sz w:val="18"/>
               </w:rPr>
-              <w:t>Odoo 18 a renommé &lt;tree&gt; en &lt;list&gt;</w:t>
+              <w:t xml:space="preserve">Odoo 18 a </w:t>
+            </w:r>
+            <w:proofErr w:type="spellStart"/>
+            <w:r>
+              <w:rPr>
+                <w:sz w:val="18"/>
+              </w:rPr>
+              <w:t>renommé</w:t>
+            </w:r>
+            <w:proofErr w:type="spellEnd"/>
+            <w:r>
+              <w:rPr>
+                <w:sz w:val="18"/>
+              </w:rPr>
+              <w:t xml:space="preserve"> &lt;tree&gt; </w:t>
+            </w:r>
+            <w:proofErr w:type="spellStart"/>
+            <w:r>
+              <w:rPr>
+                <w:sz w:val="18"/>
+              </w:rPr>
+              <w:t>en</w:t>
+            </w:r>
+            <w:proofErr w:type="spellEnd"/>
+            <w:r>
+              <w:rPr>
+                <w:sz w:val="18"/>
+              </w:rPr>
+              <w:t xml:space="preserve"> &lt;list&gt;</w:t>
             </w:r>
           </w:p>
         </w:tc>
@@ -2684,11 +6126,61 @@
             <w:shd w:val="clear" w:color="auto" w:fill="EBF5FB"/>
           </w:tcPr>
           <w:p>
-            <w:r>
-              <w:rPr>
-                <w:sz w:val="18"/>
-              </w:rPr>
-              <w:t>Remplacement systématique dans 8 fichiers XML et 3 fichiers Python</w:t>
+            <w:proofErr w:type="spellStart"/>
+            <w:r>
+              <w:rPr>
+                <w:sz w:val="18"/>
+              </w:rPr>
+              <w:t>Remplacement</w:t>
+            </w:r>
+            <w:proofErr w:type="spellEnd"/>
+            <w:r>
+              <w:rPr>
+                <w:sz w:val="18"/>
+              </w:rPr>
+              <w:t xml:space="preserve"> </w:t>
+            </w:r>
+            <w:proofErr w:type="spellStart"/>
+            <w:r>
+              <w:rPr>
+                <w:sz w:val="18"/>
+              </w:rPr>
+              <w:t>systématique</w:t>
+            </w:r>
+            <w:proofErr w:type="spellEnd"/>
+            <w:r>
+              <w:rPr>
+                <w:sz w:val="18"/>
+              </w:rPr>
+              <w:t xml:space="preserve"> dans 8 </w:t>
+            </w:r>
+            <w:proofErr w:type="spellStart"/>
+            <w:r>
+              <w:rPr>
+                <w:sz w:val="18"/>
+              </w:rPr>
+              <w:t>fichiers</w:t>
+            </w:r>
+            <w:proofErr w:type="spellEnd"/>
+            <w:r>
+              <w:rPr>
+                <w:sz w:val="18"/>
+              </w:rPr>
+              <w:t xml:space="preserve"> XML et 3 </w:t>
+            </w:r>
+            <w:proofErr w:type="spellStart"/>
+            <w:r>
+              <w:rPr>
+                <w:sz w:val="18"/>
+              </w:rPr>
+              <w:t>fichiers</w:t>
+            </w:r>
+            <w:proofErr w:type="spellEnd"/>
+            <w:r>
+              <w:rPr>
+                <w:sz w:val="18"/>
+              </w:rPr>
+              <w:t xml:space="preserve"> Python</w:t>
             </w:r>
           </w:p>
         </w:tc>
@@ -2707,8 +6199,17 @@
               <w:rPr>
                 <w:sz w:val="18"/>
               </w:rPr>
-              <w:t>"External ID not found" au démarrage</w:t>
-            </w:r>
+              <w:lastRenderedPageBreak/>
+              <w:t xml:space="preserve">"External ID not found" au </w:t>
+            </w:r>
+            <w:proofErr w:type="spellStart"/>
+            <w:r>
+              <w:rPr>
+                <w:sz w:val="18"/>
+              </w:rPr>
+              <w:t>démarrage</w:t>
+            </w:r>
+            <w:proofErr w:type="spellEnd"/>
           </w:p>
         </w:tc>
         <w:tc>
@@ -2721,8 +6222,86 @@
               <w:rPr>
                 <w:sz w:val="18"/>
               </w:rPr>
-              <w:t>Les vues référençaient les actions de rapport avant que celles-ci soient chargées</w:t>
-            </w:r>
+              <w:t xml:space="preserve">Les </w:t>
+            </w:r>
+            <w:proofErr w:type="spellStart"/>
+            <w:r>
+              <w:rPr>
+                <w:sz w:val="18"/>
+              </w:rPr>
+              <w:t>vues</w:t>
+            </w:r>
+            <w:proofErr w:type="spellEnd"/>
+            <w:r>
+              <w:rPr>
+                <w:sz w:val="18"/>
+              </w:rPr>
+              <w:t xml:space="preserve"> </w:t>
+            </w:r>
+            <w:proofErr w:type="spellStart"/>
+            <w:r>
+              <w:rPr>
+                <w:sz w:val="18"/>
+              </w:rPr>
+              <w:t>référençaient</w:t>
+            </w:r>
+            <w:proofErr w:type="spellEnd"/>
+            <w:r>
+              <w:rPr>
+                <w:sz w:val="18"/>
+              </w:rPr>
+              <w:t xml:space="preserve"> les actions de rapport avant </w:t>
+            </w:r>
+            <w:proofErr w:type="spellStart"/>
+            <w:r>
+              <w:rPr>
+                <w:sz w:val="18"/>
+              </w:rPr>
+              <w:t>que</w:t>
+            </w:r>
+            <w:proofErr w:type="spellEnd"/>
+            <w:r>
+              <w:rPr>
+                <w:sz w:val="18"/>
+              </w:rPr>
+              <w:t xml:space="preserve"> </w:t>
+            </w:r>
+            <w:proofErr w:type="spellStart"/>
+            <w:r>
+              <w:rPr>
+                <w:sz w:val="18"/>
+              </w:rPr>
+              <w:t>celles</w:t>
+            </w:r>
+            <w:proofErr w:type="spellEnd"/>
+            <w:r>
+              <w:rPr>
+                <w:sz w:val="18"/>
+              </w:rPr>
+              <w:t xml:space="preserve">-ci </w:t>
+            </w:r>
+            <w:proofErr w:type="spellStart"/>
+            <w:r>
+              <w:rPr>
+                <w:sz w:val="18"/>
+              </w:rPr>
+              <w:t>soient</w:t>
+            </w:r>
+            <w:proofErr w:type="spellEnd"/>
+            <w:r>
+              <w:rPr>
+                <w:sz w:val="18"/>
+              </w:rPr>
+              <w:t xml:space="preserve"> </w:t>
+            </w:r>
+            <w:proofErr w:type="spellStart"/>
+            <w:r>
+              <w:rPr>
+                <w:sz w:val="18"/>
+              </w:rPr>
+              <w:t>chargées</w:t>
+            </w:r>
+            <w:proofErr w:type="spellEnd"/>
           </w:p>
         </w:tc>
         <w:tc>
@@ -2731,11 +6310,33 @@
             <w:shd w:val="clear" w:color="auto" w:fill="FFFFFF"/>
           </w:tcPr>
           <w:p>
-            <w:r>
-              <w:rPr>
-                <w:sz w:val="18"/>
-              </w:rPr>
-              <w:t>Déplacement de report_actions.xml avant les vues dans __manifest__.py</w:t>
+            <w:proofErr w:type="spellStart"/>
+            <w:r>
+              <w:rPr>
+                <w:sz w:val="18"/>
+              </w:rPr>
+              <w:t>Déplacement</w:t>
+            </w:r>
+            <w:proofErr w:type="spellEnd"/>
+            <w:r>
+              <w:rPr>
+                <w:sz w:val="18"/>
+              </w:rPr>
+              <w:t xml:space="preserve"> de report_actions.xml avant les </w:t>
+            </w:r>
+            <w:proofErr w:type="spellStart"/>
+            <w:r>
+              <w:rPr>
+                <w:sz w:val="18"/>
+              </w:rPr>
+              <w:t>vues</w:t>
+            </w:r>
+            <w:proofErr w:type="spellEnd"/>
+            <w:r>
+              <w:rPr>
+                <w:sz w:val="18"/>
+              </w:rPr>
+              <w:t xml:space="preserve"> dans __manifest__.py</w:t>
             </w:r>
           </w:p>
         </w:tc>
@@ -2754,7 +6355,21 @@
               <w:rPr>
                 <w:sz w:val="18"/>
               </w:rPr>
-              <w:t>"Action manquante" à la navigation</w:t>
+              <w:t xml:space="preserve">"Action </w:t>
+            </w:r>
+            <w:proofErr w:type="spellStart"/>
+            <w:r>
+              <w:rPr>
+                <w:sz w:val="18"/>
+              </w:rPr>
+              <w:t>manquante</w:t>
+            </w:r>
+            <w:proofErr w:type="spellEnd"/>
+            <w:r>
+              <w:rPr>
+                <w:sz w:val="18"/>
+              </w:rPr>
+              <w:t>" à la navigation</w:t>
             </w:r>
           </w:p>
         </w:tc>
@@ -2768,7 +6383,35 @@
               <w:rPr>
                 <w:sz w:val="18"/>
               </w:rPr>
-              <w:t>Odoo 18 requiert un attribut path sur les actions pour les URLs</w:t>
+              <w:t xml:space="preserve">Odoo 18 </w:t>
+            </w:r>
+            <w:proofErr w:type="spellStart"/>
+            <w:r>
+              <w:rPr>
+                <w:sz w:val="18"/>
+              </w:rPr>
+              <w:t>requiert</w:t>
+            </w:r>
+            <w:proofErr w:type="spellEnd"/>
+            <w:r>
+              <w:rPr>
+                <w:sz w:val="18"/>
+              </w:rPr>
+              <w:t xml:space="preserve"> un </w:t>
+            </w:r>
+            <w:proofErr w:type="spellStart"/>
+            <w:r>
+              <w:rPr>
+                <w:sz w:val="18"/>
+              </w:rPr>
+              <w:t>attribut</w:t>
+            </w:r>
+            <w:proofErr w:type="spellEnd"/>
+            <w:r>
+              <w:rPr>
+                <w:sz w:val="18"/>
+              </w:rPr>
+              <w:t xml:space="preserve"> path sur les actions pour les URLs</w:t>
             </w:r>
           </w:p>
         </w:tc>
@@ -2778,12 +6421,42 @@
             <w:shd w:val="clear" w:color="auto" w:fill="EBF5FB"/>
           </w:tcPr>
           <w:p>
-            <w:r>
-              <w:rPr>
-                <w:sz w:val="18"/>
-              </w:rPr>
-              <w:t>Ajout de &lt;field name="path"&gt; sur toutes les actions act_window</w:t>
-            </w:r>
+            <w:proofErr w:type="spellStart"/>
+            <w:r>
+              <w:rPr>
+                <w:sz w:val="18"/>
+              </w:rPr>
+              <w:t>Ajout</w:t>
+            </w:r>
+            <w:proofErr w:type="spellEnd"/>
+            <w:r>
+              <w:rPr>
+                <w:sz w:val="18"/>
+              </w:rPr>
+              <w:t xml:space="preserve"> de &lt;field name="path"&gt; sur </w:t>
+            </w:r>
+            <w:proofErr w:type="spellStart"/>
+            <w:r>
+              <w:rPr>
+                <w:sz w:val="18"/>
+              </w:rPr>
+              <w:t>toutes</w:t>
+            </w:r>
+            <w:proofErr w:type="spellEnd"/>
+            <w:r>
+              <w:rPr>
+                <w:sz w:val="18"/>
+              </w:rPr>
+              <w:t xml:space="preserve"> les actions </w:t>
+            </w:r>
+            <w:proofErr w:type="spellStart"/>
+            <w:r>
+              <w:rPr>
+                <w:sz w:val="18"/>
+              </w:rPr>
+              <w:t>act_window</w:t>
+            </w:r>
+            <w:proofErr w:type="spellEnd"/>
           </w:p>
         </w:tc>
       </w:tr>
@@ -2797,11 +6470,47 @@
             <w:shd w:val="clear" w:color="auto" w:fill="FFFFFF"/>
           </w:tcPr>
           <w:p>
-            <w:r>
-              <w:rPr>
-                <w:sz w:val="18"/>
-              </w:rPr>
-              <w:t>Accès refusé (PermissionError) sur le Desktop</w:t>
+            <w:proofErr w:type="spellStart"/>
+            <w:r>
+              <w:rPr>
+                <w:sz w:val="18"/>
+              </w:rPr>
+              <w:t>Accès</w:t>
+            </w:r>
+            <w:proofErr w:type="spellEnd"/>
+            <w:r>
+              <w:rPr>
+                <w:sz w:val="18"/>
+              </w:rPr>
+              <w:t xml:space="preserve"> </w:t>
+            </w:r>
+            <w:proofErr w:type="spellStart"/>
+            <w:r>
+              <w:rPr>
+                <w:sz w:val="18"/>
+              </w:rPr>
+              <w:t>refusé</w:t>
+            </w:r>
+            <w:proofErr w:type="spellEnd"/>
+            <w:r>
+              <w:rPr>
+                <w:sz w:val="18"/>
+              </w:rPr>
+              <w:t xml:space="preserve"> (</w:t>
+            </w:r>
+            <w:proofErr w:type="spellStart"/>
+            <w:r>
+              <w:rPr>
+                <w:sz w:val="18"/>
+              </w:rPr>
+              <w:t>PermissionError</w:t>
+            </w:r>
+            <w:proofErr w:type="spellEnd"/>
+            <w:r>
+              <w:rPr>
+                <w:sz w:val="18"/>
+              </w:rPr>
+              <w:t>) sur le Desktop</w:t>
             </w:r>
           </w:p>
         </w:tc>
@@ -2815,7 +6524,63 @@
               <w:rPr>
                 <w:sz w:val="18"/>
               </w:rPr>
-              <w:t>Le service Odoo tourne en NT Authority\LocalService, sans accès Desktop</w:t>
+              <w:t xml:space="preserve">Le service Odoo </w:t>
+            </w:r>
+            <w:proofErr w:type="spellStart"/>
+            <w:r>
+              <w:rPr>
+                <w:sz w:val="18"/>
+              </w:rPr>
+              <w:t>tourne</w:t>
+            </w:r>
+            <w:proofErr w:type="spellEnd"/>
+            <w:r>
+              <w:rPr>
+                <w:sz w:val="18"/>
+              </w:rPr>
+              <w:t xml:space="preserve"> </w:t>
+            </w:r>
+            <w:proofErr w:type="spellStart"/>
+            <w:r>
+              <w:rPr>
+                <w:sz w:val="18"/>
+              </w:rPr>
+              <w:t>en</w:t>
+            </w:r>
+            <w:proofErr w:type="spellEnd"/>
+            <w:r>
+              <w:rPr>
+                <w:sz w:val="18"/>
+              </w:rPr>
+              <w:t xml:space="preserve"> NT Authority\</w:t>
+            </w:r>
+            <w:proofErr w:type="spellStart"/>
+            <w:r>
+              <w:rPr>
+                <w:sz w:val="18"/>
+              </w:rPr>
+              <w:t>LocalService</w:t>
+            </w:r>
+            <w:proofErr w:type="spellEnd"/>
+            <w:r>
+              <w:rPr>
+                <w:sz w:val="18"/>
+              </w:rPr>
+              <w:t xml:space="preserve">, sans </w:t>
+            </w:r>
+            <w:proofErr w:type="spellStart"/>
+            <w:r>
+              <w:rPr>
+                <w:sz w:val="18"/>
+              </w:rPr>
+              <w:t>accès</w:t>
+            </w:r>
+            <w:proofErr w:type="spellEnd"/>
+            <w:r>
+              <w:rPr>
+                <w:sz w:val="18"/>
+              </w:rPr>
+              <w:t xml:space="preserve"> Desktop</w:t>
             </w:r>
           </w:p>
         </w:tc>
@@ -2825,11 +6590,19 @@
             <w:shd w:val="clear" w:color="auto" w:fill="FFFFFF"/>
           </w:tcPr>
           <w:p>
-            <w:r>
-              <w:rPr>
-                <w:sz w:val="18"/>
-              </w:rPr>
-              <w:t>Copie du module dans C:\Program Files\Odoo...\addons\</w:t>
+            <w:proofErr w:type="spellStart"/>
+            <w:r>
+              <w:rPr>
+                <w:sz w:val="18"/>
+              </w:rPr>
+              <w:t>Copie</w:t>
+            </w:r>
+            <w:proofErr w:type="spellEnd"/>
+            <w:r>
+              <w:rPr>
+                <w:sz w:val="18"/>
+              </w:rPr>
+              <w:t xml:space="preserve"> du module dans C:\Program Files\Odoo...\addons\</w:t>
             </w:r>
           </w:p>
         </w:tc>
@@ -2848,8 +6621,30 @@
               <w:rPr>
                 <w:sz w:val="18"/>
               </w:rPr>
-              <w:t>BOM UTF-8 corrompt odoo.conf</w:t>
-            </w:r>
+              <w:t xml:space="preserve">BOM UTF-8 </w:t>
+            </w:r>
+            <w:proofErr w:type="spellStart"/>
+            <w:r>
+              <w:rPr>
+                <w:sz w:val="18"/>
+              </w:rPr>
+              <w:t>corrompt</w:t>
+            </w:r>
+            <w:proofErr w:type="spellEnd"/>
+            <w:r>
+              <w:rPr>
+                <w:sz w:val="18"/>
+              </w:rPr>
+              <w:t xml:space="preserve"> </w:t>
+            </w:r>
+            <w:proofErr w:type="spellStart"/>
+            <w:r>
+              <w:rPr>
+                <w:sz w:val="18"/>
+              </w:rPr>
+              <w:t>odoo.conf</w:t>
+            </w:r>
+            <w:proofErr w:type="spellEnd"/>
           </w:p>
         </w:tc>
         <w:tc>
@@ -2862,7 +6657,35 @@
               <w:rPr>
                 <w:sz w:val="18"/>
               </w:rPr>
-              <w:t>Set-Content en PowerShell 5.1 ajoute un BOM invisible</w:t>
+              <w:t xml:space="preserve">Set-Content </w:t>
+            </w:r>
+            <w:proofErr w:type="spellStart"/>
+            <w:r>
+              <w:rPr>
+                <w:sz w:val="18"/>
+              </w:rPr>
+              <w:t>en</w:t>
+            </w:r>
+            <w:proofErr w:type="spellEnd"/>
+            <w:r>
+              <w:rPr>
+                <w:sz w:val="18"/>
+              </w:rPr>
+              <w:t xml:space="preserve"> PowerShell 5.1 </w:t>
+            </w:r>
+            <w:proofErr w:type="spellStart"/>
+            <w:r>
+              <w:rPr>
+                <w:sz w:val="18"/>
+              </w:rPr>
+              <w:t>ajoute</w:t>
+            </w:r>
+            <w:proofErr w:type="spellEnd"/>
+            <w:r>
+              <w:rPr>
+                <w:sz w:val="18"/>
+              </w:rPr>
+              <w:t xml:space="preserve"> un BOM invisible</w:t>
             </w:r>
           </w:p>
         </w:tc>
@@ -2872,11 +6695,49 @@
             <w:shd w:val="clear" w:color="auto" w:fill="EBF5FB"/>
           </w:tcPr>
           <w:p>
-            <w:r>
-              <w:rPr>
-                <w:sz w:val="18"/>
-              </w:rPr>
-              <w:t>Utilisation de [System.IO.File]::WriteAllText avec UTF8Encoding(false)</w:t>
+            <w:proofErr w:type="spellStart"/>
+            <w:r>
+              <w:rPr>
+                <w:sz w:val="18"/>
+              </w:rPr>
+              <w:t>Utilisation</w:t>
+            </w:r>
+            <w:proofErr w:type="spellEnd"/>
+            <w:r>
+              <w:rPr>
+                <w:sz w:val="18"/>
+              </w:rPr>
+              <w:t xml:space="preserve"> de [</w:t>
+            </w:r>
+            <w:proofErr w:type="spellStart"/>
+            <w:r>
+              <w:rPr>
+                <w:sz w:val="18"/>
+              </w:rPr>
+              <w:t>System.IO.File</w:t>
+            </w:r>
+            <w:proofErr w:type="spellEnd"/>
+            <w:proofErr w:type="gramStart"/>
+            <w:r>
+              <w:rPr>
+                <w:sz w:val="18"/>
+              </w:rPr>
+              <w:t>]::</w:t>
+            </w:r>
+            <w:proofErr w:type="spellStart"/>
+            <w:proofErr w:type="gramEnd"/>
+            <w:r>
+              <w:rPr>
+                <w:sz w:val="18"/>
+              </w:rPr>
+              <w:t>WriteAllText</w:t>
+            </w:r>
+            <w:proofErr w:type="spellEnd"/>
+            <w:r>
+              <w:rPr>
+                <w:sz w:val="18"/>
+              </w:rPr>
+              <w:t xml:space="preserve"> avec UTF8Encoding(false)</w:t>
             </w:r>
           </w:p>
         </w:tc>
@@ -2893,7 +6754,23 @@
     </w:p>
     <w:p>
       <w:r>
-        <w:t xml:space="preserve">Revue effectuée le 21 juin 2026 </w:t>
+        <w:t xml:space="preserve">Revue </w:t>
+      </w:r>
+      <w:proofErr w:type="spellStart"/>
+      <w:r>
+        <w:t>effectuée</w:t>
+      </w:r>
+      <w:proofErr w:type="spellEnd"/>
+      <w:r>
+        <w:t xml:space="preserve"> le 21 </w:t>
+      </w:r>
+      <w:proofErr w:type="spellStart"/>
+      <w:r>
+        <w:t>juin</w:t>
+      </w:r>
+      <w:proofErr w:type="spellEnd"/>
+      <w:r>
+        <w:t xml:space="preserve"> 2026 </w:t>
       </w:r>
       <w:r>
         <w:t>-</w:t>
@@ -2928,6 +6805,7 @@
             <w:pPr>
               <w:jc w:val="center"/>
             </w:pPr>
+            <w:proofErr w:type="spellStart"/>
             <w:r>
               <w:rPr>
                 <w:b/>
@@ -2936,6 +6814,7 @@
               </w:rPr>
               <w:t>Critère</w:t>
             </w:r>
+            <w:proofErr w:type="spellEnd"/>
           </w:p>
         </w:tc>
         <w:tc>
@@ -2947,6 +6826,7 @@
             <w:pPr>
               <w:jc w:val="center"/>
             </w:pPr>
+            <w:proofErr w:type="spellStart"/>
             <w:r>
               <w:rPr>
                 <w:b/>
@@ -2955,6 +6835,7 @@
               </w:rPr>
               <w:t>Évaluation</w:t>
             </w:r>
+            <w:proofErr w:type="spellEnd"/>
           </w:p>
         </w:tc>
         <w:tc>
@@ -2991,8 +6872,16 @@
               <w:rPr>
                 <w:sz w:val="18"/>
               </w:rPr>
-              <w:t>Architecture générale</w:t>
-            </w:r>
+              <w:t xml:space="preserve">Architecture </w:t>
+            </w:r>
+            <w:proofErr w:type="spellStart"/>
+            <w:r>
+              <w:rPr>
+                <w:sz w:val="18"/>
+              </w:rPr>
+              <w:t>générale</w:t>
+            </w:r>
+            <w:proofErr w:type="spellEnd"/>
           </w:p>
         </w:tc>
         <w:tc>
@@ -3001,12 +6890,14 @@
             <w:shd w:val="clear" w:color="auto" w:fill="EBF5FB"/>
           </w:tcPr>
           <w:p>
+            <w:proofErr w:type="spellStart"/>
             <w:r>
               <w:rPr>
                 <w:sz w:val="18"/>
               </w:rPr>
               <w:t>Solide</w:t>
             </w:r>
+            <w:proofErr w:type="spellEnd"/>
           </w:p>
         </w:tc>
         <w:tc>
@@ -3019,7 +6910,49 @@
               <w:rPr>
                 <w:sz w:val="18"/>
               </w:rPr>
-              <w:t>3 couches bien séparées (modèles / vues / rapports)</w:t>
+              <w:t xml:space="preserve">3 couches bien </w:t>
+            </w:r>
+            <w:proofErr w:type="spellStart"/>
+            <w:r>
+              <w:rPr>
+                <w:sz w:val="18"/>
+              </w:rPr>
+              <w:t>séparées</w:t>
+            </w:r>
+            <w:proofErr w:type="spellEnd"/>
+            <w:r>
+              <w:rPr>
+                <w:sz w:val="18"/>
+              </w:rPr>
+              <w:t xml:space="preserve"> (</w:t>
+            </w:r>
+            <w:proofErr w:type="spellStart"/>
+            <w:r>
+              <w:rPr>
+                <w:sz w:val="18"/>
+              </w:rPr>
+              <w:t>modèles</w:t>
+            </w:r>
+            <w:proofErr w:type="spellEnd"/>
+            <w:r>
+              <w:rPr>
+                <w:sz w:val="18"/>
+              </w:rPr>
+              <w:t xml:space="preserve"> / </w:t>
+            </w:r>
+            <w:proofErr w:type="spellStart"/>
+            <w:r>
+              <w:rPr>
+                <w:sz w:val="18"/>
+              </w:rPr>
+              <w:t>vues</w:t>
+            </w:r>
+            <w:proofErr w:type="spellEnd"/>
+            <w:r>
+              <w:rPr>
+                <w:sz w:val="18"/>
+              </w:rPr>
+              <w:t xml:space="preserve"> / rapports)</w:t>
             </w:r>
           </w:p>
         </w:tc>
@@ -3034,11 +6967,19 @@
             <w:shd w:val="clear" w:color="auto" w:fill="FFFFFF"/>
           </w:tcPr>
           <w:p>
-            <w:r>
-              <w:rPr>
-                <w:sz w:val="18"/>
-              </w:rPr>
-              <w:t>Logique métier</w:t>
+            <w:proofErr w:type="spellStart"/>
+            <w:r>
+              <w:rPr>
+                <w:sz w:val="18"/>
+              </w:rPr>
+              <w:t>Logique</w:t>
+            </w:r>
+            <w:proofErr w:type="spellEnd"/>
+            <w:r>
+              <w:rPr>
+                <w:sz w:val="18"/>
+              </w:rPr>
+              <w:t xml:space="preserve"> métier</w:t>
             </w:r>
           </w:p>
         </w:tc>
@@ -3048,12 +6989,14 @@
             <w:shd w:val="clear" w:color="auto" w:fill="FFFFFF"/>
           </w:tcPr>
           <w:p>
+            <w:proofErr w:type="spellStart"/>
             <w:r>
               <w:rPr>
                 <w:sz w:val="18"/>
               </w:rPr>
               <w:t>Correcte</w:t>
             </w:r>
+            <w:proofErr w:type="spellEnd"/>
           </w:p>
         </w:tc>
         <w:tc>
@@ -3066,8 +7009,16 @@
               <w:rPr>
                 <w:sz w:val="18"/>
               </w:rPr>
-              <w:t>FEFO, ordonnances, workflows validés</w:t>
-            </w:r>
+              <w:t xml:space="preserve">FEFO, ordonnances, workflows </w:t>
+            </w:r>
+            <w:proofErr w:type="spellStart"/>
+            <w:r>
+              <w:rPr>
+                <w:sz w:val="18"/>
+              </w:rPr>
+              <w:t>validés</w:t>
+            </w:r>
+            <w:proofErr w:type="spellEnd"/>
           </w:p>
         </w:tc>
       </w:tr>
@@ -3099,8 +7050,16 @@
               <w:rPr>
                 <w:sz w:val="18"/>
               </w:rPr>
-              <w:t>Bien conçue</w:t>
-            </w:r>
+              <w:t xml:space="preserve">Bien </w:t>
+            </w:r>
+            <w:proofErr w:type="spellStart"/>
+            <w:r>
+              <w:rPr>
+                <w:sz w:val="18"/>
+              </w:rPr>
+              <w:t>conçue</w:t>
+            </w:r>
+            <w:proofErr w:type="spellEnd"/>
           </w:p>
         </w:tc>
         <w:tc>
@@ -3113,8 +7072,44 @@
               <w:rPr>
                 <w:sz w:val="18"/>
               </w:rPr>
-              <w:t>OR logic Odoo maîtrisé, 34 règles d'accès</w:t>
-            </w:r>
+              <w:t xml:space="preserve">OR logic Odoo </w:t>
+            </w:r>
+            <w:proofErr w:type="spellStart"/>
+            <w:r>
+              <w:rPr>
+                <w:sz w:val="18"/>
+              </w:rPr>
+              <w:t>maîtrisé</w:t>
+            </w:r>
+            <w:proofErr w:type="spellEnd"/>
+            <w:r>
+              <w:rPr>
+                <w:sz w:val="18"/>
+              </w:rPr>
+              <w:t xml:space="preserve">, 34 </w:t>
+            </w:r>
+            <w:proofErr w:type="spellStart"/>
+            <w:r>
+              <w:rPr>
+                <w:sz w:val="18"/>
+              </w:rPr>
+              <w:t>règles</w:t>
+            </w:r>
+            <w:proofErr w:type="spellEnd"/>
+            <w:r>
+              <w:rPr>
+                <w:sz w:val="18"/>
+              </w:rPr>
+              <w:t xml:space="preserve"> </w:t>
+            </w:r>
+            <w:proofErr w:type="spellStart"/>
+            <w:r>
+              <w:rPr>
+                <w:sz w:val="18"/>
+              </w:rPr>
+              <w:t>d'accès</w:t>
+            </w:r>
+            <w:proofErr w:type="spellEnd"/>
           </w:p>
         </w:tc>
       </w:tr>
@@ -3128,11 +7123,19 @@
             <w:shd w:val="clear" w:color="auto" w:fill="FFFFFF"/>
           </w:tcPr>
           <w:p>
-            <w:r>
-              <w:rPr>
-                <w:sz w:val="18"/>
-              </w:rPr>
-              <w:t>Compatibilité Odoo 18</w:t>
+            <w:proofErr w:type="spellStart"/>
+            <w:r>
+              <w:rPr>
+                <w:sz w:val="18"/>
+              </w:rPr>
+              <w:t>Compatibilité</w:t>
+            </w:r>
+            <w:proofErr w:type="spellEnd"/>
+            <w:r>
+              <w:rPr>
+                <w:sz w:val="18"/>
+              </w:rPr>
+              <w:t xml:space="preserve"> Odoo 18</w:t>
             </w:r>
           </w:p>
         </w:tc>
@@ -3189,12 +7192,14 @@
             <w:shd w:val="clear" w:color="auto" w:fill="EBF5FB"/>
           </w:tcPr>
           <w:p>
+            <w:proofErr w:type="spellStart"/>
             <w:r>
               <w:rPr>
                 <w:sz w:val="18"/>
               </w:rPr>
               <w:t>Professionnels</w:t>
             </w:r>
+            <w:proofErr w:type="spellEnd"/>
           </w:p>
         </w:tc>
         <w:tc>
@@ -3207,7 +7212,35 @@
               <w:rPr>
                 <w:sz w:val="18"/>
               </w:rPr>
-              <w:t>Mentions légales, signatures, conformité DPM</w:t>
+              <w:t xml:space="preserve">Mentions </w:t>
+            </w:r>
+            <w:proofErr w:type="spellStart"/>
+            <w:r>
+              <w:rPr>
+                <w:sz w:val="18"/>
+              </w:rPr>
+              <w:t>légales</w:t>
+            </w:r>
+            <w:proofErr w:type="spellEnd"/>
+            <w:r>
+              <w:rPr>
+                <w:sz w:val="18"/>
+              </w:rPr>
+              <w:t xml:space="preserve">, signatures, </w:t>
+            </w:r>
+            <w:proofErr w:type="spellStart"/>
+            <w:r>
+              <w:rPr>
+                <w:sz w:val="18"/>
+              </w:rPr>
+              <w:t>conformité</w:t>
+            </w:r>
+            <w:proofErr w:type="spellEnd"/>
+            <w:r>
+              <w:rPr>
+                <w:sz w:val="18"/>
+              </w:rPr>
+              <w:t xml:space="preserve"> DPM</w:t>
             </w:r>
           </w:p>
         </w:tc>
@@ -3222,11 +7255,19 @@
             <w:shd w:val="clear" w:color="auto" w:fill="FFFFFF"/>
           </w:tcPr>
           <w:p>
-            <w:r>
-              <w:rPr>
-                <w:sz w:val="18"/>
-              </w:rPr>
-              <w:t>Qualité du code</w:t>
+            <w:proofErr w:type="spellStart"/>
+            <w:r>
+              <w:rPr>
+                <w:sz w:val="18"/>
+              </w:rPr>
+              <w:t>Qualité</w:t>
+            </w:r>
+            <w:proofErr w:type="spellEnd"/>
+            <w:r>
+              <w:rPr>
+                <w:sz w:val="18"/>
+              </w:rPr>
+              <w:t xml:space="preserve"> du code</w:t>
             </w:r>
           </w:p>
         </w:tc>
@@ -3254,7 +7295,35 @@
               <w:rPr>
                 <w:sz w:val="18"/>
               </w:rPr>
-              <w:t>Computed fields, contraintes, séquences auto</w:t>
+              <w:t xml:space="preserve">Computed fields, </w:t>
+            </w:r>
+            <w:proofErr w:type="spellStart"/>
+            <w:r>
+              <w:rPr>
+                <w:sz w:val="18"/>
+              </w:rPr>
+              <w:t>contraintes</w:t>
+            </w:r>
+            <w:proofErr w:type="spellEnd"/>
+            <w:r>
+              <w:rPr>
+                <w:sz w:val="18"/>
+              </w:rPr>
+              <w:t xml:space="preserve">, </w:t>
+            </w:r>
+            <w:proofErr w:type="spellStart"/>
+            <w:r>
+              <w:rPr>
+                <w:sz w:val="18"/>
+              </w:rPr>
+              <w:t>séquences</w:t>
+            </w:r>
+            <w:proofErr w:type="spellEnd"/>
+            <w:r>
+              <w:rPr>
+                <w:sz w:val="18"/>
+              </w:rPr>
+              <w:t xml:space="preserve"> auto</w:t>
             </w:r>
           </w:p>
         </w:tc>
@@ -3271,19 +7340,346 @@
     </w:p>
     <w:p>
       <w:r>
-        <w:t>Le module pharmacie_management constitue une solution complète et fonctionnelle pour la gestion d'une officine pharmaceutique sénégalaise. Il couvre l'ensemble du cycle opérationnel : de l'approvisionnement fournisseurs à la vente au comptoir, en passant par la gestion des stocks avec traçabilité des lots et alertes de péremption.</w:t>
+        <w:t xml:space="preserve">Le module </w:t>
+      </w:r>
+      <w:proofErr w:type="spellStart"/>
+      <w:r>
+        <w:t>pharmacie_management</w:t>
+      </w:r>
+      <w:proofErr w:type="spellEnd"/>
+      <w:r>
+        <w:t xml:space="preserve"> </w:t>
+      </w:r>
+      <w:proofErr w:type="spellStart"/>
+      <w:r>
+        <w:t>constitue</w:t>
+      </w:r>
+      <w:proofErr w:type="spellEnd"/>
+      <w:r>
+        <w:t xml:space="preserve"> </w:t>
+      </w:r>
+      <w:proofErr w:type="spellStart"/>
+      <w:r>
+        <w:t>une</w:t>
+      </w:r>
+      <w:proofErr w:type="spellEnd"/>
+      <w:r>
+        <w:t xml:space="preserve"> solution </w:t>
+      </w:r>
+      <w:proofErr w:type="spellStart"/>
+      <w:r>
+        <w:t>complète</w:t>
+      </w:r>
+      <w:proofErr w:type="spellEnd"/>
+      <w:r>
+        <w:t xml:space="preserve"> et </w:t>
+      </w:r>
+      <w:proofErr w:type="spellStart"/>
+      <w:r>
+        <w:t>fonctionnelle</w:t>
+      </w:r>
+      <w:proofErr w:type="spellEnd"/>
+      <w:r>
+        <w:t xml:space="preserve"> pour la gestion </w:t>
+      </w:r>
+      <w:proofErr w:type="spellStart"/>
+      <w:r>
+        <w:t>d'une</w:t>
+      </w:r>
+      <w:proofErr w:type="spellEnd"/>
+      <w:r>
+        <w:t xml:space="preserve"> </w:t>
+      </w:r>
+      <w:proofErr w:type="spellStart"/>
+      <w:r>
+        <w:t>officine</w:t>
+      </w:r>
+      <w:proofErr w:type="spellEnd"/>
+      <w:r>
+        <w:t xml:space="preserve"> </w:t>
+      </w:r>
+      <w:proofErr w:type="spellStart"/>
+      <w:r>
+        <w:t>pharmaceutique</w:t>
+      </w:r>
+      <w:proofErr w:type="spellEnd"/>
+      <w:r>
+        <w:t xml:space="preserve"> </w:t>
+      </w:r>
+      <w:proofErr w:type="spellStart"/>
+      <w:r>
+        <w:t>sénégalaise</w:t>
+      </w:r>
+      <w:proofErr w:type="spellEnd"/>
+      <w:r>
+        <w:t xml:space="preserve">. Il </w:t>
+      </w:r>
+      <w:proofErr w:type="spellStart"/>
+      <w:r>
+        <w:t>couvre</w:t>
+      </w:r>
+      <w:proofErr w:type="spellEnd"/>
+      <w:r>
+        <w:t xml:space="preserve"> </w:t>
+      </w:r>
+      <w:proofErr w:type="spellStart"/>
+      <w:r>
+        <w:t>l'ensemble</w:t>
+      </w:r>
+      <w:proofErr w:type="spellEnd"/>
+      <w:r>
+        <w:t xml:space="preserve"> du cycle </w:t>
+      </w:r>
+      <w:proofErr w:type="spellStart"/>
+      <w:r>
+        <w:t>opérationnel</w:t>
+      </w:r>
+      <w:proofErr w:type="spellEnd"/>
+      <w:r>
+        <w:t xml:space="preserve"> : de </w:t>
+      </w:r>
+      <w:proofErr w:type="spellStart"/>
+      <w:r>
+        <w:t>l'approvisionnement</w:t>
+      </w:r>
+      <w:proofErr w:type="spellEnd"/>
+      <w:r>
+        <w:t xml:space="preserve"> </w:t>
+      </w:r>
+      <w:proofErr w:type="spellStart"/>
+      <w:r>
+        <w:t>fournisseurs</w:t>
+      </w:r>
+      <w:proofErr w:type="spellEnd"/>
+      <w:r>
+        <w:t xml:space="preserve"> à la vente au </w:t>
+      </w:r>
+      <w:proofErr w:type="spellStart"/>
+      <w:r>
+        <w:t>comptoir</w:t>
+      </w:r>
+      <w:proofErr w:type="spellEnd"/>
+      <w:r>
+        <w:t xml:space="preserve">, </w:t>
+      </w:r>
+      <w:proofErr w:type="spellStart"/>
+      <w:r>
+        <w:t>en</w:t>
+      </w:r>
+      <w:proofErr w:type="spellEnd"/>
+      <w:r>
+        <w:t xml:space="preserve"> passant par la gestion des stocks avec </w:t>
+      </w:r>
+      <w:proofErr w:type="spellStart"/>
+      <w:r>
+        <w:t>traçabilité</w:t>
+      </w:r>
+      <w:proofErr w:type="spellEnd"/>
+      <w:r>
+        <w:t xml:space="preserve"> des lots et </w:t>
+      </w:r>
+      <w:proofErr w:type="spellStart"/>
+      <w:r>
+        <w:t>alertes</w:t>
+      </w:r>
+      <w:proofErr w:type="spellEnd"/>
+      <w:r>
+        <w:t xml:space="preserve"> de </w:t>
+      </w:r>
+      <w:proofErr w:type="spellStart"/>
+      <w:r>
+        <w:t>péremption</w:t>
+      </w:r>
+      <w:proofErr w:type="spellEnd"/>
+      <w:r>
+        <w:t>.</w:t>
       </w:r>
     </w:p>
     <w:p>
       <w:r>
-        <w:t>Les 1 400+ lignes de code Python et XML développées démontrent la maîtrise du framework Odoo 18 et des bonnes pratiques de développement ERP : ORM, QWeb, workflows, sécurité multi-niveaux et rapports PDF.</w:t>
+        <w:t xml:space="preserve">Les 1 400+ </w:t>
+      </w:r>
+      <w:proofErr w:type="spellStart"/>
+      <w:r>
+        <w:t>lignes</w:t>
+      </w:r>
+      <w:proofErr w:type="spellEnd"/>
+      <w:r>
+        <w:t xml:space="preserve"> de code Python et XML </w:t>
+      </w:r>
+      <w:proofErr w:type="spellStart"/>
+      <w:r>
+        <w:t>développées</w:t>
+      </w:r>
+      <w:proofErr w:type="spellEnd"/>
+      <w:r>
+        <w:t xml:space="preserve"> </w:t>
+      </w:r>
+      <w:proofErr w:type="spellStart"/>
+      <w:r>
+        <w:t>démontrent</w:t>
+      </w:r>
+      <w:proofErr w:type="spellEnd"/>
+      <w:r>
+        <w:t xml:space="preserve"> la </w:t>
+      </w:r>
+      <w:proofErr w:type="spellStart"/>
+      <w:r>
+        <w:t>maîtrise</w:t>
+      </w:r>
+      <w:proofErr w:type="spellEnd"/>
+      <w:r>
+        <w:t xml:space="preserve"> du framework Odoo 18 et des </w:t>
+      </w:r>
+      <w:proofErr w:type="spellStart"/>
+      <w:r>
+        <w:t>bonnes</w:t>
+      </w:r>
+      <w:proofErr w:type="spellEnd"/>
+      <w:r>
+        <w:t xml:space="preserve"> pratiques de </w:t>
+      </w:r>
+      <w:proofErr w:type="spellStart"/>
+      <w:r>
+        <w:t>développement</w:t>
+      </w:r>
+      <w:proofErr w:type="spellEnd"/>
+      <w:r>
+        <w:t xml:space="preserve"> ERP : ORM, </w:t>
+      </w:r>
+      <w:proofErr w:type="spellStart"/>
+      <w:r>
+        <w:t>QWeb</w:t>
+      </w:r>
+      <w:proofErr w:type="spellEnd"/>
+      <w:r>
+        <w:t>, workflows, sécurité multi-</w:t>
+      </w:r>
+      <w:proofErr w:type="spellStart"/>
+      <w:r>
+        <w:t>niveaux</w:t>
+      </w:r>
+      <w:proofErr w:type="spellEnd"/>
+      <w:r>
+        <w:t xml:space="preserve"> et rapports PDF.</w:t>
       </w:r>
     </w:p>
     <w:p/>
     <w:p>
       <w:r>
-        <w:lastRenderedPageBreak/>
-        <w:t>Ce travail constitue une base solide pour une extension future vers des fonctionnalités avancées : intégration avec l'API DPM pour la vérification des AMM, tableau de bord analytique, ou synchronisation avec un système de caisse physique.</w:t>
+        <w:t xml:space="preserve">Ce travail </w:t>
+      </w:r>
+      <w:proofErr w:type="spellStart"/>
+      <w:r>
+        <w:t>constitue</w:t>
+      </w:r>
+      <w:proofErr w:type="spellEnd"/>
+      <w:r>
+        <w:t xml:space="preserve"> </w:t>
+      </w:r>
+      <w:proofErr w:type="spellStart"/>
+      <w:r>
+        <w:t>une</w:t>
+      </w:r>
+      <w:proofErr w:type="spellEnd"/>
+      <w:r>
+        <w:t xml:space="preserve"> base </w:t>
+      </w:r>
+      <w:proofErr w:type="spellStart"/>
+      <w:r>
+        <w:t>solide</w:t>
+      </w:r>
+      <w:proofErr w:type="spellEnd"/>
+      <w:r>
+        <w:t xml:space="preserve"> pour </w:t>
+      </w:r>
+      <w:proofErr w:type="spellStart"/>
+      <w:r>
+        <w:t>une</w:t>
+      </w:r>
+      <w:proofErr w:type="spellEnd"/>
+      <w:r>
+        <w:t xml:space="preserve"> extension future vers des </w:t>
+      </w:r>
+      <w:proofErr w:type="spellStart"/>
+      <w:r>
+        <w:t>fonctionnalités</w:t>
+      </w:r>
+      <w:proofErr w:type="spellEnd"/>
+      <w:r>
+        <w:t xml:space="preserve"> </w:t>
+      </w:r>
+      <w:proofErr w:type="spellStart"/>
+      <w:r>
+        <w:t>avancées</w:t>
+      </w:r>
+      <w:proofErr w:type="spellEnd"/>
+      <w:r>
+        <w:t xml:space="preserve"> : </w:t>
+      </w:r>
+      <w:proofErr w:type="spellStart"/>
+      <w:r>
+        <w:t>intégration</w:t>
+      </w:r>
+      <w:proofErr w:type="spellEnd"/>
+      <w:r>
+        <w:t xml:space="preserve"> avec </w:t>
+      </w:r>
+      <w:proofErr w:type="spellStart"/>
+      <w:r>
+        <w:t>l'API</w:t>
+      </w:r>
+      <w:proofErr w:type="spellEnd"/>
+      <w:r>
+        <w:t xml:space="preserve"> DPM pour la </w:t>
+      </w:r>
+      <w:proofErr w:type="spellStart"/>
+      <w:r>
+        <w:t>vérification</w:t>
+      </w:r>
+      <w:proofErr w:type="spellEnd"/>
+      <w:r>
+        <w:t xml:space="preserve"> des AMM, tableau de bord </w:t>
+      </w:r>
+      <w:proofErr w:type="spellStart"/>
+      <w:r>
+        <w:t>analytique</w:t>
+      </w:r>
+      <w:proofErr w:type="spellEnd"/>
+      <w:r>
+        <w:t xml:space="preserve">, </w:t>
+      </w:r>
+      <w:proofErr w:type="spellStart"/>
+      <w:r>
+        <w:t>ou</w:t>
+      </w:r>
+      <w:proofErr w:type="spellEnd"/>
+      <w:r>
+        <w:t xml:space="preserve"> </w:t>
+      </w:r>
+      <w:proofErr w:type="spellStart"/>
+      <w:r>
+        <w:t>synchronisation</w:t>
+      </w:r>
+      <w:proofErr w:type="spellEnd"/>
+      <w:r>
+        <w:t xml:space="preserve"> avec un </w:t>
+      </w:r>
+      <w:proofErr w:type="spellStart"/>
+      <w:r>
+        <w:t>système</w:t>
+      </w:r>
+      <w:proofErr w:type="spellEnd"/>
+      <w:r>
+        <w:t xml:space="preserve"> de </w:t>
+      </w:r>
+      <w:proofErr w:type="spellStart"/>
+      <w:r>
+        <w:t>caisse</w:t>
+      </w:r>
+      <w:proofErr w:type="spellEnd"/>
+      <w:r>
+        <w:t xml:space="preserve"> physique.</w:t>
       </w:r>
     </w:p>
     <w:p/>
